--- a/CV_Jing_Li_10-9-2026.docx
+++ b/CV_Jing_Li_10-9-2026.docx
@@ -571,6 +571,7 @@
         </w:rPr>
         <w:t xml:space="preserve"> </w:t>
       </w:r>
+      <w:proofErr w:type="spellStart"/>
       <w:r>
         <w:rPr>
           <w:rFonts w:ascii="Times New Roman" w:hAnsi="Times New Roman" w:cs="Times New Roman"/>
@@ -578,24 +579,45 @@
           <w:sz w:val="21"/>
           <w:szCs w:val="21"/>
         </w:rPr>
-        <w:t>Seock-Ho Kim;</w:t>
-      </w:r>
-      <w:r>
-        <w:rPr>
-          <w:rFonts w:ascii="Times New Roman" w:hAnsi="Times New Roman" w:cs="Times New Roman"/>
+        <w:t>Seock</w:t>
+      </w:r>
+      <w:proofErr w:type="spellEnd"/>
+      <w:r>
+        <w:rPr>
+          <w:rFonts w:ascii="Times New Roman" w:hAnsi="Times New Roman" w:cs="Times New Roman"/>
+          <w:iCs/>
           <w:sz w:val="21"/>
           <w:szCs w:val="21"/>
         </w:rPr>
-        <w:t xml:space="preserve"> </w:t>
-      </w:r>
-      <w:r>
-        <w:rPr>
-          <w:rFonts w:ascii="Times New Roman" w:hAnsi="Times New Roman" w:cs="Times New Roman"/>
-          <w:iCs/>
+        <w:t>-Ho Kim;</w:t>
+      </w:r>
+      <w:r>
+        <w:rPr>
+          <w:rFonts w:ascii="Times New Roman" w:hAnsi="Times New Roman" w:cs="Times New Roman"/>
           <w:sz w:val="21"/>
           <w:szCs w:val="21"/>
         </w:rPr>
-        <w:t>Zhenqiu (Laura) Lu; Stacey M</w:t>
+        <w:t xml:space="preserve"> </w:t>
+      </w:r>
+      <w:proofErr w:type="spellStart"/>
+      <w:r>
+        <w:rPr>
+          <w:rFonts w:ascii="Times New Roman" w:hAnsi="Times New Roman" w:cs="Times New Roman"/>
+          <w:iCs/>
+          <w:sz w:val="21"/>
+          <w:szCs w:val="21"/>
+        </w:rPr>
+        <w:t>Zhenqiu</w:t>
+      </w:r>
+      <w:proofErr w:type="spellEnd"/>
+      <w:r>
+        <w:rPr>
+          <w:rFonts w:ascii="Times New Roman" w:hAnsi="Times New Roman" w:cs="Times New Roman"/>
+          <w:iCs/>
+          <w:sz w:val="21"/>
+          <w:szCs w:val="21"/>
+        </w:rPr>
+        <w:t xml:space="preserve"> (Laura) Lu; Stacey M</w:t>
       </w:r>
       <w:r>
         <w:rPr>
@@ -2188,18 +2210,31 @@
         </w:rPr>
         <w:t xml:space="preserve">Springer. </w:t>
       </w:r>
-      <w:hyperlink r:id="rId15" w:history="1">
-        <w:r>
-          <w:rPr>
-            <w:rStyle w:val="Hyperlink"/>
-            <w:rFonts w:ascii="Times New Roman" w:hAnsi="Times New Roman" w:cs="Times New Roman"/>
-            <w:sz w:val="24"/>
-            <w:szCs w:val="24"/>
-            <w:lang w:val="de-DE"/>
-          </w:rPr>
-          <w:t>https://doi.org/10.1007/978-3-031-55548-0_22</w:t>
-        </w:r>
-      </w:hyperlink>
+      <w:r>
+        <w:fldChar w:fldCharType="begin"/>
+      </w:r>
+      <w:r>
+        <w:rPr>
+          <w:lang w:val="de-DE"/>
+        </w:rPr>
+        <w:instrText>HYPERLINK "https://doi.org/10.1007/978-3-031-55548-0_22"</w:instrText>
+      </w:r>
+      <w:r>
+        <w:fldChar w:fldCharType="separate"/>
+      </w:r>
+      <w:r>
+        <w:rPr>
+          <w:rStyle w:val="Hyperlink"/>
+          <w:rFonts w:ascii="Times New Roman" w:hAnsi="Times New Roman" w:cs="Times New Roman"/>
+          <w:sz w:val="24"/>
+          <w:szCs w:val="24"/>
+          <w:lang w:val="de-DE"/>
+        </w:rPr>
+        <w:t>https://doi.org/10.1007/978-3-031-55548-0_22</w:t>
+      </w:r>
+      <w:r>
+        <w:fldChar w:fldCharType="end"/>
+      </w:r>
       <w:r>
         <w:rPr>
           <w:rFonts w:ascii="Times New Roman" w:hAnsi="Times New Roman" w:cs="Times New Roman"/>
@@ -2278,7 +2313,7 @@
         </w:rPr>
         <w:t xml:space="preserve">(1), 13922. </w:t>
       </w:r>
-      <w:hyperlink r:id="rId16" w:history="1">
+      <w:hyperlink r:id="rId15" w:history="1">
         <w:r>
           <w:rPr>
             <w:rStyle w:val="Hyperlink"/>
@@ -2357,7 +2392,7 @@
         </w:rPr>
         <w:t xml:space="preserve"> </w:t>
       </w:r>
-      <w:hyperlink r:id="rId17" w:history="1">
+      <w:hyperlink r:id="rId16" w:history="1">
         <w:r>
           <w:rPr>
             <w:rStyle w:val="Hyperlink"/>
@@ -3320,7 +3355,7 @@
         </w:rPr>
         <w:t xml:space="preserve">, Shen, Z., &amp; Kelcey, B. (2026). od4main: Statistical power and optimal design of experiments investigating main or average treatment effects [Shiny app]. </w:t>
       </w:r>
-      <w:hyperlink r:id="rId18" w:history="1">
+      <w:hyperlink r:id="rId17" w:history="1">
         <w:r>
           <w:rPr>
             <w:rStyle w:val="Hyperlink"/>
@@ -3371,7 +3406,7 @@
         </w:rPr>
         <w:t xml:space="preserve">, &amp; Kelcey, B. (2026). od4mod: Statistical power and jointly optimal design of experiments investigating moderation and main effects [Shiny app]. </w:t>
       </w:r>
-      <w:hyperlink r:id="rId19" w:history="1">
+      <w:hyperlink r:id="rId18" w:history="1">
         <w:r>
           <w:rPr>
             <w:rStyle w:val="Hyperlink"/>
@@ -3424,9 +3459,29 @@
           <w:szCs w:val="24"/>
           <w:lang w:eastAsia="zh-CN"/>
         </w:rPr>
-        <w:t xml:space="preserve">, Cox, K., &amp; Wu, R. (2026). anomo: Study design and analysis of experiments testing statistical equivalence [Shiny App]. </w:t>
-      </w:r>
-      <w:hyperlink r:id="rId20" w:history="1">
+        <w:t xml:space="preserve">, Cox, K., &amp; Wu, R. (2026). </w:t>
+      </w:r>
+      <w:proofErr w:type="spellStart"/>
+      <w:r>
+        <w:rPr>
+          <w:rFonts w:ascii="Times New Roman" w:hAnsi="Times New Roman" w:cs="Times New Roman"/>
+          <w:sz w:val="24"/>
+          <w:szCs w:val="24"/>
+          <w:lang w:eastAsia="zh-CN"/>
+        </w:rPr>
+        <w:t>anomo</w:t>
+      </w:r>
+      <w:proofErr w:type="spellEnd"/>
+      <w:r>
+        <w:rPr>
+          <w:rFonts w:ascii="Times New Roman" w:hAnsi="Times New Roman" w:cs="Times New Roman"/>
+          <w:sz w:val="24"/>
+          <w:szCs w:val="24"/>
+          <w:lang w:eastAsia="zh-CN"/>
+        </w:rPr>
+        <w:t xml:space="preserve">: Study design and analysis of experiments testing statistical equivalence [Shiny App]. </w:t>
+      </w:r>
+      <w:hyperlink r:id="rId19" w:history="1">
         <w:r>
           <w:rPr>
             <w:rStyle w:val="Hyperlink"/>
@@ -4449,13 +4504,65 @@
           <w:szCs w:val="24"/>
         </w:rPr>
       </w:pPr>
-      <w:r>
-        <w:rPr>
-          <w:rFonts w:ascii="Times New Roman" w:hAnsi="Times New Roman" w:cs="Times New Roman"/>
-          <w:b/>
-          <w:sz w:val="24"/>
-          <w:szCs w:val="24"/>
-        </w:rPr>
+    </w:p>
+    <w:p>
+      <w:pPr>
+        <w:pBdr>
+          <w:bottom w:val="single" w:sz="4" w:space="1" w:color="auto"/>
+        </w:pBdr>
+        <w:tabs>
+          <w:tab w:val="right" w:pos="10800"/>
+        </w:tabs>
+        <w:spacing w:after="0"/>
+        <w:rPr>
+          <w:rFonts w:ascii="Times New Roman" w:hAnsi="Times New Roman" w:cs="Times New Roman"/>
+          <w:b/>
+          <w:sz w:val="24"/>
+          <w:szCs w:val="24"/>
+        </w:rPr>
+      </w:pPr>
+    </w:p>
+    <w:p>
+      <w:pPr>
+        <w:pBdr>
+          <w:bottom w:val="single" w:sz="4" w:space="1" w:color="auto"/>
+        </w:pBdr>
+        <w:tabs>
+          <w:tab w:val="right" w:pos="10800"/>
+        </w:tabs>
+        <w:spacing w:after="0"/>
+        <w:rPr>
+          <w:rFonts w:ascii="Times New Roman" w:hAnsi="Times New Roman" w:cs="Times New Roman"/>
+          <w:b/>
+          <w:sz w:val="24"/>
+          <w:szCs w:val="24"/>
+        </w:rPr>
+      </w:pPr>
+    </w:p>
+    <w:p>
+      <w:pPr>
+        <w:pBdr>
+          <w:bottom w:val="single" w:sz="4" w:space="1" w:color="auto"/>
+        </w:pBdr>
+        <w:tabs>
+          <w:tab w:val="right" w:pos="10800"/>
+        </w:tabs>
+        <w:spacing w:after="0"/>
+        <w:rPr>
+          <w:rFonts w:ascii="Times New Roman" w:hAnsi="Times New Roman" w:cs="Times New Roman"/>
+          <w:b/>
+          <w:sz w:val="24"/>
+          <w:szCs w:val="24"/>
+        </w:rPr>
+      </w:pPr>
+      <w:r>
+        <w:rPr>
+          <w:rFonts w:ascii="Times New Roman" w:hAnsi="Times New Roman" w:cs="Times New Roman"/>
+          <w:b/>
+          <w:sz w:val="24"/>
+          <w:szCs w:val="24"/>
+        </w:rPr>
+        <w:lastRenderedPageBreak/>
         <w:t>RESEARCH EXPERIENCE</w:t>
       </w:r>
     </w:p>
@@ -4495,6 +4602,7 @@
           <w:szCs w:val="24"/>
         </w:rPr>
       </w:pPr>
+      <w:proofErr w:type="spellStart"/>
       <w:r>
         <w:rPr>
           <w:rFonts w:ascii="Times New Roman" w:hAnsi="Times New Roman" w:cs="Times New Roman"/>
@@ -4502,7 +4610,17 @@
           <w:sz w:val="24"/>
           <w:szCs w:val="24"/>
         </w:rPr>
-        <w:t>StratisWell, partnered with Aevum Health Initiative</w:t>
+        <w:t>StratisWell</w:t>
+      </w:r>
+      <w:proofErr w:type="spellEnd"/>
+      <w:r>
+        <w:rPr>
+          <w:rFonts w:ascii="Times New Roman" w:hAnsi="Times New Roman" w:cs="Times New Roman"/>
+          <w:i/>
+          <w:sz w:val="24"/>
+          <w:szCs w:val="24"/>
+        </w:rPr>
+        <w:t>, partnered with Aevum Health Initiative</w:t>
       </w:r>
       <w:r>
         <w:rPr>
@@ -4588,7 +4706,6 @@
           <w:sz w:val="24"/>
           <w:szCs w:val="24"/>
         </w:rPr>
-        <w:lastRenderedPageBreak/>
         <w:t xml:space="preserve">Estimated prevalence of </w:t>
       </w:r>
       <w:r>
@@ -4843,6 +4960,7 @@
         </w:rPr>
         <w:tab/>
       </w:r>
+      <w:proofErr w:type="gramStart"/>
       <w:r>
         <w:rPr>
           <w:rFonts w:ascii="Times New Roman" w:hAnsi="Times New Roman" w:cs="Times New Roman"/>
@@ -4864,6 +4982,7 @@
         </w:rPr>
         <w:tab/>
       </w:r>
+      <w:proofErr w:type="gramEnd"/>
       <w:r>
         <w:rPr>
           <w:rFonts w:ascii="Times New Roman" w:hAnsi="Times New Roman" w:cs="Times New Roman"/>
@@ -4975,6 +5094,7 @@
         </w:rPr>
         <w:t xml:space="preserve">Converted the </w:t>
       </w:r>
+      <w:proofErr w:type="spellStart"/>
       <w:r>
         <w:rPr>
           <w:rFonts w:ascii="Times New Roman" w:hAnsi="Times New Roman" w:cs="Times New Roman"/>
@@ -4985,6 +5105,7 @@
         </w:rPr>
         <w:t>odr</w:t>
       </w:r>
+      <w:proofErr w:type="spellEnd"/>
       <w:r>
         <w:rPr>
           <w:rFonts w:ascii="Times New Roman" w:hAnsi="Times New Roman" w:cs="Times New Roman"/>
@@ -5001,6 +5122,7 @@
         </w:rPr>
         <w:t xml:space="preserve">and </w:t>
       </w:r>
+      <w:proofErr w:type="spellStart"/>
       <w:r>
         <w:rPr>
           <w:rFonts w:ascii="Times New Roman" w:hAnsi="Times New Roman" w:cs="Times New Roman"/>
@@ -5011,6 +5133,7 @@
         </w:rPr>
         <w:t>anomo</w:t>
       </w:r>
+      <w:proofErr w:type="spellEnd"/>
       <w:r>
         <w:rPr>
           <w:rFonts w:ascii="Times New Roman" w:hAnsi="Times New Roman" w:cs="Times New Roman"/>
@@ -5848,7 +5971,27 @@
           <w:sz w:val="24"/>
           <w:szCs w:val="24"/>
         </w:rPr>
-        <w:t>Managed and analyzed multi-source Pre-K datasets in R/SPSS on school readiness, classroom environment, perceived competence, social acceptance, and coping resources.</w:t>
+        <w:t xml:space="preserve">Managed and analyzed multi-source </w:t>
+      </w:r>
+      <w:proofErr w:type="gramStart"/>
+      <w:r>
+        <w:rPr>
+          <w:rFonts w:ascii="Times New Roman" w:hAnsi="Times New Roman" w:cs="Times New Roman"/>
+          <w:bCs/>
+          <w:sz w:val="24"/>
+          <w:szCs w:val="24"/>
+        </w:rPr>
+        <w:t>Pre-K</w:t>
+      </w:r>
+      <w:proofErr w:type="gramEnd"/>
+      <w:r>
+        <w:rPr>
+          <w:rFonts w:ascii="Times New Roman" w:hAnsi="Times New Roman" w:cs="Times New Roman"/>
+          <w:bCs/>
+          <w:sz w:val="24"/>
+          <w:szCs w:val="24"/>
+        </w:rPr>
+        <w:t xml:space="preserve"> datasets in R/SPSS on school readiness, classroom environment, perceived competence, social acceptance, and coping resources.</w:t>
       </w:r>
     </w:p>
     <w:p>
@@ -5875,7 +6018,27 @@
           <w:sz w:val="24"/>
           <w:szCs w:val="24"/>
         </w:rPr>
-        <w:t>In collaboration with Dr. Stacey M. Neuharth-Pritchett, applied a two-stage nested design and multinomial logistic regression to test how math ability, language ability, and classroom risk jointly predict Pre-K readiness (supports a forthcoming manuscript).</w:t>
+        <w:t xml:space="preserve">In collaboration with Dr. Stacey M. Neuharth-Pritchett, applied a two-stage nested design and multinomial logistic regression to test how math ability, language ability, and classroom risk jointly predict </w:t>
+      </w:r>
+      <w:proofErr w:type="gramStart"/>
+      <w:r>
+        <w:rPr>
+          <w:rFonts w:ascii="Times New Roman" w:hAnsi="Times New Roman" w:cs="Times New Roman"/>
+          <w:bCs/>
+          <w:sz w:val="24"/>
+          <w:szCs w:val="24"/>
+        </w:rPr>
+        <w:t>Pre-K</w:t>
+      </w:r>
+      <w:proofErr w:type="gramEnd"/>
+      <w:r>
+        <w:rPr>
+          <w:rFonts w:ascii="Times New Roman" w:hAnsi="Times New Roman" w:cs="Times New Roman"/>
+          <w:bCs/>
+          <w:sz w:val="24"/>
+          <w:szCs w:val="24"/>
+        </w:rPr>
+        <w:t xml:space="preserve"> readiness (supports a forthcoming manuscript).</w:t>
       </w:r>
     </w:p>
     <w:p>
@@ -5911,39 +6074,25 @@
           <w:tab w:val="right" w:pos="10800"/>
         </w:tabs>
         <w:spacing w:after="0"/>
-        <w:ind w:left="720"/>
-        <w:rPr>
-          <w:rFonts w:ascii="Times New Roman" w:hAnsi="Times New Roman" w:cs="Times New Roman"/>
-          <w:bCs/>
-          <w:sz w:val="24"/>
-          <w:szCs w:val="24"/>
-        </w:rPr>
-      </w:pPr>
-    </w:p>
-    <w:p>
-      <w:pPr>
-        <w:tabs>
-          <w:tab w:val="right" w:pos="10800"/>
-        </w:tabs>
-        <w:spacing w:after="0"/>
-        <w:rPr>
-          <w:rFonts w:ascii="Times New Roman" w:hAnsi="Times New Roman" w:cs="Times New Roman"/>
-          <w:b/>
-          <w:bCs/>
-          <w:iCs/>
-          <w:sz w:val="24"/>
-          <w:szCs w:val="24"/>
-        </w:rPr>
-      </w:pPr>
-      <w:r>
-        <w:rPr>
-          <w:rFonts w:ascii="Times New Roman" w:hAnsi="Times New Roman" w:cs="Times New Roman"/>
-          <w:b/>
-          <w:bCs/>
-          <w:iCs/>
-          <w:sz w:val="24"/>
-          <w:szCs w:val="24"/>
-        </w:rPr>
+        <w:rPr>
+          <w:rFonts w:ascii="Times New Roman" w:hAnsi="Times New Roman" w:cs="Times New Roman"/>
+          <w:b/>
+          <w:bCs/>
+          <w:iCs/>
+          <w:sz w:val="24"/>
+          <w:szCs w:val="24"/>
+        </w:rPr>
+      </w:pPr>
+      <w:r>
+        <w:rPr>
+          <w:rFonts w:ascii="Times New Roman" w:hAnsi="Times New Roman" w:cs="Times New Roman"/>
+          <w:b/>
+          <w:bCs/>
+          <w:iCs/>
+          <w:sz w:val="24"/>
+          <w:szCs w:val="24"/>
+        </w:rPr>
+        <w:lastRenderedPageBreak/>
         <w:t>Student Assistant- College Town Project</w:t>
       </w:r>
       <w:r>
@@ -6074,7 +6223,6 @@
           <w:sz w:val="24"/>
           <w:szCs w:val="24"/>
         </w:rPr>
-        <w:lastRenderedPageBreak/>
         <w:t>Designed and implemented surveys using Qualtrics and collected data from participants.</w:t>
       </w:r>
     </w:p>
@@ -6197,21 +6345,306 @@
           <w:sz w:val="24"/>
           <w:szCs w:val="24"/>
         </w:rPr>
-        <w:t>TEACHING EXPERIENCE</w:t>
-      </w:r>
-    </w:p>
-    <w:p>
-      <w:pPr>
-        <w:tabs>
-          <w:tab w:val="right" w:pos="10800"/>
-        </w:tabs>
-        <w:spacing w:after="0"/>
-        <w:rPr>
-          <w:rFonts w:ascii="Times New Roman" w:hAnsi="Times New Roman" w:cs="Times New Roman"/>
-          <w:sz w:val="24"/>
-          <w:szCs w:val="24"/>
-        </w:rPr>
-      </w:pPr>
+        <w:t xml:space="preserve">TEACHING </w:t>
+      </w:r>
+    </w:p>
+    <w:p>
+      <w:pPr>
+        <w:tabs>
+          <w:tab w:val="right" w:pos="10800"/>
+        </w:tabs>
+        <w:spacing w:after="0"/>
+        <w:rPr>
+          <w:rFonts w:ascii="Times New Roman" w:hAnsi="Times New Roman" w:cs="Times New Roman"/>
+          <w:bCs/>
+          <w:sz w:val="24"/>
+          <w:szCs w:val="24"/>
+          <w:lang w:eastAsia="zh-CN"/>
+        </w:rPr>
+      </w:pPr>
+      <w:r>
+        <w:rPr>
+          <w:rFonts w:ascii="Times New Roman" w:hAnsi="Times New Roman" w:cs="Times New Roman"/>
+          <w:b/>
+          <w:sz w:val="24"/>
+          <w:szCs w:val="24"/>
+          <w:lang w:eastAsia="zh-CN"/>
+        </w:rPr>
+        <w:t>Pittsburg State University</w:t>
+      </w:r>
+      <w:r>
+        <w:rPr>
+          <w:rFonts w:ascii="Times New Roman" w:hAnsi="Times New Roman" w:cs="Times New Roman"/>
+          <w:b/>
+          <w:sz w:val="24"/>
+          <w:szCs w:val="24"/>
+          <w:lang w:eastAsia="zh-CN"/>
+        </w:rPr>
+        <w:t xml:space="preserve">, </w:t>
+      </w:r>
+      <w:r>
+        <w:rPr>
+          <w:rFonts w:ascii="Times New Roman" w:hAnsi="Times New Roman" w:cs="Times New Roman"/>
+          <w:b/>
+          <w:sz w:val="24"/>
+          <w:szCs w:val="24"/>
+          <w:lang w:eastAsia="zh-CN"/>
+        </w:rPr>
+        <w:t>Department</w:t>
+      </w:r>
+      <w:r>
+        <w:rPr>
+          <w:rFonts w:ascii="Times New Roman" w:hAnsi="Times New Roman" w:cs="Times New Roman" w:hint="eastAsia"/>
+          <w:b/>
+          <w:sz w:val="24"/>
+          <w:szCs w:val="24"/>
+          <w:lang w:eastAsia="zh-CN"/>
+        </w:rPr>
+        <w:t xml:space="preserve"> of </w:t>
+      </w:r>
+      <w:r>
+        <w:rPr>
+          <w:rFonts w:ascii="Times New Roman" w:hAnsi="Times New Roman" w:cs="Times New Roman"/>
+          <w:b/>
+          <w:sz w:val="24"/>
+          <w:szCs w:val="24"/>
+          <w:lang w:eastAsia="zh-CN"/>
+        </w:rPr>
+        <w:t>Psychology and Counseling</w:t>
+      </w:r>
+      <w:r>
+        <w:rPr>
+          <w:rFonts w:ascii="Times New Roman" w:hAnsi="Times New Roman" w:cs="Times New Roman"/>
+          <w:bCs/>
+          <w:sz w:val="24"/>
+          <w:szCs w:val="24"/>
+          <w:lang w:eastAsia="zh-CN"/>
+        </w:rPr>
+        <w:tab/>
+      </w:r>
+      <w:r>
+        <w:rPr>
+          <w:rFonts w:ascii="Times New Roman" w:hAnsi="Times New Roman" w:cs="Times New Roman"/>
+          <w:bCs/>
+          <w:sz w:val="24"/>
+          <w:szCs w:val="24"/>
+          <w:lang w:eastAsia="zh-CN"/>
+        </w:rPr>
+        <w:t>Pittsburg, Kansas</w:t>
+      </w:r>
+    </w:p>
+    <w:p>
+      <w:pPr>
+        <w:tabs>
+          <w:tab w:val="right" w:pos="10800"/>
+        </w:tabs>
+        <w:spacing w:after="0"/>
+        <w:rPr>
+          <w:rFonts w:ascii="Times New Roman" w:hAnsi="Times New Roman" w:cs="Times New Roman"/>
+          <w:bCs/>
+          <w:i/>
+          <w:iCs/>
+          <w:sz w:val="24"/>
+          <w:szCs w:val="24"/>
+          <w:lang w:eastAsia="zh-CN"/>
+        </w:rPr>
+      </w:pPr>
+      <w:r>
+        <w:rPr>
+          <w:rFonts w:ascii="Times New Roman" w:hAnsi="Times New Roman" w:cs="Times New Roman"/>
+          <w:bCs/>
+          <w:i/>
+          <w:iCs/>
+          <w:sz w:val="24"/>
+          <w:szCs w:val="24"/>
+          <w:lang w:eastAsia="zh-CN"/>
+        </w:rPr>
+        <w:t>Assistant Professor</w:t>
+      </w:r>
+      <w:r>
+        <w:rPr>
+          <w:rFonts w:ascii="Times New Roman" w:hAnsi="Times New Roman" w:cs="Times New Roman"/>
+          <w:bCs/>
+          <w:sz w:val="24"/>
+          <w:szCs w:val="24"/>
+          <w:lang w:eastAsia="zh-CN"/>
+        </w:rPr>
+        <w:tab/>
+      </w:r>
+      <w:r>
+        <w:rPr>
+          <w:rFonts w:ascii="Times New Roman" w:hAnsi="Times New Roman" w:cs="Times New Roman"/>
+          <w:bCs/>
+          <w:sz w:val="24"/>
+          <w:szCs w:val="24"/>
+          <w:lang w:eastAsia="zh-CN"/>
+        </w:rPr>
+        <w:t>Fall 2026</w:t>
+      </w:r>
+    </w:p>
+    <w:p>
+      <w:pPr>
+        <w:pStyle w:val="NormalWeb"/>
+        <w:numPr>
+          <w:ilvl w:val="0"/>
+          <w:numId w:val="24"/>
+        </w:numPr>
+        <w:spacing w:before="0" w:beforeAutospacing="0" w:after="0" w:afterAutospacing="0"/>
+        <w:textAlignment w:val="baseline"/>
+        <w:rPr>
+          <w:color w:val="000000"/>
+          <w:sz w:val="22"/>
+          <w:szCs w:val="22"/>
+        </w:rPr>
+      </w:pPr>
+      <w:r>
+        <w:rPr>
+          <w:color w:val="000000"/>
+          <w:sz w:val="22"/>
+          <w:szCs w:val="22"/>
+        </w:rPr>
+        <w:t>PSYCH 389: Research method in Psychology I (Intro to Statistics)</w:t>
+      </w:r>
+    </w:p>
+    <w:p>
+      <w:pPr>
+        <w:pStyle w:val="NormalWeb"/>
+        <w:numPr>
+          <w:ilvl w:val="0"/>
+          <w:numId w:val="24"/>
+        </w:numPr>
+        <w:spacing w:before="0" w:beforeAutospacing="0" w:after="0" w:afterAutospacing="0"/>
+        <w:textAlignment w:val="baseline"/>
+        <w:rPr>
+          <w:color w:val="000000"/>
+          <w:sz w:val="22"/>
+          <w:szCs w:val="22"/>
+        </w:rPr>
+      </w:pPr>
+      <w:r>
+        <w:rPr>
+          <w:color w:val="000000"/>
+          <w:sz w:val="22"/>
+          <w:szCs w:val="22"/>
+        </w:rPr>
+        <w:t>PSYCH 263: Developmental Psychology </w:t>
+      </w:r>
+    </w:p>
+    <w:p>
+      <w:pPr>
+        <w:pStyle w:val="NormalWeb"/>
+        <w:numPr>
+          <w:ilvl w:val="0"/>
+          <w:numId w:val="24"/>
+        </w:numPr>
+        <w:spacing w:before="0" w:beforeAutospacing="0" w:after="0" w:afterAutospacing="0"/>
+        <w:textAlignment w:val="baseline"/>
+        <w:rPr>
+          <w:color w:val="000000"/>
+          <w:sz w:val="22"/>
+          <w:szCs w:val="22"/>
+        </w:rPr>
+      </w:pPr>
+      <w:r>
+        <w:rPr>
+          <w:color w:val="000000"/>
+          <w:sz w:val="22"/>
+          <w:szCs w:val="22"/>
+        </w:rPr>
+        <w:t>PSYCH 357 98: Educational PSY (</w:t>
+      </w:r>
+      <w:r>
+        <w:t>Asynchronous</w:t>
+      </w:r>
+      <w:r>
+        <w:rPr>
+          <w:color w:val="000000"/>
+          <w:sz w:val="22"/>
+          <w:szCs w:val="22"/>
+        </w:rPr>
+        <w:t>)</w:t>
+      </w:r>
+    </w:p>
+    <w:p>
+      <w:pPr>
+        <w:pStyle w:val="NormalWeb"/>
+        <w:numPr>
+          <w:ilvl w:val="0"/>
+          <w:numId w:val="24"/>
+        </w:numPr>
+        <w:spacing w:before="0" w:beforeAutospacing="0" w:after="0" w:afterAutospacing="0"/>
+        <w:textAlignment w:val="baseline"/>
+        <w:rPr>
+          <w:color w:val="000000"/>
+          <w:sz w:val="22"/>
+          <w:szCs w:val="22"/>
+        </w:rPr>
+      </w:pPr>
+      <w:r>
+        <w:rPr>
+          <w:color w:val="000000"/>
+          <w:sz w:val="22"/>
+          <w:szCs w:val="22"/>
+        </w:rPr>
+        <w:t>PSYCH 357 99: Educational PSY (</w:t>
+      </w:r>
+      <w:r>
+        <w:t>Asynchronous</w:t>
+      </w:r>
+      <w:r>
+        <w:rPr>
+          <w:color w:val="000000"/>
+          <w:sz w:val="22"/>
+          <w:szCs w:val="22"/>
+        </w:rPr>
+        <w:t>)</w:t>
+      </w:r>
+    </w:p>
+    <w:p>
+      <w:pPr>
+        <w:tabs>
+          <w:tab w:val="right" w:pos="10800"/>
+        </w:tabs>
+        <w:spacing w:after="0"/>
+        <w:rPr>
+          <w:rFonts w:ascii="Times New Roman" w:hAnsi="Times New Roman" w:cs="Times New Roman"/>
+          <w:b/>
+          <w:sz w:val="24"/>
+          <w:szCs w:val="24"/>
+        </w:rPr>
+      </w:pPr>
+    </w:p>
+    <w:p>
+      <w:pPr>
+        <w:tabs>
+          <w:tab w:val="right" w:pos="10800"/>
+        </w:tabs>
+        <w:spacing w:after="0"/>
+        <w:rPr>
+          <w:rFonts w:ascii="Times New Roman" w:hAnsi="Times New Roman" w:cs="Times New Roman"/>
+          <w:sz w:val="24"/>
+          <w:szCs w:val="24"/>
+        </w:rPr>
+      </w:pPr>
+      <w:r>
+        <w:rPr>
+          <w:rFonts w:ascii="Times New Roman" w:hAnsi="Times New Roman" w:cs="Times New Roman"/>
+          <w:b/>
+          <w:sz w:val="24"/>
+          <w:szCs w:val="24"/>
+        </w:rPr>
+        <w:t>University of Georgia</w:t>
+      </w:r>
+      <w:r>
+        <w:rPr>
+          <w:rFonts w:ascii="Times New Roman" w:hAnsi="Times New Roman" w:cs="Times New Roman"/>
+          <w:b/>
+          <w:sz w:val="24"/>
+          <w:szCs w:val="24"/>
+          <w:lang w:eastAsia="zh-CN"/>
+        </w:rPr>
+        <w:t xml:space="preserve">, </w:t>
+      </w:r>
       <w:r>
         <w:rPr>
           <w:rFonts w:ascii="Times New Roman" w:hAnsi="Times New Roman" w:cs="Times New Roman"/>
@@ -6229,15 +6662,6 @@
           <w:szCs w:val="24"/>
         </w:rPr>
         <w:t xml:space="preserve"> (Quantitative Methodology)</w:t>
-      </w:r>
-      <w:r>
-        <w:rPr>
-          <w:rFonts w:ascii="Times New Roman" w:hAnsi="Times New Roman" w:cs="Times New Roman"/>
-          <w:b/>
-          <w:sz w:val="24"/>
-          <w:szCs w:val="24"/>
-        </w:rPr>
-        <w:t>, University of Georgia</w:t>
       </w:r>
       <w:r>
         <w:rPr>
@@ -6384,226 +6808,6 @@
           <w:szCs w:val="24"/>
         </w:rPr>
       </w:pPr>
-    </w:p>
-    <w:p>
-      <w:pPr>
-        <w:pBdr>
-          <w:bottom w:val="single" w:sz="4" w:space="1" w:color="auto"/>
-        </w:pBdr>
-        <w:tabs>
-          <w:tab w:val="right" w:pos="10800"/>
-        </w:tabs>
-        <w:spacing w:after="0"/>
-        <w:rPr>
-          <w:rFonts w:ascii="Times New Roman" w:hAnsi="Times New Roman" w:cs="Times New Roman"/>
-          <w:b/>
-          <w:sz w:val="24"/>
-          <w:szCs w:val="24"/>
-        </w:rPr>
-      </w:pPr>
-      <w:r>
-        <w:rPr>
-          <w:rFonts w:ascii="Times New Roman" w:hAnsi="Times New Roman" w:cs="Times New Roman"/>
-          <w:b/>
-          <w:sz w:val="24"/>
-          <w:szCs w:val="24"/>
-        </w:rPr>
-        <w:t>TEACHING RELATED ACTIVITIES</w:t>
-      </w:r>
-    </w:p>
-    <w:p>
-      <w:pPr>
-        <w:tabs>
-          <w:tab w:val="right" w:pos="10800"/>
-        </w:tabs>
-        <w:spacing w:after="0"/>
-        <w:rPr>
-          <w:rFonts w:ascii="Times New Roman" w:hAnsi="Times New Roman" w:cs="Times New Roman"/>
-          <w:sz w:val="24"/>
-          <w:szCs w:val="24"/>
-        </w:rPr>
-      </w:pPr>
-      <w:r>
-        <w:rPr>
-          <w:rFonts w:ascii="Times New Roman" w:hAnsi="Times New Roman" w:cs="Times New Roman"/>
-          <w:b/>
-          <w:sz w:val="24"/>
-          <w:szCs w:val="24"/>
-        </w:rPr>
-        <w:t>Educational Psychology</w:t>
-      </w:r>
-      <w:r>
-        <w:rPr>
-          <w:rFonts w:ascii="Times New Roman" w:hAnsi="Times New Roman" w:cs="Times New Roman"/>
-          <w:b/>
-          <w:sz w:val="24"/>
-          <w:szCs w:val="24"/>
-        </w:rPr>
-        <w:t xml:space="preserve"> (Quantitative Methodology)</w:t>
-      </w:r>
-      <w:r>
-        <w:rPr>
-          <w:rFonts w:ascii="Times New Roman" w:hAnsi="Times New Roman" w:cs="Times New Roman"/>
-          <w:b/>
-          <w:sz w:val="24"/>
-          <w:szCs w:val="24"/>
-        </w:rPr>
-        <w:t>, University of Georgia</w:t>
-      </w:r>
-      <w:r>
-        <w:rPr>
-          <w:rFonts w:ascii="Times New Roman" w:hAnsi="Times New Roman" w:cs="Times New Roman"/>
-          <w:sz w:val="24"/>
-          <w:szCs w:val="24"/>
-        </w:rPr>
-        <w:tab/>
-        <w:t>Athens, Georgia</w:t>
-      </w:r>
-    </w:p>
-    <w:p>
-      <w:pPr>
-        <w:tabs>
-          <w:tab w:val="right" w:pos="10800"/>
-        </w:tabs>
-        <w:spacing w:after="0"/>
-        <w:jc w:val="right"/>
-        <w:rPr>
-          <w:rFonts w:ascii="Times New Roman" w:hAnsi="Times New Roman" w:cs="Times New Roman"/>
-          <w:bCs/>
-          <w:sz w:val="24"/>
-          <w:szCs w:val="24"/>
-        </w:rPr>
-      </w:pPr>
-      <w:r>
-        <w:rPr>
-          <w:rFonts w:ascii="Times New Roman" w:hAnsi="Times New Roman" w:cs="Times New Roman"/>
-          <w:bCs/>
-          <w:i/>
-          <w:iCs/>
-          <w:sz w:val="24"/>
-          <w:szCs w:val="24"/>
-        </w:rPr>
-        <w:t>Expert Panel Reviewer</w:t>
-      </w:r>
-      <w:r>
-        <w:rPr>
-          <w:rFonts w:ascii="Times New Roman" w:hAnsi="Times New Roman" w:cs="Times New Roman"/>
-          <w:bCs/>
-          <w:sz w:val="24"/>
-          <w:szCs w:val="24"/>
-        </w:rPr>
-        <w:t xml:space="preserve"> </w:t>
-      </w:r>
-      <w:r>
-        <w:rPr>
-          <w:rFonts w:ascii="Times New Roman" w:hAnsi="Times New Roman" w:cs="Times New Roman"/>
-          <w:bCs/>
-          <w:sz w:val="24"/>
-          <w:szCs w:val="24"/>
-        </w:rPr>
-        <w:tab/>
-        <w:t>July 2024</w:t>
-      </w:r>
-    </w:p>
-    <w:p>
-      <w:pPr>
-        <w:tabs>
-          <w:tab w:val="right" w:pos="10800"/>
-        </w:tabs>
-        <w:spacing w:after="0"/>
-        <w:rPr>
-          <w:rFonts w:ascii="Times New Roman" w:hAnsi="Times New Roman" w:cs="Times New Roman"/>
-          <w:bCs/>
-          <w:sz w:val="24"/>
-          <w:szCs w:val="24"/>
-        </w:rPr>
-      </w:pPr>
-      <w:r>
-        <w:rPr>
-          <w:rFonts w:ascii="Times New Roman" w:hAnsi="Times New Roman" w:cs="Times New Roman"/>
-          <w:bCs/>
-          <w:i/>
-          <w:iCs/>
-          <w:sz w:val="24"/>
-          <w:szCs w:val="24"/>
-        </w:rPr>
-        <w:t>The impact of mindfulness, verbal persuasion, and mastery experiences on the self-efficacy beliefs of students with dyslexia</w:t>
-      </w:r>
-      <w:r>
-        <w:rPr>
-          <w:rFonts w:ascii="Times New Roman" w:hAnsi="Times New Roman" w:cs="Times New Roman"/>
-          <w:bCs/>
-          <w:sz w:val="24"/>
-          <w:szCs w:val="24"/>
-        </w:rPr>
-        <w:t xml:space="preserve"> (Emily Aldridge, 2024)</w:t>
-      </w:r>
-    </w:p>
-    <w:p>
-      <w:pPr>
-        <w:numPr>
-          <w:ilvl w:val="0"/>
-          <w:numId w:val="22"/>
-        </w:numPr>
-        <w:tabs>
-          <w:tab w:val="right" w:pos="10800"/>
-        </w:tabs>
-        <w:spacing w:after="0"/>
-        <w:rPr>
-          <w:rFonts w:ascii="Times New Roman" w:hAnsi="Times New Roman" w:cs="Times New Roman"/>
-          <w:sz w:val="24"/>
-          <w:szCs w:val="24"/>
-        </w:rPr>
-      </w:pPr>
-      <w:r>
-        <w:rPr>
-          <w:rFonts w:ascii="Times New Roman" w:hAnsi="Times New Roman" w:cs="Times New Roman"/>
-          <w:sz w:val="24"/>
-          <w:szCs w:val="24"/>
-        </w:rPr>
-        <w:t>Provided expert review and feedback for M.Ed. student</w:t>
-      </w:r>
-      <w:r>
-        <w:rPr>
-          <w:rFonts w:ascii="Times New Roman" w:hAnsi="Times New Roman" w:cs="Times New Roman"/>
-          <w:sz w:val="24"/>
-          <w:szCs w:val="24"/>
-        </w:rPr>
-        <w:t>s'</w:t>
-      </w:r>
-      <w:r>
-        <w:rPr>
-          <w:rFonts w:ascii="Times New Roman" w:hAnsi="Times New Roman" w:cs="Times New Roman"/>
-          <w:sz w:val="24"/>
-          <w:szCs w:val="24"/>
-        </w:rPr>
-        <w:t xml:space="preserve"> Applied Projects, specializing in evaluating mixed-methods research designs and affective assessment development.</w:t>
-      </w:r>
-    </w:p>
-    <w:p>
-      <w:pPr>
-        <w:numPr>
-          <w:ilvl w:val="0"/>
-          <w:numId w:val="22"/>
-        </w:numPr>
-        <w:tabs>
-          <w:tab w:val="right" w:pos="10800"/>
-        </w:tabs>
-        <w:spacing w:after="0"/>
-        <w:rPr>
-          <w:rFonts w:ascii="Times New Roman" w:hAnsi="Times New Roman" w:cs="Times New Roman"/>
-          <w:sz w:val="24"/>
-          <w:szCs w:val="24"/>
-        </w:rPr>
-      </w:pPr>
-      <w:r>
-        <w:rPr>
-          <w:rFonts w:ascii="Times New Roman" w:hAnsi="Times New Roman" w:cs="Times New Roman"/>
-          <w:sz w:val="24"/>
-          <w:szCs w:val="24"/>
-        </w:rPr>
-        <w:t xml:space="preserve">Served on an expert panel, offering constructive feedback on student papers and research methods, contributing to the quality and rigor of graduate-level projects. </w:t>
-      </w:r>
     </w:p>
     <w:p>
       <w:pPr>
@@ -7332,7 +7536,31 @@
           <w:sz w:val="24"/>
           <w:szCs w:val="24"/>
         </w:rPr>
-        <w:t xml:space="preserve">American Society for Engineering Education (ASEE)                                    </w:t>
+        <w:t>American Society for Engineering Education (</w:t>
+      </w:r>
+      <w:proofErr w:type="gramStart"/>
+      <w:r>
+        <w:rPr>
+          <w:rFonts w:ascii="Times New Roman" w:hAnsi="Times New Roman" w:cs="Times New Roman"/>
+          <w:bCs/>
+          <w:i/>
+          <w:iCs/>
+          <w:sz w:val="24"/>
+          <w:szCs w:val="24"/>
+        </w:rPr>
+        <w:t xml:space="preserve">ASEE)   </w:t>
+      </w:r>
+      <w:proofErr w:type="gramEnd"/>
+      <w:r>
+        <w:rPr>
+          <w:rFonts w:ascii="Times New Roman" w:hAnsi="Times New Roman" w:cs="Times New Roman"/>
+          <w:bCs/>
+          <w:i/>
+          <w:iCs/>
+          <w:sz w:val="24"/>
+          <w:szCs w:val="24"/>
+        </w:rPr>
+        <w:t xml:space="preserve">                                 </w:t>
       </w:r>
       <w:r>
         <w:rPr>
@@ -7409,6 +7637,7 @@
           <w:szCs w:val="24"/>
         </w:rPr>
       </w:pPr>
+      <w:proofErr w:type="spellStart"/>
       <w:r>
         <w:rPr>
           <w:rFonts w:ascii="Times New Roman" w:eastAsia="Times New Roman" w:hAnsi="Times New Roman" w:cs="Times New Roman"/>
@@ -7416,7 +7645,37 @@
           <w:sz w:val="24"/>
           <w:szCs w:val="24"/>
         </w:rPr>
-        <w:t xml:space="preserve">Winsteps; Facets; R; Mplus; SPSS; SAS; Microsoft office </w:t>
+        <w:t>Winsteps</w:t>
+      </w:r>
+      <w:proofErr w:type="spellEnd"/>
+      <w:r>
+        <w:rPr>
+          <w:rFonts w:ascii="Times New Roman" w:eastAsia="Times New Roman" w:hAnsi="Times New Roman" w:cs="Times New Roman"/>
+          <w:bCs/>
+          <w:sz w:val="24"/>
+          <w:szCs w:val="24"/>
+        </w:rPr>
+        <w:t xml:space="preserve">; Facets; R; </w:t>
+      </w:r>
+      <w:proofErr w:type="spellStart"/>
+      <w:r>
+        <w:rPr>
+          <w:rFonts w:ascii="Times New Roman" w:eastAsia="Times New Roman" w:hAnsi="Times New Roman" w:cs="Times New Roman"/>
+          <w:bCs/>
+          <w:sz w:val="24"/>
+          <w:szCs w:val="24"/>
+        </w:rPr>
+        <w:t>Mplus</w:t>
+      </w:r>
+      <w:proofErr w:type="spellEnd"/>
+      <w:r>
+        <w:rPr>
+          <w:rFonts w:ascii="Times New Roman" w:eastAsia="Times New Roman" w:hAnsi="Times New Roman" w:cs="Times New Roman"/>
+          <w:bCs/>
+          <w:sz w:val="24"/>
+          <w:szCs w:val="24"/>
+        </w:rPr>
+        <w:t xml:space="preserve">; SPSS; SAS; Microsoft office </w:t>
       </w:r>
       <w:r>
         <w:rPr>
@@ -7883,7 +8142,7 @@
       </w:pPr>
     </w:p>
     <w:sectPr>
-      <w:headerReference w:type="default" r:id="rId21"/>
+      <w:headerReference w:type="default" r:id="rId20"/>
       <w:pgSz w:w="12240" w:h="15840"/>
       <w:pgMar w:top="1440" w:right="1440" w:bottom="1440" w:left="1440" w:header="720" w:footer="720" w:gutter="0"/>
       <w:cols w:space="720"/>
@@ -10575,6 +10834,119 @@
     </w:lvl>
   </w:abstractNum>
   <w:abstractNum w:abstractNumId="21" w15:restartNumberingAfterBreak="0">
+    <w:nsid w:val="75F91FC8"/>
+    <w:multiLevelType w:val="hybridMultilevel"/>
+    <w:tmpl w:val="05A84E20"/>
+    <w:lvl w:ilvl="0" w:tplc="04090001">
+      <w:start w:val="1"/>
+      <w:numFmt w:val="bullet"/>
+      <w:lvlText w:val=""/>
+      <w:lvlJc w:val="left"/>
+      <w:pPr>
+        <w:ind w:left="720" w:hanging="360"/>
+      </w:pPr>
+      <w:rPr>
+        <w:rFonts w:ascii="Symbol" w:hAnsi="Symbol" w:hint="default"/>
+      </w:rPr>
+    </w:lvl>
+    <w:lvl w:ilvl="1" w:tplc="04090003" w:tentative="1">
+      <w:start w:val="1"/>
+      <w:numFmt w:val="bullet"/>
+      <w:lvlText w:val="o"/>
+      <w:lvlJc w:val="left"/>
+      <w:pPr>
+        <w:ind w:left="1440" w:hanging="360"/>
+      </w:pPr>
+      <w:rPr>
+        <w:rFonts w:ascii="Courier New" w:hAnsi="Courier New" w:cs="Courier New" w:hint="default"/>
+      </w:rPr>
+    </w:lvl>
+    <w:lvl w:ilvl="2" w:tplc="04090005" w:tentative="1">
+      <w:start w:val="1"/>
+      <w:numFmt w:val="bullet"/>
+      <w:lvlText w:val=""/>
+      <w:lvlJc w:val="left"/>
+      <w:pPr>
+        <w:ind w:left="2160" w:hanging="360"/>
+      </w:pPr>
+      <w:rPr>
+        <w:rFonts w:ascii="Wingdings" w:hAnsi="Wingdings" w:hint="default"/>
+      </w:rPr>
+    </w:lvl>
+    <w:lvl w:ilvl="3" w:tplc="04090001" w:tentative="1">
+      <w:start w:val="1"/>
+      <w:numFmt w:val="bullet"/>
+      <w:lvlText w:val=""/>
+      <w:lvlJc w:val="left"/>
+      <w:pPr>
+        <w:ind w:left="2880" w:hanging="360"/>
+      </w:pPr>
+      <w:rPr>
+        <w:rFonts w:ascii="Symbol" w:hAnsi="Symbol" w:hint="default"/>
+      </w:rPr>
+    </w:lvl>
+    <w:lvl w:ilvl="4" w:tplc="04090003" w:tentative="1">
+      <w:start w:val="1"/>
+      <w:numFmt w:val="bullet"/>
+      <w:lvlText w:val="o"/>
+      <w:lvlJc w:val="left"/>
+      <w:pPr>
+        <w:ind w:left="3600" w:hanging="360"/>
+      </w:pPr>
+      <w:rPr>
+        <w:rFonts w:ascii="Courier New" w:hAnsi="Courier New" w:cs="Courier New" w:hint="default"/>
+      </w:rPr>
+    </w:lvl>
+    <w:lvl w:ilvl="5" w:tplc="04090005" w:tentative="1">
+      <w:start w:val="1"/>
+      <w:numFmt w:val="bullet"/>
+      <w:lvlText w:val=""/>
+      <w:lvlJc w:val="left"/>
+      <w:pPr>
+        <w:ind w:left="4320" w:hanging="360"/>
+      </w:pPr>
+      <w:rPr>
+        <w:rFonts w:ascii="Wingdings" w:hAnsi="Wingdings" w:hint="default"/>
+      </w:rPr>
+    </w:lvl>
+    <w:lvl w:ilvl="6" w:tplc="04090001" w:tentative="1">
+      <w:start w:val="1"/>
+      <w:numFmt w:val="bullet"/>
+      <w:lvlText w:val=""/>
+      <w:lvlJc w:val="left"/>
+      <w:pPr>
+        <w:ind w:left="5040" w:hanging="360"/>
+      </w:pPr>
+      <w:rPr>
+        <w:rFonts w:ascii="Symbol" w:hAnsi="Symbol" w:hint="default"/>
+      </w:rPr>
+    </w:lvl>
+    <w:lvl w:ilvl="7" w:tplc="04090003" w:tentative="1">
+      <w:start w:val="1"/>
+      <w:numFmt w:val="bullet"/>
+      <w:lvlText w:val="o"/>
+      <w:lvlJc w:val="left"/>
+      <w:pPr>
+        <w:ind w:left="5760" w:hanging="360"/>
+      </w:pPr>
+      <w:rPr>
+        <w:rFonts w:ascii="Courier New" w:hAnsi="Courier New" w:cs="Courier New" w:hint="default"/>
+      </w:rPr>
+    </w:lvl>
+    <w:lvl w:ilvl="8" w:tplc="04090005" w:tentative="1">
+      <w:start w:val="1"/>
+      <w:numFmt w:val="bullet"/>
+      <w:lvlText w:val=""/>
+      <w:lvlJc w:val="left"/>
+      <w:pPr>
+        <w:ind w:left="6480" w:hanging="360"/>
+      </w:pPr>
+      <w:rPr>
+        <w:rFonts w:ascii="Wingdings" w:hAnsi="Wingdings" w:hint="default"/>
+      </w:rPr>
+    </w:lvl>
+  </w:abstractNum>
+  <w:abstractNum w:abstractNumId="22" w15:restartNumberingAfterBreak="0">
     <w:nsid w:val="79BF79C3"/>
     <w:multiLevelType w:val="hybridMultilevel"/>
     <w:tmpl w:val="1B3643BE"/>
@@ -10687,7 +11059,7 @@
       </w:rPr>
     </w:lvl>
   </w:abstractNum>
-  <w:abstractNum w:abstractNumId="22" w15:restartNumberingAfterBreak="0">
+  <w:abstractNum w:abstractNumId="23" w15:restartNumberingAfterBreak="0">
     <w:nsid w:val="7AFB4479"/>
     <w:multiLevelType w:val="hybridMultilevel"/>
     <w:tmpl w:val="3F3C2C2A"/>
@@ -10822,10 +11194,10 @@
     <w:abstractNumId w:val="10"/>
   </w:num>
   <w:num w:numId="8" w16cid:durableId="1328242927">
-    <w:abstractNumId w:val="22"/>
+    <w:abstractNumId w:val="23"/>
   </w:num>
   <w:num w:numId="9" w16cid:durableId="191921556">
-    <w:abstractNumId w:val="21"/>
+    <w:abstractNumId w:val="22"/>
   </w:num>
   <w:num w:numId="10" w16cid:durableId="2006977836">
     <w:abstractNumId w:val="1"/>
@@ -10868,6 +11240,9 @@
   </w:num>
   <w:num w:numId="23" w16cid:durableId="1237941023">
     <w:abstractNumId w:val="16"/>
+  </w:num>
+  <w:num w:numId="24" w16cid:durableId="553928838">
+    <w:abstractNumId w:val="21"/>
   </w:num>
 </w:numbering>
 </file>
@@ -11266,7 +11641,6 @@
   <w:style w:type="character" w:default="1" w:styleId="DefaultParagraphFont">
     <w:name w:val="Default Paragraph Font"/>
     <w:uiPriority w:val="1"/>
-    <w:semiHidden/>
     <w:unhideWhenUsed/>
   </w:style>
   <w:style w:type="table" w:default="1" w:styleId="TableNormal">

--- a/CV_Jing_Li_10-9-2026.docx
+++ b/CV_Jing_Li_10-9-2026.docx
@@ -571,7 +571,6 @@
         </w:rPr>
         <w:t xml:space="preserve"> </w:t>
       </w:r>
-      <w:proofErr w:type="spellStart"/>
       <w:r>
         <w:rPr>
           <w:rFonts w:ascii="Times New Roman" w:hAnsi="Times New Roman" w:cs="Times New Roman"/>
@@ -579,45 +578,24 @@
           <w:sz w:val="21"/>
           <w:szCs w:val="21"/>
         </w:rPr>
-        <w:t>Seock</w:t>
-      </w:r>
-      <w:proofErr w:type="spellEnd"/>
-      <w:r>
-        <w:rPr>
-          <w:rFonts w:ascii="Times New Roman" w:hAnsi="Times New Roman" w:cs="Times New Roman"/>
-          <w:iCs/>
+        <w:t>Seock-Ho Kim;</w:t>
+      </w:r>
+      <w:r>
+        <w:rPr>
+          <w:rFonts w:ascii="Times New Roman" w:hAnsi="Times New Roman" w:cs="Times New Roman"/>
           <w:sz w:val="21"/>
           <w:szCs w:val="21"/>
         </w:rPr>
-        <w:t>-Ho Kim;</w:t>
-      </w:r>
-      <w:r>
-        <w:rPr>
-          <w:rFonts w:ascii="Times New Roman" w:hAnsi="Times New Roman" w:cs="Times New Roman"/>
+        <w:t xml:space="preserve"> </w:t>
+      </w:r>
+      <w:r>
+        <w:rPr>
+          <w:rFonts w:ascii="Times New Roman" w:hAnsi="Times New Roman" w:cs="Times New Roman"/>
+          <w:iCs/>
           <w:sz w:val="21"/>
           <w:szCs w:val="21"/>
         </w:rPr>
-        <w:t xml:space="preserve"> </w:t>
-      </w:r>
-      <w:proofErr w:type="spellStart"/>
-      <w:r>
-        <w:rPr>
-          <w:rFonts w:ascii="Times New Roman" w:hAnsi="Times New Roman" w:cs="Times New Roman"/>
-          <w:iCs/>
-          <w:sz w:val="21"/>
-          <w:szCs w:val="21"/>
-        </w:rPr>
-        <w:t>Zhenqiu</w:t>
-      </w:r>
-      <w:proofErr w:type="spellEnd"/>
-      <w:r>
-        <w:rPr>
-          <w:rFonts w:ascii="Times New Roman" w:hAnsi="Times New Roman" w:cs="Times New Roman"/>
-          <w:iCs/>
-          <w:sz w:val="21"/>
-          <w:szCs w:val="21"/>
-        </w:rPr>
-        <w:t xml:space="preserve"> (Laura) Lu; Stacey M</w:t>
+        <w:t>Zhenqiu (Laura) Lu; Stacey M</w:t>
       </w:r>
       <w:r>
         <w:rPr>
@@ -2164,6 +2142,7 @@
           <w:bCs/>
           <w:sz w:val="24"/>
           <w:szCs w:val="24"/>
+          <w:lang w:val="de-DE"/>
         </w:rPr>
         <w:t>Li, J.</w:t>
       </w:r>
@@ -2172,6 +2151,7 @@
           <w:rFonts w:ascii="Times New Roman" w:hAnsi="Times New Roman" w:cs="Times New Roman"/>
           <w:sz w:val="24"/>
           <w:szCs w:val="24"/>
+          <w:lang w:val="de-DE"/>
         </w:rPr>
         <w:t xml:space="preserve">, Kim, S. H., &amp; Engelhard, G. (2024). </w:t>
       </w:r>
@@ -2210,31 +2190,18 @@
         </w:rPr>
         <w:t xml:space="preserve">Springer. </w:t>
       </w:r>
-      <w:r>
-        <w:fldChar w:fldCharType="begin"/>
-      </w:r>
-      <w:r>
-        <w:rPr>
-          <w:lang w:val="de-DE"/>
-        </w:rPr>
-        <w:instrText>HYPERLINK "https://doi.org/10.1007/978-3-031-55548-0_22"</w:instrText>
-      </w:r>
-      <w:r>
-        <w:fldChar w:fldCharType="separate"/>
-      </w:r>
-      <w:r>
-        <w:rPr>
-          <w:rStyle w:val="Hyperlink"/>
-          <w:rFonts w:ascii="Times New Roman" w:hAnsi="Times New Roman" w:cs="Times New Roman"/>
-          <w:sz w:val="24"/>
-          <w:szCs w:val="24"/>
-          <w:lang w:val="de-DE"/>
-        </w:rPr>
-        <w:t>https://doi.org/10.1007/978-3-031-55548-0_22</w:t>
-      </w:r>
-      <w:r>
-        <w:fldChar w:fldCharType="end"/>
-      </w:r>
+      <w:hyperlink r:id="rId15" w:history="1">
+        <w:r>
+          <w:rPr>
+            <w:rStyle w:val="Hyperlink"/>
+            <w:rFonts w:ascii="Times New Roman" w:hAnsi="Times New Roman" w:cs="Times New Roman"/>
+            <w:sz w:val="24"/>
+            <w:szCs w:val="24"/>
+            <w:lang w:val="de-DE"/>
+          </w:rPr>
+          <w:t>https://doi.org/10.1007/978-3-031-55548-0_22</w:t>
+        </w:r>
+      </w:hyperlink>
       <w:r>
         <w:rPr>
           <w:rFonts w:ascii="Times New Roman" w:hAnsi="Times New Roman" w:cs="Times New Roman"/>
@@ -2313,7 +2280,7 @@
         </w:rPr>
         <w:t xml:space="preserve">(1), 13922. </w:t>
       </w:r>
-      <w:hyperlink r:id="rId15" w:history="1">
+      <w:hyperlink r:id="rId16" w:history="1">
         <w:r>
           <w:rPr>
             <w:rStyle w:val="Hyperlink"/>
@@ -2392,7 +2359,7 @@
         </w:rPr>
         <w:t xml:space="preserve"> </w:t>
       </w:r>
-      <w:hyperlink r:id="rId16" w:history="1">
+      <w:hyperlink r:id="rId17" w:history="1">
         <w:r>
           <w:rPr>
             <w:rStyle w:val="Hyperlink"/>
@@ -3355,7 +3322,7 @@
         </w:rPr>
         <w:t xml:space="preserve">, Shen, Z., &amp; Kelcey, B. (2026). od4main: Statistical power and optimal design of experiments investigating main or average treatment effects [Shiny app]. </w:t>
       </w:r>
-      <w:hyperlink r:id="rId17" w:history="1">
+      <w:hyperlink r:id="rId18" w:history="1">
         <w:r>
           <w:rPr>
             <w:rStyle w:val="Hyperlink"/>
@@ -3406,7 +3373,7 @@
         </w:rPr>
         <w:t xml:space="preserve">, &amp; Kelcey, B. (2026). od4mod: Statistical power and jointly optimal design of experiments investigating moderation and main effects [Shiny app]. </w:t>
       </w:r>
-      <w:hyperlink r:id="rId18" w:history="1">
+      <w:hyperlink r:id="rId19" w:history="1">
         <w:r>
           <w:rPr>
             <w:rStyle w:val="Hyperlink"/>
@@ -3459,29 +3426,9 @@
           <w:szCs w:val="24"/>
           <w:lang w:eastAsia="zh-CN"/>
         </w:rPr>
-        <w:t xml:space="preserve">, Cox, K., &amp; Wu, R. (2026). </w:t>
-      </w:r>
-      <w:proofErr w:type="spellStart"/>
-      <w:r>
-        <w:rPr>
-          <w:rFonts w:ascii="Times New Roman" w:hAnsi="Times New Roman" w:cs="Times New Roman"/>
-          <w:sz w:val="24"/>
-          <w:szCs w:val="24"/>
-          <w:lang w:eastAsia="zh-CN"/>
-        </w:rPr>
-        <w:t>anomo</w:t>
-      </w:r>
-      <w:proofErr w:type="spellEnd"/>
-      <w:r>
-        <w:rPr>
-          <w:rFonts w:ascii="Times New Roman" w:hAnsi="Times New Roman" w:cs="Times New Roman"/>
-          <w:sz w:val="24"/>
-          <w:szCs w:val="24"/>
-          <w:lang w:eastAsia="zh-CN"/>
-        </w:rPr>
-        <w:t xml:space="preserve">: Study design and analysis of experiments testing statistical equivalence [Shiny App]. </w:t>
-      </w:r>
-      <w:hyperlink r:id="rId19" w:history="1">
+        <w:t xml:space="preserve">, Cox, K., &amp; Wu, R. (2026). anomo: Study design and analysis of experiments testing statistical equivalence [Shiny App]. </w:t>
+      </w:r>
+      <w:hyperlink r:id="rId20" w:history="1">
         <w:r>
           <w:rPr>
             <w:rStyle w:val="Hyperlink"/>
@@ -4563,36 +4510,71 @@
           <w:szCs w:val="24"/>
         </w:rPr>
         <w:lastRenderedPageBreak/>
-        <w:t>RESEARCH EXPERIENCE</w:t>
-      </w:r>
-    </w:p>
-    <w:p>
-      <w:pPr>
-        <w:contextualSpacing/>
-        <w:rPr>
-          <w:rFonts w:ascii="Times New Roman" w:hAnsi="Times New Roman" w:cs="Times New Roman"/>
-          <w:b/>
-          <w:bCs/>
-          <w:iCs/>
-          <w:sz w:val="23"/>
-          <w:szCs w:val="23"/>
-        </w:rPr>
-      </w:pPr>
-      <w:r>
-        <w:rPr>
-          <w:rFonts w:ascii="Times New Roman" w:hAnsi="Times New Roman" w:cs="Times New Roman"/>
-          <w:b/>
-          <w:bCs/>
-          <w:iCs/>
-          <w:sz w:val="23"/>
-          <w:szCs w:val="23"/>
-        </w:rPr>
-        <w:t xml:space="preserve">Research Data Analyst (Grant-Funded) – Mental Health Outcomes Measurement &amp; AI/HCI </w:t>
-      </w:r>
-    </w:p>
-    <w:p>
-      <w:pPr>
-        <w:contextualSpacing/>
+        <w:t xml:space="preserve">TEACHING </w:t>
+      </w:r>
+    </w:p>
+    <w:p>
+      <w:pPr>
+        <w:tabs>
+          <w:tab w:val="right" w:pos="10800"/>
+        </w:tabs>
+        <w:spacing w:after="0"/>
+        <w:rPr>
+          <w:rFonts w:ascii="Times New Roman" w:hAnsi="Times New Roman" w:cs="Times New Roman"/>
+          <w:bCs/>
+          <w:sz w:val="24"/>
+          <w:szCs w:val="24"/>
+          <w:lang w:eastAsia="zh-CN"/>
+        </w:rPr>
+      </w:pPr>
+      <w:r>
+        <w:rPr>
+          <w:rFonts w:ascii="Times New Roman" w:hAnsi="Times New Roman" w:cs="Times New Roman"/>
+          <w:b/>
+          <w:sz w:val="24"/>
+          <w:szCs w:val="24"/>
+          <w:lang w:eastAsia="zh-CN"/>
+        </w:rPr>
+        <w:t>Pittsburg State University, Department</w:t>
+      </w:r>
+      <w:r>
+        <w:rPr>
+          <w:rFonts w:ascii="Times New Roman" w:hAnsi="Times New Roman" w:cs="Times New Roman" w:hint="eastAsia"/>
+          <w:b/>
+          <w:sz w:val="24"/>
+          <w:szCs w:val="24"/>
+          <w:lang w:eastAsia="zh-CN"/>
+        </w:rPr>
+        <w:t xml:space="preserve"> of </w:t>
+      </w:r>
+      <w:r>
+        <w:rPr>
+          <w:rFonts w:ascii="Times New Roman" w:hAnsi="Times New Roman" w:cs="Times New Roman"/>
+          <w:b/>
+          <w:sz w:val="24"/>
+          <w:szCs w:val="24"/>
+          <w:lang w:eastAsia="zh-CN"/>
+        </w:rPr>
+        <w:t>Psychology and Counseling</w:t>
+      </w:r>
+      <w:r>
+        <w:rPr>
+          <w:rFonts w:ascii="Times New Roman" w:hAnsi="Times New Roman" w:cs="Times New Roman"/>
+          <w:bCs/>
+          <w:sz w:val="24"/>
+          <w:szCs w:val="24"/>
+          <w:lang w:eastAsia="zh-CN"/>
+        </w:rPr>
+        <w:tab/>
+        <w:t>Pittsburg, Kansas</w:t>
+      </w:r>
+    </w:p>
+    <w:p>
+      <w:pPr>
+        <w:tabs>
+          <w:tab w:val="right" w:pos="10800"/>
+        </w:tabs>
+        <w:spacing w:after="0"/>
         <w:rPr>
           <w:rFonts w:ascii="Times New Roman" w:hAnsi="Times New Roman" w:cs="Times New Roman"/>
           <w:bCs/>
@@ -4600,1885 +4582,30 @@
           <w:iCs/>
           <w:sz w:val="24"/>
           <w:szCs w:val="24"/>
-        </w:rPr>
-      </w:pPr>
-      <w:proofErr w:type="spellStart"/>
-      <w:r>
-        <w:rPr>
-          <w:rFonts w:ascii="Times New Roman" w:hAnsi="Times New Roman" w:cs="Times New Roman"/>
+          <w:lang w:eastAsia="zh-CN"/>
+        </w:rPr>
+      </w:pPr>
+      <w:r>
+        <w:rPr>
+          <w:rFonts w:ascii="Times New Roman" w:hAnsi="Times New Roman" w:cs="Times New Roman"/>
+          <w:bCs/>
           <w:i/>
-          <w:sz w:val="24"/>
-          <w:szCs w:val="24"/>
-        </w:rPr>
-        <w:t>StratisWell</w:t>
-      </w:r>
-      <w:proofErr w:type="spellEnd"/>
-      <w:r>
-        <w:rPr>
-          <w:rFonts w:ascii="Times New Roman" w:hAnsi="Times New Roman" w:cs="Times New Roman"/>
-          <w:i/>
-          <w:sz w:val="24"/>
-          <w:szCs w:val="24"/>
-        </w:rPr>
-        <w:t>, partnered with Aevum Health Initiative</w:t>
-      </w:r>
-      <w:r>
-        <w:rPr>
-          <w:rFonts w:ascii="Times New Roman" w:hAnsi="Times New Roman" w:cs="Times New Roman"/>
-          <w:iCs/>
-          <w:sz w:val="24"/>
-          <w:szCs w:val="24"/>
-        </w:rPr>
-        <w:t xml:space="preserve"> </w:t>
-      </w:r>
-      <w:r>
-        <w:rPr>
-          <w:rFonts w:ascii="Times New Roman" w:hAnsi="Times New Roman" w:cs="Times New Roman"/>
-          <w:iCs/>
-          <w:sz w:val="24"/>
-          <w:szCs w:val="24"/>
+          <w:iCs/>
+          <w:sz w:val="24"/>
+          <w:szCs w:val="24"/>
+          <w:lang w:eastAsia="zh-CN"/>
+        </w:rPr>
+        <w:t>Assistant Professor</w:t>
+      </w:r>
+      <w:r>
+        <w:rPr>
+          <w:rFonts w:ascii="Times New Roman" w:hAnsi="Times New Roman" w:cs="Times New Roman"/>
+          <w:bCs/>
+          <w:sz w:val="24"/>
+          <w:szCs w:val="24"/>
+          <w:lang w:eastAsia="zh-CN"/>
         </w:rPr>
         <w:tab/>
-      </w:r>
-      <w:r>
-        <w:rPr>
-          <w:rFonts w:ascii="Times New Roman" w:hAnsi="Times New Roman" w:cs="Times New Roman"/>
-          <w:iCs/>
-          <w:sz w:val="24"/>
-          <w:szCs w:val="24"/>
-        </w:rPr>
-        <w:tab/>
-      </w:r>
-      <w:r>
-        <w:rPr>
-          <w:rFonts w:ascii="Times New Roman" w:hAnsi="Times New Roman" w:cs="Times New Roman"/>
-          <w:iCs/>
-          <w:sz w:val="24"/>
-          <w:szCs w:val="24"/>
-        </w:rPr>
-        <w:tab/>
-        <w:t xml:space="preserve">               </w:t>
-      </w:r>
-      <w:r>
-        <w:rPr>
-          <w:rFonts w:ascii="Times New Roman" w:hAnsi="Times New Roman" w:cs="Times New Roman"/>
-          <w:bCs/>
-          <w:i/>
-          <w:iCs/>
-          <w:sz w:val="24"/>
-          <w:szCs w:val="24"/>
-        </w:rPr>
-        <w:t>Oct 2025-</w:t>
-      </w:r>
-      <w:r>
-        <w:rPr>
-          <w:rFonts w:ascii="Times New Roman" w:hAnsi="Times New Roman" w:cs="Times New Roman"/>
-          <w:bCs/>
-          <w:i/>
-          <w:iCs/>
-          <w:sz w:val="24"/>
-          <w:szCs w:val="24"/>
-        </w:rPr>
-        <w:t>July 2026</w:t>
-      </w:r>
-    </w:p>
-    <w:p>
-      <w:pPr>
-        <w:numPr>
-          <w:ilvl w:val="0"/>
-          <w:numId w:val="22"/>
-        </w:numPr>
-        <w:tabs>
-          <w:tab w:val="right" w:pos="10800"/>
-        </w:tabs>
-        <w:spacing w:after="0"/>
-        <w:rPr>
-          <w:rFonts w:ascii="Times New Roman" w:hAnsi="Times New Roman" w:cs="Times New Roman"/>
-          <w:iCs/>
-          <w:sz w:val="24"/>
-          <w:szCs w:val="24"/>
-        </w:rPr>
-      </w:pPr>
-      <w:r>
-        <w:rPr>
-          <w:rFonts w:ascii="Times New Roman" w:hAnsi="Times New Roman" w:cs="Times New Roman"/>
-          <w:iCs/>
-          <w:sz w:val="24"/>
-          <w:szCs w:val="24"/>
-        </w:rPr>
-        <w:t xml:space="preserve">Estimated prevalence of </w:t>
-      </w:r>
-      <w:r>
-        <w:rPr>
-          <w:rFonts w:ascii="Times New Roman" w:hAnsi="Times New Roman" w:cs="Times New Roman"/>
-          <w:bCs/>
-          <w:sz w:val="24"/>
-          <w:szCs w:val="24"/>
-        </w:rPr>
-        <w:t>stress</w:t>
-      </w:r>
-      <w:r>
-        <w:rPr>
-          <w:rFonts w:ascii="Times New Roman" w:hAnsi="Times New Roman" w:cs="Times New Roman"/>
-          <w:iCs/>
-          <w:sz w:val="24"/>
-          <w:szCs w:val="24"/>
-        </w:rPr>
-        <w:t>, technology readiness, and technology acceptance among pregnant/postpartum women.</w:t>
-      </w:r>
-    </w:p>
-    <w:p>
-      <w:pPr>
-        <w:numPr>
-          <w:ilvl w:val="0"/>
-          <w:numId w:val="22"/>
-        </w:numPr>
-        <w:tabs>
-          <w:tab w:val="right" w:pos="10800"/>
-        </w:tabs>
-        <w:spacing w:after="0"/>
-        <w:rPr>
-          <w:rFonts w:ascii="Times New Roman" w:hAnsi="Times New Roman" w:cs="Times New Roman"/>
-          <w:iCs/>
-          <w:sz w:val="24"/>
-          <w:szCs w:val="24"/>
-        </w:rPr>
-      </w:pPr>
-      <w:r>
-        <w:rPr>
-          <w:rFonts w:ascii="Times New Roman" w:hAnsi="Times New Roman" w:cs="Times New Roman"/>
-          <w:iCs/>
-          <w:sz w:val="24"/>
-          <w:szCs w:val="24"/>
-        </w:rPr>
-        <w:t>Evaluated EPDS measurement performance using Explanatory Rasch Models,</w:t>
-      </w:r>
-      <w:r>
-        <w:rPr>
-          <w:rFonts w:ascii="Times New Roman" w:hAnsi="Times New Roman" w:cs="Times New Roman"/>
-          <w:iCs/>
-          <w:sz w:val="24"/>
-          <w:szCs w:val="24"/>
-        </w:rPr>
-        <w:t xml:space="preserve"> </w:t>
-      </w:r>
-      <w:r>
-        <w:rPr>
-          <w:rFonts w:ascii="Times New Roman" w:hAnsi="Times New Roman" w:cs="Times New Roman"/>
-          <w:iCs/>
-          <w:sz w:val="24"/>
-          <w:szCs w:val="24"/>
-        </w:rPr>
-        <w:t>examining subgroup differences (</w:t>
-      </w:r>
-      <w:r>
-        <w:rPr>
-          <w:rFonts w:ascii="Times New Roman" w:hAnsi="Times New Roman" w:cs="Times New Roman"/>
-          <w:bCs/>
-          <w:sz w:val="24"/>
-          <w:szCs w:val="24"/>
-        </w:rPr>
-        <w:t>rural</w:t>
-      </w:r>
-      <w:r>
-        <w:rPr>
-          <w:rFonts w:ascii="Times New Roman" w:hAnsi="Times New Roman" w:cs="Times New Roman"/>
-          <w:iCs/>
-          <w:sz w:val="24"/>
-          <w:szCs w:val="24"/>
-        </w:rPr>
-        <w:t>/urban, religion, marital status, age)</w:t>
-      </w:r>
-      <w:r>
-        <w:rPr>
-          <w:rFonts w:ascii="Times New Roman" w:hAnsi="Times New Roman" w:cs="Times New Roman"/>
-          <w:iCs/>
-          <w:sz w:val="24"/>
-          <w:szCs w:val="24"/>
-        </w:rPr>
-        <w:t xml:space="preserve"> </w:t>
-      </w:r>
-      <w:r>
-        <w:rPr>
-          <w:rFonts w:ascii="Times New Roman" w:hAnsi="Times New Roman" w:cs="Times New Roman"/>
-          <w:iCs/>
-          <w:sz w:val="24"/>
-          <w:szCs w:val="24"/>
-        </w:rPr>
-        <w:t>and contextual reporting patterns in maternal mental health research.</w:t>
-      </w:r>
-    </w:p>
-    <w:p>
-      <w:pPr>
-        <w:contextualSpacing/>
-        <w:rPr>
-          <w:rFonts w:ascii="Times New Roman" w:hAnsi="Times New Roman" w:cs="Times New Roman"/>
-          <w:b/>
-          <w:bCs/>
-          <w:iCs/>
-          <w:sz w:val="24"/>
-          <w:szCs w:val="24"/>
-        </w:rPr>
-      </w:pPr>
-      <w:r>
-        <w:rPr>
-          <w:rFonts w:ascii="Times New Roman" w:hAnsi="Times New Roman" w:cs="Times New Roman"/>
-          <w:b/>
-          <w:bCs/>
-          <w:iCs/>
-          <w:sz w:val="24"/>
-          <w:szCs w:val="24"/>
-        </w:rPr>
-        <w:t xml:space="preserve">Graduate Research Assistant- R Shiny App </w:t>
-      </w:r>
-      <w:r>
-        <w:rPr>
-          <w:rFonts w:ascii="Times New Roman" w:hAnsi="Times New Roman" w:cs="Times New Roman"/>
-          <w:b/>
-          <w:bCs/>
-          <w:iCs/>
-          <w:sz w:val="24"/>
-          <w:szCs w:val="24"/>
-        </w:rPr>
-        <w:t>D</w:t>
-      </w:r>
-      <w:r>
-        <w:rPr>
-          <w:rFonts w:ascii="Times New Roman" w:hAnsi="Times New Roman" w:cs="Times New Roman"/>
-          <w:b/>
-          <w:bCs/>
-          <w:iCs/>
-          <w:sz w:val="24"/>
-          <w:szCs w:val="24"/>
-        </w:rPr>
-        <w:t>evelopment</w:t>
-      </w:r>
-      <w:r>
-        <w:rPr>
-          <w:rFonts w:ascii="Times New Roman" w:hAnsi="Times New Roman" w:cs="Times New Roman"/>
-          <w:b/>
-          <w:bCs/>
-          <w:iCs/>
-          <w:sz w:val="24"/>
-          <w:szCs w:val="24"/>
-        </w:rPr>
-        <w:t xml:space="preserve"> </w:t>
-      </w:r>
-      <w:r>
-        <w:rPr>
-          <w:rFonts w:ascii="Times New Roman" w:hAnsi="Times New Roman" w:cs="Times New Roman"/>
-          <w:b/>
-          <w:bCs/>
-          <w:iCs/>
-          <w:sz w:val="24"/>
-          <w:szCs w:val="24"/>
-        </w:rPr>
-        <w:t>P</w:t>
-      </w:r>
-      <w:r>
-        <w:rPr>
-          <w:rFonts w:ascii="Times New Roman" w:hAnsi="Times New Roman" w:cs="Times New Roman"/>
-          <w:b/>
-          <w:bCs/>
-          <w:iCs/>
-          <w:sz w:val="24"/>
-          <w:szCs w:val="24"/>
-        </w:rPr>
-        <w:t>roject</w:t>
-      </w:r>
-      <w:r>
-        <w:rPr>
-          <w:rFonts w:ascii="Times New Roman" w:hAnsi="Times New Roman" w:cs="Times New Roman"/>
-          <w:b/>
-          <w:bCs/>
-          <w:iCs/>
-          <w:sz w:val="24"/>
-          <w:szCs w:val="24"/>
-        </w:rPr>
-        <w:tab/>
-      </w:r>
-    </w:p>
-    <w:p>
-      <w:pPr>
-        <w:contextualSpacing/>
-        <w:rPr>
-          <w:rFonts w:ascii="Times New Roman" w:hAnsi="Times New Roman" w:cs="Times New Roman"/>
-          <w:b/>
-          <w:bCs/>
-          <w:iCs/>
-          <w:sz w:val="24"/>
-          <w:szCs w:val="24"/>
-        </w:rPr>
-      </w:pPr>
-      <w:r>
-        <w:rPr>
-          <w:rFonts w:ascii="Times New Roman" w:hAnsi="Times New Roman" w:cs="Times New Roman"/>
-          <w:i/>
-          <w:iCs/>
-          <w:sz w:val="24"/>
-          <w:szCs w:val="24"/>
-        </w:rPr>
-        <w:t xml:space="preserve">University of Georgia </w:t>
-      </w:r>
-      <w:r>
-        <w:rPr>
-          <w:rFonts w:ascii="Times New Roman" w:hAnsi="Times New Roman" w:cs="Times New Roman"/>
-          <w:i/>
-          <w:iCs/>
-          <w:sz w:val="24"/>
-          <w:szCs w:val="24"/>
-        </w:rPr>
-        <w:tab/>
-      </w:r>
-      <w:r>
-        <w:rPr>
-          <w:rFonts w:ascii="Times New Roman" w:hAnsi="Times New Roman" w:cs="Times New Roman"/>
-          <w:i/>
-          <w:iCs/>
-          <w:sz w:val="24"/>
-          <w:szCs w:val="24"/>
-        </w:rPr>
-        <w:tab/>
-      </w:r>
-      <w:r>
-        <w:rPr>
-          <w:rFonts w:ascii="Times New Roman" w:hAnsi="Times New Roman" w:cs="Times New Roman"/>
-          <w:i/>
-          <w:iCs/>
-          <w:sz w:val="24"/>
-          <w:szCs w:val="24"/>
-        </w:rPr>
-        <w:tab/>
-      </w:r>
-      <w:r>
-        <w:rPr>
-          <w:rFonts w:ascii="Times New Roman" w:hAnsi="Times New Roman" w:cs="Times New Roman"/>
-          <w:i/>
-          <w:iCs/>
-          <w:sz w:val="24"/>
-          <w:szCs w:val="24"/>
-        </w:rPr>
-        <w:tab/>
-      </w:r>
-      <w:proofErr w:type="gramStart"/>
-      <w:r>
-        <w:rPr>
-          <w:rFonts w:ascii="Times New Roman" w:hAnsi="Times New Roman" w:cs="Times New Roman"/>
-          <w:i/>
-          <w:iCs/>
-          <w:sz w:val="24"/>
-          <w:szCs w:val="24"/>
-        </w:rPr>
-        <w:tab/>
-        <w:t xml:space="preserve">  </w:t>
-      </w:r>
-      <w:r>
-        <w:rPr>
-          <w:rFonts w:ascii="Times New Roman" w:hAnsi="Times New Roman" w:cs="Times New Roman"/>
-          <w:i/>
-          <w:iCs/>
-          <w:sz w:val="24"/>
-          <w:szCs w:val="24"/>
-        </w:rPr>
-        <w:tab/>
-      </w:r>
-      <w:proofErr w:type="gramEnd"/>
-      <w:r>
-        <w:rPr>
-          <w:rFonts w:ascii="Times New Roman" w:hAnsi="Times New Roman" w:cs="Times New Roman"/>
-          <w:i/>
-          <w:iCs/>
-          <w:sz w:val="24"/>
-          <w:szCs w:val="24"/>
-        </w:rPr>
-        <w:tab/>
-        <w:t xml:space="preserve"> </w:t>
-      </w:r>
-      <w:r>
-        <w:rPr>
-          <w:rFonts w:ascii="Times New Roman" w:hAnsi="Times New Roman" w:cs="Times New Roman"/>
-          <w:bCs/>
-          <w:i/>
-          <w:iCs/>
-          <w:sz w:val="24"/>
-          <w:szCs w:val="24"/>
-        </w:rPr>
-        <w:t>Aug 2025-</w:t>
-      </w:r>
-      <w:r>
-        <w:rPr>
-          <w:rFonts w:ascii="Times New Roman" w:hAnsi="Times New Roman" w:cs="Times New Roman"/>
-          <w:bCs/>
-          <w:i/>
-          <w:iCs/>
-          <w:sz w:val="24"/>
-          <w:szCs w:val="24"/>
-        </w:rPr>
-        <w:t xml:space="preserve"> </w:t>
-      </w:r>
-      <w:r>
-        <w:rPr>
-          <w:rFonts w:ascii="Times New Roman" w:hAnsi="Times New Roman" w:cs="Times New Roman"/>
-          <w:bCs/>
-          <w:i/>
-          <w:iCs/>
-          <w:sz w:val="24"/>
-          <w:szCs w:val="24"/>
-        </w:rPr>
-        <w:t>May 2026</w:t>
-      </w:r>
-    </w:p>
-    <w:p>
-      <w:pPr>
-        <w:numPr>
-          <w:ilvl w:val="0"/>
-          <w:numId w:val="22"/>
-        </w:numPr>
-        <w:tabs>
-          <w:tab w:val="right" w:pos="10800"/>
-        </w:tabs>
-        <w:spacing w:after="0"/>
-        <w:rPr>
-          <w:rFonts w:ascii="Times New Roman" w:hAnsi="Times New Roman" w:cs="Times New Roman"/>
-          <w:sz w:val="24"/>
-          <w:szCs w:val="24"/>
-        </w:rPr>
-      </w:pPr>
-      <w:r>
-        <w:rPr>
-          <w:rFonts w:ascii="Times New Roman" w:hAnsi="Times New Roman" w:cs="Times New Roman"/>
-          <w:sz w:val="24"/>
-          <w:szCs w:val="24"/>
-        </w:rPr>
-        <w:t xml:space="preserve">Acquired and applied R Shiny </w:t>
-      </w:r>
-      <w:r>
-        <w:rPr>
-          <w:rFonts w:ascii="Times New Roman" w:hAnsi="Times New Roman" w:cs="Times New Roman"/>
-          <w:bCs/>
-          <w:sz w:val="24"/>
-          <w:szCs w:val="24"/>
-        </w:rPr>
-        <w:t>skills</w:t>
-      </w:r>
-      <w:r>
-        <w:rPr>
-          <w:rFonts w:ascii="Times New Roman" w:hAnsi="Times New Roman" w:cs="Times New Roman"/>
-          <w:sz w:val="24"/>
-          <w:szCs w:val="24"/>
-        </w:rPr>
-        <w:t xml:space="preserve"> to develop and deploy interactive web applications.</w:t>
-      </w:r>
-    </w:p>
-    <w:p>
-      <w:pPr>
-        <w:numPr>
-          <w:ilvl w:val="0"/>
-          <w:numId w:val="22"/>
-        </w:numPr>
-        <w:tabs>
-          <w:tab w:val="right" w:pos="10800"/>
-        </w:tabs>
-        <w:spacing w:after="0"/>
-        <w:rPr>
-          <w:rFonts w:ascii="Times New Roman" w:hAnsi="Times New Roman" w:cs="Times New Roman"/>
-          <w:sz w:val="24"/>
-          <w:szCs w:val="24"/>
-        </w:rPr>
-      </w:pPr>
-      <w:r>
-        <w:rPr>
-          <w:rFonts w:ascii="Times New Roman" w:hAnsi="Times New Roman" w:cs="Times New Roman"/>
-          <w:sz w:val="24"/>
-          <w:szCs w:val="24"/>
-        </w:rPr>
-        <w:t xml:space="preserve">Converted the </w:t>
-      </w:r>
-      <w:proofErr w:type="spellStart"/>
-      <w:r>
-        <w:rPr>
-          <w:rFonts w:ascii="Times New Roman" w:hAnsi="Times New Roman" w:cs="Times New Roman"/>
-          <w:i/>
-          <w:iCs/>
-          <w:sz w:val="24"/>
-          <w:szCs w:val="24"/>
-        </w:rPr>
-        <w:t>odr</w:t>
-      </w:r>
-      <w:proofErr w:type="spellEnd"/>
-      <w:r>
-        <w:rPr>
-          <w:rFonts w:ascii="Times New Roman" w:hAnsi="Times New Roman" w:cs="Times New Roman"/>
-          <w:sz w:val="24"/>
-          <w:szCs w:val="24"/>
-        </w:rPr>
-        <w:t xml:space="preserve"> </w:t>
-      </w:r>
-      <w:r>
-        <w:rPr>
-          <w:rFonts w:ascii="Times New Roman" w:hAnsi="Times New Roman" w:cs="Times New Roman"/>
-          <w:sz w:val="24"/>
-          <w:szCs w:val="24"/>
-        </w:rPr>
-        <w:t xml:space="preserve">and </w:t>
-      </w:r>
-      <w:proofErr w:type="spellStart"/>
-      <w:r>
-        <w:rPr>
-          <w:rFonts w:ascii="Times New Roman" w:hAnsi="Times New Roman" w:cs="Times New Roman"/>
-          <w:i/>
-          <w:iCs/>
-          <w:sz w:val="24"/>
-          <w:szCs w:val="24"/>
-        </w:rPr>
-        <w:t>anomo</w:t>
-      </w:r>
-      <w:proofErr w:type="spellEnd"/>
-      <w:r>
-        <w:rPr>
-          <w:rFonts w:ascii="Times New Roman" w:hAnsi="Times New Roman" w:cs="Times New Roman"/>
-          <w:sz w:val="24"/>
-          <w:szCs w:val="24"/>
-        </w:rPr>
-        <w:t xml:space="preserve"> </w:t>
-      </w:r>
-      <w:r>
-        <w:rPr>
-          <w:rFonts w:ascii="Times New Roman" w:hAnsi="Times New Roman" w:cs="Times New Roman"/>
-          <w:sz w:val="24"/>
-          <w:szCs w:val="24"/>
-        </w:rPr>
-        <w:t>R package</w:t>
-      </w:r>
-      <w:r>
-        <w:rPr>
-          <w:rFonts w:ascii="Times New Roman" w:hAnsi="Times New Roman" w:cs="Times New Roman"/>
-          <w:sz w:val="24"/>
-          <w:szCs w:val="24"/>
-        </w:rPr>
-        <w:t>s</w:t>
-      </w:r>
-      <w:r>
-        <w:rPr>
-          <w:rFonts w:ascii="Times New Roman" w:hAnsi="Times New Roman" w:cs="Times New Roman"/>
-          <w:sz w:val="24"/>
-          <w:szCs w:val="24"/>
-        </w:rPr>
-        <w:t xml:space="preserve"> </w:t>
-      </w:r>
-      <w:r>
-        <w:rPr>
-          <w:rFonts w:ascii="Times New Roman" w:hAnsi="Times New Roman" w:cs="Times New Roman"/>
-          <w:bCs/>
-          <w:sz w:val="24"/>
-          <w:szCs w:val="24"/>
-        </w:rPr>
-        <w:t>into</w:t>
-      </w:r>
-      <w:r>
-        <w:rPr>
-          <w:rFonts w:ascii="Times New Roman" w:hAnsi="Times New Roman" w:cs="Times New Roman"/>
-          <w:sz w:val="24"/>
-          <w:szCs w:val="24"/>
-        </w:rPr>
-        <w:t xml:space="preserve"> a user-friendly and dynamic Shiny application, making the tool more accessible and intuitive for other researchers.</w:t>
-      </w:r>
-    </w:p>
-    <w:p>
-      <w:pPr>
-        <w:tabs>
-          <w:tab w:val="right" w:pos="10800"/>
-        </w:tabs>
-        <w:spacing w:after="0"/>
-        <w:rPr>
-          <w:rFonts w:ascii="Times New Roman" w:hAnsi="Times New Roman" w:cs="Times New Roman"/>
-          <w:b/>
-          <w:sz w:val="24"/>
-          <w:szCs w:val="24"/>
-        </w:rPr>
-      </w:pPr>
-    </w:p>
-    <w:p>
-      <w:pPr>
-        <w:tabs>
-          <w:tab w:val="right" w:pos="10800"/>
-        </w:tabs>
-        <w:spacing w:after="0"/>
-        <w:rPr>
-          <w:rFonts w:ascii="Times New Roman" w:hAnsi="Times New Roman" w:cs="Times New Roman"/>
-          <w:b/>
-          <w:bCs/>
-          <w:iCs/>
-          <w:sz w:val="24"/>
-          <w:szCs w:val="24"/>
-        </w:rPr>
-      </w:pPr>
-      <w:r>
-        <w:rPr>
-          <w:rFonts w:ascii="Times New Roman" w:hAnsi="Times New Roman" w:cs="Times New Roman"/>
-          <w:b/>
-          <w:bCs/>
-          <w:iCs/>
-          <w:sz w:val="24"/>
-          <w:szCs w:val="24"/>
-        </w:rPr>
-        <w:t xml:space="preserve">Graduate Research Assistant- Instrument </w:t>
-      </w:r>
-      <w:r>
-        <w:rPr>
-          <w:rFonts w:ascii="Times New Roman" w:hAnsi="Times New Roman" w:cs="Times New Roman"/>
-          <w:b/>
-          <w:bCs/>
-          <w:iCs/>
-          <w:sz w:val="24"/>
-          <w:szCs w:val="24"/>
-        </w:rPr>
-        <w:t>V</w:t>
-      </w:r>
-      <w:r>
-        <w:rPr>
-          <w:rFonts w:ascii="Times New Roman" w:hAnsi="Times New Roman" w:cs="Times New Roman"/>
-          <w:b/>
-          <w:bCs/>
-          <w:iCs/>
-          <w:sz w:val="24"/>
-          <w:szCs w:val="24"/>
-        </w:rPr>
-        <w:t xml:space="preserve">alidation </w:t>
-      </w:r>
-      <w:r>
-        <w:rPr>
-          <w:rFonts w:ascii="Times New Roman" w:hAnsi="Times New Roman" w:cs="Times New Roman"/>
-          <w:b/>
-          <w:bCs/>
-          <w:iCs/>
-          <w:sz w:val="24"/>
-          <w:szCs w:val="24"/>
-        </w:rPr>
-        <w:t>P</w:t>
-      </w:r>
-      <w:r>
-        <w:rPr>
-          <w:rFonts w:ascii="Times New Roman" w:hAnsi="Times New Roman" w:cs="Times New Roman"/>
-          <w:b/>
-          <w:bCs/>
-          <w:iCs/>
-          <w:sz w:val="24"/>
-          <w:szCs w:val="24"/>
-        </w:rPr>
-        <w:t>roject</w:t>
-      </w:r>
-      <w:r>
-        <w:rPr>
-          <w:rFonts w:ascii="Times New Roman" w:hAnsi="Times New Roman" w:cs="Times New Roman"/>
-          <w:b/>
-          <w:bCs/>
-          <w:iCs/>
-          <w:sz w:val="24"/>
-          <w:szCs w:val="24"/>
-        </w:rPr>
-        <w:tab/>
-        <w:t xml:space="preserve"> </w:t>
-      </w:r>
-    </w:p>
-    <w:p>
-      <w:pPr>
-        <w:tabs>
-          <w:tab w:val="right" w:pos="10800"/>
-        </w:tabs>
-        <w:spacing w:after="0"/>
-        <w:rPr>
-          <w:rFonts w:ascii="Times New Roman" w:hAnsi="Times New Roman" w:cs="Times New Roman"/>
-          <w:bCs/>
-          <w:i/>
-          <w:iCs/>
-          <w:sz w:val="24"/>
-          <w:szCs w:val="24"/>
-          <w:lang w:eastAsia="zh-CN"/>
-        </w:rPr>
-      </w:pPr>
-      <w:r>
-        <w:rPr>
-          <w:rFonts w:ascii="Times New Roman" w:hAnsi="Times New Roman" w:cs="Times New Roman"/>
-          <w:bCs/>
-          <w:i/>
-          <w:iCs/>
-          <w:sz w:val="24"/>
-          <w:szCs w:val="24"/>
-        </w:rPr>
-        <w:t>University of Georgia</w:t>
-      </w:r>
-      <w:r>
-        <w:rPr>
-          <w:rFonts w:ascii="Times New Roman" w:hAnsi="Times New Roman" w:cs="Times New Roman" w:hint="eastAsia"/>
-          <w:bCs/>
-          <w:i/>
-          <w:iCs/>
-          <w:sz w:val="24"/>
-          <w:szCs w:val="24"/>
-          <w:lang w:eastAsia="zh-CN"/>
-        </w:rPr>
-        <w:t xml:space="preserve"> </w:t>
-      </w:r>
-      <w:r>
-        <w:rPr>
-          <w:rFonts w:ascii="Times New Roman" w:hAnsi="Times New Roman" w:cs="Times New Roman"/>
-          <w:bCs/>
-          <w:i/>
-          <w:iCs/>
-          <w:sz w:val="24"/>
-          <w:szCs w:val="24"/>
-          <w:lang w:eastAsia="zh-CN"/>
-        </w:rPr>
-        <w:tab/>
-      </w:r>
-      <w:r>
-        <w:rPr>
-          <w:rFonts w:ascii="Times New Roman" w:hAnsi="Times New Roman" w:cs="Times New Roman"/>
-          <w:i/>
-          <w:iCs/>
-          <w:sz w:val="24"/>
-          <w:szCs w:val="24"/>
-        </w:rPr>
-        <w:t>Aug 2024-May 2025</w:t>
-      </w:r>
-    </w:p>
-    <w:p>
-      <w:pPr>
-        <w:numPr>
-          <w:ilvl w:val="0"/>
-          <w:numId w:val="22"/>
-        </w:numPr>
-        <w:tabs>
-          <w:tab w:val="right" w:pos="10800"/>
-        </w:tabs>
-        <w:spacing w:after="0"/>
-        <w:rPr>
-          <w:rFonts w:ascii="Times New Roman" w:hAnsi="Times New Roman" w:cs="Times New Roman"/>
-          <w:sz w:val="24"/>
-          <w:szCs w:val="24"/>
-        </w:rPr>
-      </w:pPr>
-      <w:r>
-        <w:rPr>
-          <w:rFonts w:ascii="Times New Roman" w:hAnsi="Times New Roman" w:cs="Times New Roman"/>
-          <w:bCs/>
-          <w:sz w:val="24"/>
-          <w:szCs w:val="24"/>
-        </w:rPr>
-        <w:t>Validated</w:t>
-      </w:r>
-      <w:r>
-        <w:rPr>
-          <w:rFonts w:ascii="Times New Roman" w:hAnsi="Times New Roman" w:cs="Times New Roman"/>
-          <w:sz w:val="24"/>
-          <w:szCs w:val="24"/>
-        </w:rPr>
-        <w:t xml:space="preserve"> and refined the Regulating Emotions in Parenting Scale (REPS), a novel, concise self-report measure for assessing parent emotion regulation.</w:t>
-      </w:r>
-    </w:p>
-    <w:p>
-      <w:pPr>
-        <w:numPr>
-          <w:ilvl w:val="0"/>
-          <w:numId w:val="22"/>
-        </w:numPr>
-        <w:tabs>
-          <w:tab w:val="right" w:pos="10800"/>
-        </w:tabs>
-        <w:spacing w:after="0"/>
-        <w:rPr>
-          <w:rFonts w:ascii="Times New Roman" w:hAnsi="Times New Roman" w:cs="Times New Roman"/>
-          <w:sz w:val="24"/>
-          <w:szCs w:val="24"/>
-        </w:rPr>
-      </w:pPr>
-      <w:r>
-        <w:rPr>
-          <w:rFonts w:ascii="Times New Roman" w:hAnsi="Times New Roman" w:cs="Times New Roman"/>
-          <w:sz w:val="24"/>
-          <w:szCs w:val="24"/>
-        </w:rPr>
-        <w:t>Conducted confirmatory factor analysis (CFA) to investigate the latent factor structure, ensuring the construct validity and dimensionality of the REPS.</w:t>
-      </w:r>
-    </w:p>
-    <w:p>
-      <w:pPr>
-        <w:numPr>
-          <w:ilvl w:val="0"/>
-          <w:numId w:val="22"/>
-        </w:numPr>
-        <w:tabs>
-          <w:tab w:val="right" w:pos="10800"/>
-        </w:tabs>
-        <w:spacing w:after="0"/>
-        <w:rPr>
-          <w:rFonts w:ascii="Times New Roman" w:hAnsi="Times New Roman" w:cs="Times New Roman"/>
-          <w:sz w:val="24"/>
-          <w:szCs w:val="24"/>
-        </w:rPr>
-      </w:pPr>
-      <w:r>
-        <w:rPr>
-          <w:rFonts w:ascii="Times New Roman" w:hAnsi="Times New Roman" w:cs="Times New Roman"/>
-          <w:sz w:val="24"/>
-          <w:szCs w:val="24"/>
-        </w:rPr>
-        <w:t xml:space="preserve">Established the measurement invariance of the REPS across demographic variables (e.g., gender, </w:t>
-      </w:r>
-      <w:r>
-        <w:rPr>
-          <w:rFonts w:ascii="Times New Roman" w:hAnsi="Times New Roman" w:cs="Times New Roman"/>
-          <w:bCs/>
-          <w:sz w:val="24"/>
-          <w:szCs w:val="24"/>
-        </w:rPr>
-        <w:t>race</w:t>
-      </w:r>
-      <w:r>
-        <w:rPr>
-          <w:rFonts w:ascii="Times New Roman" w:hAnsi="Times New Roman" w:cs="Times New Roman"/>
-          <w:sz w:val="24"/>
-          <w:szCs w:val="24"/>
-        </w:rPr>
-        <w:t xml:space="preserve">, ethnicity, and age) under </w:t>
-      </w:r>
-      <w:r>
-        <w:rPr>
-          <w:rFonts w:ascii="Times New Roman" w:hAnsi="Times New Roman" w:cs="Times New Roman"/>
-          <w:sz w:val="24"/>
-          <w:szCs w:val="24"/>
-        </w:rPr>
-        <w:t xml:space="preserve">a </w:t>
-      </w:r>
-      <w:r>
-        <w:rPr>
-          <w:rFonts w:ascii="Times New Roman" w:hAnsi="Times New Roman" w:cs="Times New Roman"/>
-          <w:sz w:val="24"/>
-          <w:szCs w:val="24"/>
-        </w:rPr>
-        <w:t>structural equation modeling (SEM) framework, demonstrating its broad applicability and fairness across diverse parent populations.</w:t>
-      </w:r>
-    </w:p>
-    <w:p>
-      <w:pPr>
-        <w:pStyle w:val="ListParagraph"/>
-        <w:tabs>
-          <w:tab w:val="right" w:pos="10800"/>
-        </w:tabs>
-        <w:spacing w:after="0"/>
-        <w:rPr>
-          <w:rFonts w:ascii="Times New Roman" w:hAnsi="Times New Roman" w:cs="Times New Roman"/>
-          <w:sz w:val="24"/>
-          <w:szCs w:val="24"/>
-        </w:rPr>
-      </w:pPr>
-    </w:p>
-    <w:p>
-      <w:pPr>
-        <w:tabs>
-          <w:tab w:val="right" w:pos="10800"/>
-        </w:tabs>
-        <w:spacing w:after="0"/>
-        <w:rPr>
-          <w:rFonts w:ascii="Times New Roman" w:hAnsi="Times New Roman" w:cs="Times New Roman"/>
-          <w:b/>
-          <w:bCs/>
-          <w:iCs/>
-          <w:sz w:val="24"/>
-          <w:szCs w:val="24"/>
-        </w:rPr>
-      </w:pPr>
-      <w:r>
-        <w:rPr>
-          <w:rFonts w:ascii="Times New Roman" w:hAnsi="Times New Roman" w:cs="Times New Roman"/>
-          <w:b/>
-          <w:bCs/>
-          <w:iCs/>
-          <w:sz w:val="24"/>
-          <w:szCs w:val="24"/>
-        </w:rPr>
-        <w:t xml:space="preserve">Graduate Research Assistant- Student </w:t>
-      </w:r>
-      <w:r>
-        <w:rPr>
-          <w:rFonts w:ascii="Times New Roman" w:hAnsi="Times New Roman" w:cs="Times New Roman"/>
-          <w:b/>
-          <w:bCs/>
-          <w:iCs/>
-          <w:sz w:val="24"/>
-          <w:szCs w:val="24"/>
-        </w:rPr>
-        <w:t>L</w:t>
-      </w:r>
-      <w:r>
-        <w:rPr>
-          <w:rFonts w:ascii="Times New Roman" w:hAnsi="Times New Roman" w:cs="Times New Roman"/>
-          <w:b/>
-          <w:bCs/>
-          <w:iCs/>
-          <w:sz w:val="24"/>
-          <w:szCs w:val="24"/>
-        </w:rPr>
-        <w:t xml:space="preserve">earning </w:t>
-      </w:r>
-      <w:r>
-        <w:rPr>
-          <w:rFonts w:ascii="Times New Roman" w:hAnsi="Times New Roman" w:cs="Times New Roman"/>
-          <w:b/>
-          <w:bCs/>
-          <w:iCs/>
-          <w:sz w:val="24"/>
-          <w:szCs w:val="24"/>
-        </w:rPr>
-        <w:t>G</w:t>
-      </w:r>
-      <w:r>
-        <w:rPr>
-          <w:rFonts w:ascii="Times New Roman" w:hAnsi="Times New Roman" w:cs="Times New Roman"/>
-          <w:b/>
-          <w:bCs/>
-          <w:iCs/>
-          <w:sz w:val="24"/>
-          <w:szCs w:val="24"/>
-        </w:rPr>
-        <w:t xml:space="preserve">rowth </w:t>
-      </w:r>
-      <w:r>
-        <w:rPr>
-          <w:rFonts w:ascii="Times New Roman" w:hAnsi="Times New Roman" w:cs="Times New Roman"/>
-          <w:b/>
-          <w:bCs/>
-          <w:iCs/>
-          <w:sz w:val="24"/>
-          <w:szCs w:val="24"/>
-        </w:rPr>
-        <w:t>R</w:t>
-      </w:r>
-      <w:r>
-        <w:rPr>
-          <w:rFonts w:ascii="Times New Roman" w:hAnsi="Times New Roman" w:cs="Times New Roman"/>
-          <w:b/>
-          <w:bCs/>
-          <w:iCs/>
-          <w:sz w:val="24"/>
-          <w:szCs w:val="24"/>
-        </w:rPr>
-        <w:t xml:space="preserve">eport </w:t>
-      </w:r>
-      <w:r>
-        <w:rPr>
-          <w:rFonts w:ascii="Times New Roman" w:hAnsi="Times New Roman" w:cs="Times New Roman"/>
-          <w:b/>
-          <w:bCs/>
-          <w:iCs/>
-          <w:sz w:val="24"/>
-          <w:szCs w:val="24"/>
-        </w:rPr>
-        <w:t>P</w:t>
-      </w:r>
-      <w:r>
-        <w:rPr>
-          <w:rFonts w:ascii="Times New Roman" w:hAnsi="Times New Roman" w:cs="Times New Roman"/>
-          <w:b/>
-          <w:bCs/>
-          <w:iCs/>
-          <w:sz w:val="24"/>
-          <w:szCs w:val="24"/>
-        </w:rPr>
-        <w:t>roject</w:t>
-      </w:r>
-      <w:r>
-        <w:rPr>
-          <w:rFonts w:ascii="Times New Roman" w:hAnsi="Times New Roman" w:cs="Times New Roman"/>
-          <w:b/>
-          <w:bCs/>
-          <w:iCs/>
-          <w:sz w:val="24"/>
-          <w:szCs w:val="24"/>
-          <w:lang w:eastAsia="zh-CN"/>
-        </w:rPr>
-        <w:t xml:space="preserve">  </w:t>
-      </w:r>
-    </w:p>
-    <w:p>
-      <w:pPr>
-        <w:tabs>
-          <w:tab w:val="right" w:pos="10800"/>
-        </w:tabs>
-        <w:spacing w:after="0"/>
-        <w:rPr>
-          <w:rFonts w:ascii="Times New Roman" w:hAnsi="Times New Roman" w:cs="Times New Roman"/>
-          <w:bCs/>
-          <w:i/>
-          <w:iCs/>
-          <w:sz w:val="24"/>
-          <w:szCs w:val="24"/>
-          <w:lang w:eastAsia="zh-CN"/>
-        </w:rPr>
-      </w:pPr>
-      <w:r>
-        <w:rPr>
-          <w:rFonts w:ascii="Times New Roman" w:hAnsi="Times New Roman" w:cs="Times New Roman"/>
-          <w:bCs/>
-          <w:i/>
-          <w:iCs/>
-          <w:sz w:val="24"/>
-          <w:szCs w:val="24"/>
-        </w:rPr>
-        <w:t>University of Georgia</w:t>
-      </w:r>
-      <w:r>
-        <w:rPr>
-          <w:rFonts w:ascii="Times New Roman" w:hAnsi="Times New Roman" w:cs="Times New Roman" w:hint="eastAsia"/>
-          <w:bCs/>
-          <w:i/>
-          <w:iCs/>
-          <w:sz w:val="24"/>
-          <w:szCs w:val="24"/>
-          <w:lang w:eastAsia="zh-CN"/>
-        </w:rPr>
-        <w:t xml:space="preserve"> </w:t>
-      </w:r>
-      <w:r>
-        <w:rPr>
-          <w:rFonts w:ascii="Times New Roman" w:hAnsi="Times New Roman" w:cs="Times New Roman"/>
-          <w:bCs/>
-          <w:i/>
-          <w:iCs/>
-          <w:sz w:val="24"/>
-          <w:szCs w:val="24"/>
-          <w:lang w:eastAsia="zh-CN"/>
-        </w:rPr>
-        <w:tab/>
-      </w:r>
-      <w:r>
-        <w:rPr>
-          <w:rFonts w:ascii="Times New Roman" w:hAnsi="Times New Roman" w:cs="Times New Roman"/>
-          <w:bCs/>
-          <w:i/>
-          <w:iCs/>
-          <w:sz w:val="24"/>
-          <w:szCs w:val="24"/>
-        </w:rPr>
-        <w:t>Aug 2023-Aug 2024</w:t>
-      </w:r>
-    </w:p>
-    <w:p>
-      <w:pPr>
-        <w:numPr>
-          <w:ilvl w:val="0"/>
-          <w:numId w:val="22"/>
-        </w:numPr>
-        <w:tabs>
-          <w:tab w:val="right" w:pos="10800"/>
-        </w:tabs>
-        <w:spacing w:after="0"/>
-        <w:rPr>
-          <w:rFonts w:ascii="Times New Roman" w:hAnsi="Times New Roman" w:cs="Times New Roman"/>
-          <w:sz w:val="24"/>
-          <w:szCs w:val="24"/>
-        </w:rPr>
-      </w:pPr>
-      <w:r>
-        <w:rPr>
-          <w:rFonts w:ascii="Times New Roman" w:hAnsi="Times New Roman" w:cs="Times New Roman"/>
-          <w:sz w:val="24"/>
-          <w:szCs w:val="24"/>
-        </w:rPr>
-        <w:t>Conducted comprehensive</w:t>
-      </w:r>
-      <w:r>
-        <w:rPr>
-          <w:rFonts w:ascii="Times New Roman" w:hAnsi="Times New Roman" w:cs="Times New Roman"/>
-        </w:rPr>
-        <w:t xml:space="preserve"> </w:t>
-      </w:r>
-      <w:r>
-        <w:rPr>
-          <w:rFonts w:ascii="Times New Roman" w:hAnsi="Times New Roman" w:cs="Times New Roman"/>
-          <w:sz w:val="24"/>
-          <w:szCs w:val="24"/>
-        </w:rPr>
-        <w:t xml:space="preserve">psychometric evaluation of K-6 Student Learning Objectives (SLO) </w:t>
-      </w:r>
-      <w:r>
-        <w:rPr>
-          <w:rFonts w:ascii="Times New Roman" w:hAnsi="Times New Roman" w:cs="Times New Roman"/>
-          <w:bCs/>
-          <w:sz w:val="24"/>
-          <w:szCs w:val="24"/>
-        </w:rPr>
-        <w:t>assessments</w:t>
-      </w:r>
-      <w:r>
-        <w:rPr>
-          <w:rFonts w:ascii="Times New Roman" w:hAnsi="Times New Roman" w:cs="Times New Roman"/>
-          <w:sz w:val="24"/>
-          <w:szCs w:val="24"/>
-        </w:rPr>
-        <w:t xml:space="preserve"> using classical item analysis (CTT) and Item Response Theory (IRT) models.</w:t>
-      </w:r>
-    </w:p>
-    <w:p>
-      <w:pPr>
-        <w:numPr>
-          <w:ilvl w:val="0"/>
-          <w:numId w:val="22"/>
-        </w:numPr>
-        <w:tabs>
-          <w:tab w:val="right" w:pos="10800"/>
-        </w:tabs>
-        <w:spacing w:after="0"/>
-        <w:rPr>
-          <w:rFonts w:ascii="Times New Roman" w:hAnsi="Times New Roman" w:cs="Times New Roman"/>
-          <w:sz w:val="24"/>
-          <w:szCs w:val="24"/>
-        </w:rPr>
-      </w:pPr>
-      <w:r>
-        <w:rPr>
-          <w:rFonts w:ascii="Times New Roman" w:hAnsi="Times New Roman" w:cs="Times New Roman"/>
-          <w:sz w:val="24"/>
-          <w:szCs w:val="24"/>
-        </w:rPr>
-        <w:t xml:space="preserve">Used simulated data to analyze, validate, and support </w:t>
-      </w:r>
-      <w:r>
-        <w:rPr>
-          <w:rFonts w:ascii="Times New Roman" w:hAnsi="Times New Roman" w:cs="Times New Roman"/>
-          <w:sz w:val="24"/>
-          <w:szCs w:val="24"/>
-        </w:rPr>
-        <w:t xml:space="preserve">the </w:t>
-      </w:r>
-      <w:r>
-        <w:rPr>
-          <w:rFonts w:ascii="Times New Roman" w:hAnsi="Times New Roman" w:cs="Times New Roman"/>
-          <w:sz w:val="24"/>
-          <w:szCs w:val="24"/>
-        </w:rPr>
-        <w:t xml:space="preserve">interpretation of student growth percentiles for </w:t>
-      </w:r>
-      <w:r>
-        <w:rPr>
-          <w:rFonts w:ascii="Times New Roman" w:hAnsi="Times New Roman" w:cs="Times New Roman"/>
-          <w:bCs/>
-          <w:sz w:val="24"/>
-          <w:szCs w:val="24"/>
-        </w:rPr>
-        <w:t>elementary</w:t>
-      </w:r>
-      <w:r>
-        <w:rPr>
-          <w:rFonts w:ascii="Times New Roman" w:hAnsi="Times New Roman" w:cs="Times New Roman"/>
-          <w:sz w:val="24"/>
-          <w:szCs w:val="24"/>
-        </w:rPr>
-        <w:t>-grade reporting.</w:t>
-      </w:r>
-    </w:p>
-    <w:p>
-      <w:pPr>
-        <w:numPr>
-          <w:ilvl w:val="0"/>
-          <w:numId w:val="22"/>
-        </w:numPr>
-        <w:tabs>
-          <w:tab w:val="right" w:pos="10800"/>
-        </w:tabs>
-        <w:spacing w:after="0"/>
-        <w:rPr>
-          <w:rFonts w:ascii="Times New Roman" w:hAnsi="Times New Roman" w:cs="Times New Roman"/>
-          <w:sz w:val="24"/>
-          <w:szCs w:val="24"/>
-        </w:rPr>
-      </w:pPr>
-      <w:r>
-        <w:rPr>
-          <w:rFonts w:ascii="Times New Roman" w:hAnsi="Times New Roman" w:cs="Times New Roman"/>
-          <w:sz w:val="24"/>
-          <w:szCs w:val="24"/>
-        </w:rPr>
-        <w:t xml:space="preserve">Produced multi-level K-6 growth reports (student level, classroom level, and school level) and </w:t>
-      </w:r>
-      <w:r>
-        <w:rPr>
-          <w:rFonts w:ascii="Times New Roman" w:hAnsi="Times New Roman" w:cs="Times New Roman"/>
-          <w:bCs/>
-          <w:sz w:val="24"/>
-          <w:szCs w:val="24"/>
-        </w:rPr>
-        <w:t>translated</w:t>
-      </w:r>
-      <w:r>
-        <w:rPr>
-          <w:rFonts w:ascii="Times New Roman" w:hAnsi="Times New Roman" w:cs="Times New Roman"/>
-          <w:sz w:val="24"/>
-          <w:szCs w:val="24"/>
-        </w:rPr>
-        <w:t xml:space="preserve"> results into actionable insights for teachers and administrators.</w:t>
-      </w:r>
-    </w:p>
-    <w:p>
-      <w:pPr>
-        <w:pStyle w:val="ListParagraph"/>
-        <w:tabs>
-          <w:tab w:val="right" w:pos="10800"/>
-        </w:tabs>
-        <w:spacing w:after="0"/>
-        <w:rPr>
-          <w:rFonts w:ascii="Times New Roman" w:hAnsi="Times New Roman" w:cs="Times New Roman"/>
-          <w:sz w:val="24"/>
-          <w:szCs w:val="24"/>
-        </w:rPr>
-      </w:pPr>
-    </w:p>
-    <w:p>
-      <w:pPr>
-        <w:tabs>
-          <w:tab w:val="right" w:pos="10800"/>
-        </w:tabs>
-        <w:spacing w:after="0"/>
-        <w:rPr>
-          <w:rFonts w:ascii="Times New Roman" w:hAnsi="Times New Roman" w:cs="Times New Roman"/>
-          <w:b/>
-          <w:bCs/>
-          <w:iCs/>
-          <w:sz w:val="24"/>
-          <w:szCs w:val="24"/>
-        </w:rPr>
-      </w:pPr>
-      <w:r>
-        <w:rPr>
-          <w:rFonts w:ascii="Times New Roman" w:hAnsi="Times New Roman" w:cs="Times New Roman"/>
-          <w:b/>
-          <w:bCs/>
-          <w:iCs/>
-          <w:sz w:val="24"/>
-          <w:szCs w:val="24"/>
-        </w:rPr>
-        <w:t>Graduate Research Assistant-</w:t>
-      </w:r>
-      <w:r>
-        <w:rPr>
-          <w:rFonts w:ascii="Times New Roman" w:hAnsi="Times New Roman" w:cs="Times New Roman"/>
-          <w:b/>
-          <w:bCs/>
-          <w:iCs/>
-        </w:rPr>
-        <w:t xml:space="preserve"> </w:t>
-      </w:r>
-      <w:r>
-        <w:rPr>
-          <w:rFonts w:ascii="Times New Roman" w:hAnsi="Times New Roman" w:cs="Times New Roman"/>
-          <w:b/>
-          <w:bCs/>
-          <w:iCs/>
-          <w:sz w:val="24"/>
-          <w:szCs w:val="24"/>
-        </w:rPr>
-        <w:t xml:space="preserve">Pre-K School Readiness Factors Project     </w:t>
-      </w:r>
-    </w:p>
-    <w:p>
-      <w:pPr>
-        <w:tabs>
-          <w:tab w:val="right" w:pos="10800"/>
-        </w:tabs>
-        <w:spacing w:after="0"/>
-        <w:rPr>
-          <w:rFonts w:ascii="Times New Roman" w:hAnsi="Times New Roman" w:cs="Times New Roman"/>
-          <w:sz w:val="24"/>
-          <w:szCs w:val="24"/>
-        </w:rPr>
-      </w:pPr>
-      <w:r>
-        <w:rPr>
-          <w:rFonts w:ascii="Times New Roman" w:hAnsi="Times New Roman" w:cs="Times New Roman"/>
-          <w:bCs/>
-          <w:i/>
-          <w:iCs/>
-          <w:sz w:val="24"/>
-          <w:szCs w:val="24"/>
-        </w:rPr>
-        <w:t>University of Georgia</w:t>
-      </w:r>
-      <w:r>
-        <w:rPr>
-          <w:rFonts w:ascii="Times New Roman" w:hAnsi="Times New Roman" w:cs="Times New Roman" w:hint="eastAsia"/>
-          <w:bCs/>
-          <w:i/>
-          <w:iCs/>
-          <w:sz w:val="24"/>
-          <w:szCs w:val="24"/>
-          <w:lang w:eastAsia="zh-CN"/>
-        </w:rPr>
-        <w:t xml:space="preserve"> </w:t>
-      </w:r>
-      <w:r>
-        <w:rPr>
-          <w:rFonts w:ascii="Times New Roman" w:hAnsi="Times New Roman" w:cs="Times New Roman"/>
-          <w:bCs/>
-          <w:i/>
-          <w:iCs/>
-          <w:sz w:val="24"/>
-          <w:szCs w:val="24"/>
-          <w:lang w:eastAsia="zh-CN"/>
-        </w:rPr>
-        <w:tab/>
-      </w:r>
-      <w:r>
-        <w:rPr>
-          <w:rFonts w:ascii="Times New Roman" w:hAnsi="Times New Roman" w:cs="Times New Roman"/>
-          <w:i/>
-          <w:sz w:val="24"/>
-          <w:szCs w:val="24"/>
-        </w:rPr>
-        <w:t xml:space="preserve">May 2022-Jan 2023        </w:t>
-      </w:r>
-      <w:r>
-        <w:rPr>
-          <w:rFonts w:ascii="Times New Roman" w:hAnsi="Times New Roman" w:cs="Times New Roman"/>
-          <w:i/>
-          <w:sz w:val="24"/>
-          <w:szCs w:val="24"/>
-        </w:rPr>
-        <w:t xml:space="preserve">                                                   </w:t>
-      </w:r>
-    </w:p>
-    <w:p>
-      <w:pPr>
-        <w:numPr>
-          <w:ilvl w:val="0"/>
-          <w:numId w:val="22"/>
-        </w:numPr>
-        <w:tabs>
-          <w:tab w:val="right" w:pos="10800"/>
-        </w:tabs>
-        <w:spacing w:after="0"/>
-        <w:rPr>
-          <w:rFonts w:ascii="Times New Roman" w:hAnsi="Times New Roman" w:cs="Times New Roman"/>
-          <w:bCs/>
-          <w:sz w:val="24"/>
-          <w:szCs w:val="24"/>
-        </w:rPr>
-      </w:pPr>
-      <w:r>
-        <w:rPr>
-          <w:rFonts w:ascii="Times New Roman" w:hAnsi="Times New Roman" w:cs="Times New Roman"/>
-          <w:bCs/>
-          <w:sz w:val="24"/>
-          <w:szCs w:val="24"/>
-        </w:rPr>
-        <w:t xml:space="preserve">Managed and analyzed multi-source </w:t>
-      </w:r>
-      <w:proofErr w:type="gramStart"/>
-      <w:r>
-        <w:rPr>
-          <w:rFonts w:ascii="Times New Roman" w:hAnsi="Times New Roman" w:cs="Times New Roman"/>
-          <w:bCs/>
-          <w:sz w:val="24"/>
-          <w:szCs w:val="24"/>
-        </w:rPr>
-        <w:t>Pre-K</w:t>
-      </w:r>
-      <w:proofErr w:type="gramEnd"/>
-      <w:r>
-        <w:rPr>
-          <w:rFonts w:ascii="Times New Roman" w:hAnsi="Times New Roman" w:cs="Times New Roman"/>
-          <w:bCs/>
-          <w:sz w:val="24"/>
-          <w:szCs w:val="24"/>
-        </w:rPr>
-        <w:t xml:space="preserve"> datasets in R/SPSS on school readiness, classroom environment, perceived competence, social acceptance, and coping resources.</w:t>
-      </w:r>
-    </w:p>
-    <w:p>
-      <w:pPr>
-        <w:numPr>
-          <w:ilvl w:val="0"/>
-          <w:numId w:val="22"/>
-        </w:numPr>
-        <w:tabs>
-          <w:tab w:val="right" w:pos="10800"/>
-        </w:tabs>
-        <w:spacing w:after="0"/>
-        <w:rPr>
-          <w:rFonts w:ascii="Times New Roman" w:hAnsi="Times New Roman" w:cs="Times New Roman"/>
-          <w:bCs/>
-          <w:sz w:val="24"/>
-          <w:szCs w:val="24"/>
-        </w:rPr>
-      </w:pPr>
-      <w:r>
-        <w:rPr>
-          <w:rFonts w:ascii="Times New Roman" w:hAnsi="Times New Roman" w:cs="Times New Roman"/>
-          <w:bCs/>
-          <w:sz w:val="24"/>
-          <w:szCs w:val="24"/>
-        </w:rPr>
-        <w:t xml:space="preserve">In collaboration with Dr. Stacey M. Neuharth-Pritchett, applied a two-stage nested design and multinomial logistic regression to test how math ability, language ability, and classroom risk jointly predict </w:t>
-      </w:r>
-      <w:proofErr w:type="gramStart"/>
-      <w:r>
-        <w:rPr>
-          <w:rFonts w:ascii="Times New Roman" w:hAnsi="Times New Roman" w:cs="Times New Roman"/>
-          <w:bCs/>
-          <w:sz w:val="24"/>
-          <w:szCs w:val="24"/>
-        </w:rPr>
-        <w:t>Pre-K</w:t>
-      </w:r>
-      <w:proofErr w:type="gramEnd"/>
-      <w:r>
-        <w:rPr>
-          <w:rFonts w:ascii="Times New Roman" w:hAnsi="Times New Roman" w:cs="Times New Roman"/>
-          <w:bCs/>
-          <w:sz w:val="24"/>
-          <w:szCs w:val="24"/>
-        </w:rPr>
-        <w:t xml:space="preserve"> readiness (supports a forthcoming manuscript).</w:t>
-      </w:r>
-    </w:p>
-    <w:p>
-      <w:pPr>
-        <w:numPr>
-          <w:ilvl w:val="0"/>
-          <w:numId w:val="22"/>
-        </w:numPr>
-        <w:tabs>
-          <w:tab w:val="right" w:pos="10800"/>
-        </w:tabs>
-        <w:spacing w:after="0"/>
-        <w:rPr>
-          <w:rFonts w:ascii="Times New Roman" w:hAnsi="Times New Roman" w:cs="Times New Roman"/>
-          <w:bCs/>
-          <w:sz w:val="24"/>
-          <w:szCs w:val="24"/>
-        </w:rPr>
-      </w:pPr>
-      <w:r>
-        <w:rPr>
-          <w:rFonts w:ascii="Times New Roman" w:hAnsi="Times New Roman" w:cs="Times New Roman"/>
-          <w:bCs/>
-          <w:sz w:val="24"/>
-          <w:szCs w:val="24"/>
-        </w:rPr>
-        <w:t>Prepared reports translating statistical findings into clear, actionable insights for early childhood educators and program stakeholders.</w:t>
-      </w:r>
-    </w:p>
-    <w:p>
-      <w:pPr>
-        <w:tabs>
-          <w:tab w:val="right" w:pos="10800"/>
-        </w:tabs>
-        <w:spacing w:after="0"/>
-        <w:rPr>
-          <w:rFonts w:ascii="Times New Roman" w:hAnsi="Times New Roman" w:cs="Times New Roman"/>
-          <w:b/>
-          <w:bCs/>
-          <w:iCs/>
-          <w:sz w:val="24"/>
-          <w:szCs w:val="24"/>
-        </w:rPr>
-      </w:pPr>
-      <w:r>
-        <w:rPr>
-          <w:rFonts w:ascii="Times New Roman" w:hAnsi="Times New Roman" w:cs="Times New Roman"/>
-          <w:b/>
-          <w:bCs/>
-          <w:iCs/>
-          <w:sz w:val="24"/>
-          <w:szCs w:val="24"/>
-        </w:rPr>
-        <w:lastRenderedPageBreak/>
-        <w:t>Student Assistant- College Town Project</w:t>
-      </w:r>
-      <w:r>
-        <w:rPr>
-          <w:rFonts w:ascii="Times New Roman" w:hAnsi="Times New Roman" w:cs="Times New Roman"/>
-          <w:b/>
-          <w:bCs/>
-          <w:iCs/>
-          <w:sz w:val="24"/>
-          <w:szCs w:val="24"/>
-        </w:rPr>
-        <w:tab/>
-      </w:r>
-    </w:p>
-    <w:p>
-      <w:pPr>
-        <w:tabs>
-          <w:tab w:val="right" w:pos="10800"/>
-        </w:tabs>
-        <w:spacing w:after="0"/>
-        <w:rPr>
-          <w:rFonts w:ascii="Times New Roman" w:hAnsi="Times New Roman" w:cs="Times New Roman"/>
-          <w:bCs/>
-          <w:i/>
-          <w:iCs/>
-          <w:sz w:val="24"/>
-          <w:szCs w:val="24"/>
-          <w:lang w:eastAsia="zh-CN"/>
-        </w:rPr>
-      </w:pPr>
-      <w:r>
-        <w:rPr>
-          <w:rFonts w:ascii="Times New Roman" w:hAnsi="Times New Roman" w:cs="Times New Roman"/>
-          <w:bCs/>
-          <w:i/>
-          <w:iCs/>
-          <w:sz w:val="24"/>
-          <w:szCs w:val="24"/>
-        </w:rPr>
-        <w:t>Miami University</w:t>
-      </w:r>
-      <w:r>
-        <w:rPr>
-          <w:rFonts w:ascii="Times New Roman" w:hAnsi="Times New Roman" w:cs="Times New Roman" w:hint="eastAsia"/>
-          <w:bCs/>
-          <w:i/>
-          <w:iCs/>
-          <w:sz w:val="24"/>
-          <w:szCs w:val="24"/>
-          <w:lang w:eastAsia="zh-CN"/>
-        </w:rPr>
-        <w:t xml:space="preserve"> </w:t>
-      </w:r>
-      <w:r>
-        <w:rPr>
-          <w:rFonts w:ascii="Times New Roman" w:hAnsi="Times New Roman" w:cs="Times New Roman"/>
-          <w:bCs/>
-          <w:i/>
-          <w:iCs/>
-          <w:sz w:val="24"/>
-          <w:szCs w:val="24"/>
-          <w:lang w:eastAsia="zh-CN"/>
-        </w:rPr>
-        <w:tab/>
-      </w:r>
-      <w:r>
-        <w:rPr>
-          <w:rFonts w:ascii="Times New Roman" w:hAnsi="Times New Roman" w:cs="Times New Roman"/>
-          <w:i/>
-          <w:iCs/>
-          <w:sz w:val="24"/>
-          <w:szCs w:val="24"/>
-        </w:rPr>
-        <w:t>2019</w:t>
-      </w:r>
-      <w:r>
-        <w:rPr>
-          <w:rFonts w:ascii="Times New Roman" w:hAnsi="Times New Roman" w:cs="Times New Roman"/>
-          <w:i/>
-          <w:iCs/>
-          <w:sz w:val="24"/>
-          <w:szCs w:val="24"/>
-        </w:rPr>
-        <w:t xml:space="preserve"> Aug</w:t>
-      </w:r>
-      <w:r>
-        <w:rPr>
-          <w:rFonts w:ascii="Times New Roman" w:hAnsi="Times New Roman" w:cs="Times New Roman"/>
-          <w:i/>
-          <w:iCs/>
-          <w:sz w:val="24"/>
-          <w:szCs w:val="24"/>
-        </w:rPr>
-        <w:t>-202</w:t>
-      </w:r>
-      <w:r>
-        <w:rPr>
-          <w:rFonts w:ascii="Times New Roman" w:hAnsi="Times New Roman" w:cs="Times New Roman"/>
-          <w:i/>
-          <w:iCs/>
-          <w:sz w:val="24"/>
-          <w:szCs w:val="24"/>
-        </w:rPr>
-        <w:t>1 May</w:t>
-      </w:r>
-    </w:p>
-    <w:p>
-      <w:pPr>
-        <w:numPr>
-          <w:ilvl w:val="0"/>
-          <w:numId w:val="22"/>
-        </w:numPr>
-        <w:tabs>
-          <w:tab w:val="right" w:pos="10800"/>
-        </w:tabs>
-        <w:spacing w:after="0"/>
-        <w:rPr>
-          <w:rFonts w:ascii="Times New Roman" w:hAnsi="Times New Roman" w:cs="Times New Roman"/>
-          <w:bCs/>
-          <w:sz w:val="24"/>
-          <w:szCs w:val="24"/>
-        </w:rPr>
-      </w:pPr>
-      <w:r>
-        <w:rPr>
-          <w:rFonts w:ascii="Times New Roman" w:hAnsi="Times New Roman" w:cs="Times New Roman"/>
-          <w:bCs/>
-          <w:sz w:val="24"/>
-          <w:szCs w:val="24"/>
-        </w:rPr>
-        <w:t>Designed and implemented surveys using Qualtrics and collected data from participants.</w:t>
-      </w:r>
-    </w:p>
-    <w:p>
-      <w:pPr>
-        <w:numPr>
-          <w:ilvl w:val="0"/>
-          <w:numId w:val="22"/>
-        </w:numPr>
-        <w:tabs>
-          <w:tab w:val="right" w:pos="10800"/>
-        </w:tabs>
-        <w:spacing w:after="0"/>
-        <w:rPr>
-          <w:rFonts w:ascii="Times New Roman" w:hAnsi="Times New Roman" w:cs="Times New Roman"/>
-          <w:bCs/>
-          <w:sz w:val="24"/>
-          <w:szCs w:val="24"/>
-        </w:rPr>
-      </w:pPr>
-      <w:r>
-        <w:rPr>
-          <w:rFonts w:ascii="Times New Roman" w:hAnsi="Times New Roman" w:cs="Times New Roman"/>
-          <w:bCs/>
-          <w:sz w:val="24"/>
-          <w:szCs w:val="24"/>
-        </w:rPr>
-        <w:t>Conducted and documented online interviews with research participants.</w:t>
-      </w:r>
-    </w:p>
-    <w:p>
-      <w:pPr>
-        <w:numPr>
-          <w:ilvl w:val="0"/>
-          <w:numId w:val="22"/>
-        </w:numPr>
-        <w:tabs>
-          <w:tab w:val="right" w:pos="10800"/>
-        </w:tabs>
-        <w:spacing w:after="0"/>
-        <w:rPr>
-          <w:rFonts w:ascii="Times New Roman" w:hAnsi="Times New Roman" w:cs="Times New Roman"/>
-          <w:bCs/>
-          <w:sz w:val="24"/>
-          <w:szCs w:val="24"/>
-        </w:rPr>
-      </w:pPr>
-      <w:r>
-        <w:rPr>
-          <w:rFonts w:ascii="Times New Roman" w:hAnsi="Times New Roman" w:cs="Times New Roman"/>
-          <w:bCs/>
-          <w:sz w:val="24"/>
-          <w:szCs w:val="24"/>
-        </w:rPr>
-        <w:t>Conducted qualitative and quantitative analysis on primary data using SPSS.</w:t>
-      </w:r>
-    </w:p>
-    <w:p>
-      <w:pPr>
-        <w:numPr>
-          <w:ilvl w:val="0"/>
-          <w:numId w:val="22"/>
-        </w:numPr>
-        <w:tabs>
-          <w:tab w:val="right" w:pos="10800"/>
-        </w:tabs>
-        <w:spacing w:after="0"/>
-        <w:rPr>
-          <w:rFonts w:ascii="Times New Roman" w:hAnsi="Times New Roman" w:cs="Times New Roman"/>
-          <w:bCs/>
-          <w:sz w:val="24"/>
-          <w:szCs w:val="24"/>
-        </w:rPr>
-      </w:pPr>
-      <w:r>
-        <w:rPr>
-          <w:rFonts w:ascii="Times New Roman" w:hAnsi="Times New Roman" w:cs="Times New Roman"/>
-          <w:bCs/>
-          <w:sz w:val="24"/>
-          <w:szCs w:val="24"/>
-        </w:rPr>
-        <w:t>Contributed to the preparation of progress reports and summaries of project findings.</w:t>
-      </w:r>
-    </w:p>
-    <w:p>
-      <w:pPr>
-        <w:tabs>
-          <w:tab w:val="right" w:pos="10800"/>
-        </w:tabs>
-        <w:spacing w:after="0"/>
-        <w:ind w:left="720"/>
-        <w:rPr>
-          <w:rFonts w:ascii="Times New Roman" w:hAnsi="Times New Roman" w:cs="Times New Roman"/>
-          <w:bCs/>
-          <w:sz w:val="24"/>
-          <w:szCs w:val="24"/>
-        </w:rPr>
-      </w:pPr>
-    </w:p>
-    <w:p>
-      <w:pPr>
-        <w:pBdr>
-          <w:bottom w:val="single" w:sz="4" w:space="1" w:color="auto"/>
-        </w:pBdr>
-        <w:tabs>
-          <w:tab w:val="right" w:pos="10800"/>
-        </w:tabs>
-        <w:spacing w:after="0"/>
-        <w:rPr>
-          <w:rFonts w:ascii="Times New Roman" w:hAnsi="Times New Roman" w:cs="Times New Roman"/>
-          <w:b/>
-          <w:sz w:val="24"/>
-          <w:szCs w:val="24"/>
-        </w:rPr>
-      </w:pPr>
-      <w:r>
-        <w:rPr>
-          <w:rFonts w:ascii="Times New Roman" w:hAnsi="Times New Roman" w:cs="Times New Roman"/>
-          <w:b/>
-          <w:sz w:val="24"/>
-          <w:szCs w:val="24"/>
-        </w:rPr>
-        <w:t xml:space="preserve">TEACHING </w:t>
-      </w:r>
-    </w:p>
-    <w:p>
-      <w:pPr>
-        <w:tabs>
-          <w:tab w:val="right" w:pos="10800"/>
-        </w:tabs>
-        <w:spacing w:after="0"/>
-        <w:rPr>
-          <w:rFonts w:ascii="Times New Roman" w:hAnsi="Times New Roman" w:cs="Times New Roman"/>
-          <w:bCs/>
-          <w:sz w:val="24"/>
-          <w:szCs w:val="24"/>
-          <w:lang w:eastAsia="zh-CN"/>
-        </w:rPr>
-      </w:pPr>
-      <w:r>
-        <w:rPr>
-          <w:rFonts w:ascii="Times New Roman" w:hAnsi="Times New Roman" w:cs="Times New Roman"/>
-          <w:b/>
-          <w:sz w:val="24"/>
-          <w:szCs w:val="24"/>
-          <w:lang w:eastAsia="zh-CN"/>
-        </w:rPr>
-        <w:t>Pittsburg State University</w:t>
-      </w:r>
-      <w:r>
-        <w:rPr>
-          <w:rFonts w:ascii="Times New Roman" w:hAnsi="Times New Roman" w:cs="Times New Roman"/>
-          <w:b/>
-          <w:sz w:val="24"/>
-          <w:szCs w:val="24"/>
-          <w:lang w:eastAsia="zh-CN"/>
-        </w:rPr>
-        <w:t xml:space="preserve">, </w:t>
-      </w:r>
-      <w:r>
-        <w:rPr>
-          <w:rFonts w:ascii="Times New Roman" w:hAnsi="Times New Roman" w:cs="Times New Roman"/>
-          <w:b/>
-          <w:sz w:val="24"/>
-          <w:szCs w:val="24"/>
-          <w:lang w:eastAsia="zh-CN"/>
-        </w:rPr>
-        <w:t>Department</w:t>
-      </w:r>
-      <w:r>
-        <w:rPr>
-          <w:rFonts w:ascii="Times New Roman" w:hAnsi="Times New Roman" w:cs="Times New Roman" w:hint="eastAsia"/>
-          <w:b/>
-          <w:sz w:val="24"/>
-          <w:szCs w:val="24"/>
-          <w:lang w:eastAsia="zh-CN"/>
-        </w:rPr>
-        <w:t xml:space="preserve"> of </w:t>
-      </w:r>
-      <w:r>
-        <w:rPr>
-          <w:rFonts w:ascii="Times New Roman" w:hAnsi="Times New Roman" w:cs="Times New Roman"/>
-          <w:b/>
-          <w:sz w:val="24"/>
-          <w:szCs w:val="24"/>
-          <w:lang w:eastAsia="zh-CN"/>
-        </w:rPr>
-        <w:t>Psychology and Counseling</w:t>
-      </w:r>
-      <w:r>
-        <w:rPr>
-          <w:rFonts w:ascii="Times New Roman" w:hAnsi="Times New Roman" w:cs="Times New Roman"/>
-          <w:bCs/>
-          <w:sz w:val="24"/>
-          <w:szCs w:val="24"/>
-          <w:lang w:eastAsia="zh-CN"/>
-        </w:rPr>
-        <w:tab/>
-      </w:r>
-      <w:r>
-        <w:rPr>
-          <w:rFonts w:ascii="Times New Roman" w:hAnsi="Times New Roman" w:cs="Times New Roman"/>
-          <w:bCs/>
-          <w:sz w:val="24"/>
-          <w:szCs w:val="24"/>
-          <w:lang w:eastAsia="zh-CN"/>
-        </w:rPr>
-        <w:t>Pittsburg, Kansas</w:t>
-      </w:r>
-    </w:p>
-    <w:p>
-      <w:pPr>
-        <w:tabs>
-          <w:tab w:val="right" w:pos="10800"/>
-        </w:tabs>
-        <w:spacing w:after="0"/>
-        <w:rPr>
-          <w:rFonts w:ascii="Times New Roman" w:hAnsi="Times New Roman" w:cs="Times New Roman"/>
-          <w:bCs/>
-          <w:i/>
-          <w:iCs/>
-          <w:sz w:val="24"/>
-          <w:szCs w:val="24"/>
-          <w:lang w:eastAsia="zh-CN"/>
-        </w:rPr>
-      </w:pPr>
-      <w:r>
-        <w:rPr>
-          <w:rFonts w:ascii="Times New Roman" w:hAnsi="Times New Roman" w:cs="Times New Roman"/>
-          <w:bCs/>
-          <w:i/>
-          <w:iCs/>
-          <w:sz w:val="24"/>
-          <w:szCs w:val="24"/>
-          <w:lang w:eastAsia="zh-CN"/>
-        </w:rPr>
-        <w:t>Assistant Professor</w:t>
-      </w:r>
-      <w:r>
-        <w:rPr>
-          <w:rFonts w:ascii="Times New Roman" w:hAnsi="Times New Roman" w:cs="Times New Roman"/>
-          <w:bCs/>
-          <w:sz w:val="24"/>
-          <w:szCs w:val="24"/>
-          <w:lang w:eastAsia="zh-CN"/>
-        </w:rPr>
-        <w:tab/>
-      </w:r>
-      <w:r>
-        <w:rPr>
-          <w:rFonts w:ascii="Times New Roman" w:hAnsi="Times New Roman" w:cs="Times New Roman"/>
-          <w:bCs/>
-          <w:sz w:val="24"/>
-          <w:szCs w:val="24"/>
-          <w:lang w:eastAsia="zh-CN"/>
-        </w:rPr>
         <w:t>Fall 2026</w:t>
       </w:r>
     </w:p>
@@ -6797,6 +4924,945 @@
     </w:p>
     <w:p>
       <w:pPr>
+        <w:pBdr>
+          <w:bottom w:val="single" w:sz="4" w:space="1" w:color="auto"/>
+        </w:pBdr>
+        <w:tabs>
+          <w:tab w:val="right" w:pos="10800"/>
+        </w:tabs>
+        <w:spacing w:after="0"/>
+        <w:rPr>
+          <w:rFonts w:ascii="Times New Roman" w:hAnsi="Times New Roman" w:cs="Times New Roman"/>
+          <w:b/>
+          <w:sz w:val="24"/>
+          <w:szCs w:val="24"/>
+        </w:rPr>
+      </w:pPr>
+    </w:p>
+    <w:p>
+      <w:pPr>
+        <w:pBdr>
+          <w:bottom w:val="single" w:sz="4" w:space="1" w:color="auto"/>
+        </w:pBdr>
+        <w:tabs>
+          <w:tab w:val="right" w:pos="10800"/>
+        </w:tabs>
+        <w:spacing w:after="0"/>
+        <w:rPr>
+          <w:rFonts w:ascii="Times New Roman" w:hAnsi="Times New Roman" w:cs="Times New Roman"/>
+          <w:b/>
+          <w:sz w:val="24"/>
+          <w:szCs w:val="24"/>
+        </w:rPr>
+      </w:pPr>
+    </w:p>
+    <w:p>
+      <w:pPr>
+        <w:pBdr>
+          <w:bottom w:val="single" w:sz="4" w:space="1" w:color="auto"/>
+        </w:pBdr>
+        <w:tabs>
+          <w:tab w:val="right" w:pos="10800"/>
+        </w:tabs>
+        <w:spacing w:after="0"/>
+        <w:rPr>
+          <w:rFonts w:ascii="Times New Roman" w:hAnsi="Times New Roman" w:cs="Times New Roman"/>
+          <w:b/>
+          <w:sz w:val="24"/>
+          <w:szCs w:val="24"/>
+        </w:rPr>
+      </w:pPr>
+      <w:r>
+        <w:rPr>
+          <w:rFonts w:ascii="Times New Roman" w:hAnsi="Times New Roman" w:cs="Times New Roman"/>
+          <w:b/>
+          <w:sz w:val="24"/>
+          <w:szCs w:val="24"/>
+        </w:rPr>
+        <w:t>RESEARCH EXPERIENCE</w:t>
+      </w:r>
+    </w:p>
+    <w:p>
+      <w:pPr>
+        <w:contextualSpacing/>
+        <w:rPr>
+          <w:rFonts w:ascii="Times New Roman" w:hAnsi="Times New Roman" w:cs="Times New Roman"/>
+          <w:b/>
+          <w:bCs/>
+          <w:iCs/>
+          <w:sz w:val="23"/>
+          <w:szCs w:val="23"/>
+        </w:rPr>
+      </w:pPr>
+      <w:r>
+        <w:rPr>
+          <w:rFonts w:ascii="Times New Roman" w:hAnsi="Times New Roman" w:cs="Times New Roman"/>
+          <w:b/>
+          <w:bCs/>
+          <w:iCs/>
+          <w:sz w:val="23"/>
+          <w:szCs w:val="23"/>
+        </w:rPr>
+        <w:t xml:space="preserve">Research Data Analyst (Grant-Funded) – Mental Health Outcomes Measurement &amp; AI/HCI </w:t>
+      </w:r>
+    </w:p>
+    <w:p>
+      <w:pPr>
+        <w:contextualSpacing/>
+        <w:rPr>
+          <w:rFonts w:ascii="Times New Roman" w:hAnsi="Times New Roman" w:cs="Times New Roman"/>
+          <w:bCs/>
+          <w:i/>
+          <w:iCs/>
+          <w:sz w:val="24"/>
+          <w:szCs w:val="24"/>
+        </w:rPr>
+      </w:pPr>
+      <w:r>
+        <w:rPr>
+          <w:rFonts w:ascii="Times New Roman" w:hAnsi="Times New Roman" w:cs="Times New Roman"/>
+          <w:i/>
+          <w:sz w:val="24"/>
+          <w:szCs w:val="24"/>
+        </w:rPr>
+        <w:t>StratisWell, partnered with Aevum Health Initiative</w:t>
+      </w:r>
+      <w:r>
+        <w:rPr>
+          <w:rFonts w:ascii="Times New Roman" w:hAnsi="Times New Roman" w:cs="Times New Roman"/>
+          <w:iCs/>
+          <w:sz w:val="24"/>
+          <w:szCs w:val="24"/>
+        </w:rPr>
+        <w:t xml:space="preserve"> </w:t>
+      </w:r>
+      <w:r>
+        <w:rPr>
+          <w:rFonts w:ascii="Times New Roman" w:hAnsi="Times New Roman" w:cs="Times New Roman"/>
+          <w:iCs/>
+          <w:sz w:val="24"/>
+          <w:szCs w:val="24"/>
+        </w:rPr>
+        <w:tab/>
+      </w:r>
+      <w:r>
+        <w:rPr>
+          <w:rFonts w:ascii="Times New Roman" w:hAnsi="Times New Roman" w:cs="Times New Roman"/>
+          <w:iCs/>
+          <w:sz w:val="24"/>
+          <w:szCs w:val="24"/>
+        </w:rPr>
+        <w:tab/>
+      </w:r>
+      <w:r>
+        <w:rPr>
+          <w:rFonts w:ascii="Times New Roman" w:hAnsi="Times New Roman" w:cs="Times New Roman"/>
+          <w:iCs/>
+          <w:sz w:val="24"/>
+          <w:szCs w:val="24"/>
+        </w:rPr>
+        <w:tab/>
+        <w:t xml:space="preserve">               </w:t>
+      </w:r>
+      <w:r>
+        <w:rPr>
+          <w:rFonts w:ascii="Times New Roman" w:hAnsi="Times New Roman" w:cs="Times New Roman"/>
+          <w:bCs/>
+          <w:i/>
+          <w:iCs/>
+          <w:sz w:val="24"/>
+          <w:szCs w:val="24"/>
+        </w:rPr>
+        <w:t>Oct 2025-</w:t>
+      </w:r>
+      <w:r>
+        <w:rPr>
+          <w:rFonts w:ascii="Times New Roman" w:hAnsi="Times New Roman" w:cs="Times New Roman"/>
+          <w:bCs/>
+          <w:i/>
+          <w:iCs/>
+          <w:sz w:val="24"/>
+          <w:szCs w:val="24"/>
+        </w:rPr>
+        <w:t>July 2026</w:t>
+      </w:r>
+    </w:p>
+    <w:p>
+      <w:pPr>
+        <w:numPr>
+          <w:ilvl w:val="0"/>
+          <w:numId w:val="22"/>
+        </w:numPr>
+        <w:tabs>
+          <w:tab w:val="right" w:pos="10800"/>
+        </w:tabs>
+        <w:spacing w:after="0"/>
+        <w:rPr>
+          <w:rFonts w:ascii="Times New Roman" w:hAnsi="Times New Roman" w:cs="Times New Roman"/>
+          <w:iCs/>
+          <w:sz w:val="24"/>
+          <w:szCs w:val="24"/>
+        </w:rPr>
+      </w:pPr>
+      <w:r>
+        <w:rPr>
+          <w:rFonts w:ascii="Times New Roman" w:hAnsi="Times New Roman" w:cs="Times New Roman"/>
+          <w:iCs/>
+          <w:sz w:val="24"/>
+          <w:szCs w:val="24"/>
+        </w:rPr>
+        <w:t xml:space="preserve">Estimated prevalence of </w:t>
+      </w:r>
+      <w:r>
+        <w:rPr>
+          <w:rFonts w:ascii="Times New Roman" w:hAnsi="Times New Roman" w:cs="Times New Roman"/>
+          <w:bCs/>
+          <w:sz w:val="24"/>
+          <w:szCs w:val="24"/>
+        </w:rPr>
+        <w:t>stress</w:t>
+      </w:r>
+      <w:r>
+        <w:rPr>
+          <w:rFonts w:ascii="Times New Roman" w:hAnsi="Times New Roman" w:cs="Times New Roman"/>
+          <w:iCs/>
+          <w:sz w:val="24"/>
+          <w:szCs w:val="24"/>
+        </w:rPr>
+        <w:t>, technology readiness, and technology acceptance among pregnant/postpartum women.</w:t>
+      </w:r>
+    </w:p>
+    <w:p>
+      <w:pPr>
+        <w:numPr>
+          <w:ilvl w:val="0"/>
+          <w:numId w:val="22"/>
+        </w:numPr>
+        <w:tabs>
+          <w:tab w:val="right" w:pos="10800"/>
+        </w:tabs>
+        <w:spacing w:after="0"/>
+        <w:rPr>
+          <w:rFonts w:ascii="Times New Roman" w:hAnsi="Times New Roman" w:cs="Times New Roman"/>
+          <w:iCs/>
+          <w:sz w:val="24"/>
+          <w:szCs w:val="24"/>
+        </w:rPr>
+      </w:pPr>
+      <w:r>
+        <w:rPr>
+          <w:rFonts w:ascii="Times New Roman" w:hAnsi="Times New Roman" w:cs="Times New Roman"/>
+          <w:iCs/>
+          <w:sz w:val="24"/>
+          <w:szCs w:val="24"/>
+        </w:rPr>
+        <w:t>Evaluated EPDS measurement performance using Explanatory Rasch Models,</w:t>
+      </w:r>
+      <w:r>
+        <w:rPr>
+          <w:rFonts w:ascii="Times New Roman" w:hAnsi="Times New Roman" w:cs="Times New Roman"/>
+          <w:iCs/>
+          <w:sz w:val="24"/>
+          <w:szCs w:val="24"/>
+        </w:rPr>
+        <w:t xml:space="preserve"> </w:t>
+      </w:r>
+      <w:r>
+        <w:rPr>
+          <w:rFonts w:ascii="Times New Roman" w:hAnsi="Times New Roman" w:cs="Times New Roman"/>
+          <w:iCs/>
+          <w:sz w:val="24"/>
+          <w:szCs w:val="24"/>
+        </w:rPr>
+        <w:t>examining subgroup differences (</w:t>
+      </w:r>
+      <w:r>
+        <w:rPr>
+          <w:rFonts w:ascii="Times New Roman" w:hAnsi="Times New Roman" w:cs="Times New Roman"/>
+          <w:bCs/>
+          <w:sz w:val="24"/>
+          <w:szCs w:val="24"/>
+        </w:rPr>
+        <w:t>rural</w:t>
+      </w:r>
+      <w:r>
+        <w:rPr>
+          <w:rFonts w:ascii="Times New Roman" w:hAnsi="Times New Roman" w:cs="Times New Roman"/>
+          <w:iCs/>
+          <w:sz w:val="24"/>
+          <w:szCs w:val="24"/>
+        </w:rPr>
+        <w:t>/urban, religion, marital status, age)</w:t>
+      </w:r>
+      <w:r>
+        <w:rPr>
+          <w:rFonts w:ascii="Times New Roman" w:hAnsi="Times New Roman" w:cs="Times New Roman"/>
+          <w:iCs/>
+          <w:sz w:val="24"/>
+          <w:szCs w:val="24"/>
+        </w:rPr>
+        <w:t xml:space="preserve"> </w:t>
+      </w:r>
+      <w:r>
+        <w:rPr>
+          <w:rFonts w:ascii="Times New Roman" w:hAnsi="Times New Roman" w:cs="Times New Roman"/>
+          <w:iCs/>
+          <w:sz w:val="24"/>
+          <w:szCs w:val="24"/>
+        </w:rPr>
+        <w:t>and contextual reporting patterns in maternal mental health research.</w:t>
+      </w:r>
+    </w:p>
+    <w:p>
+      <w:pPr>
+        <w:contextualSpacing/>
+        <w:rPr>
+          <w:rFonts w:ascii="Times New Roman" w:hAnsi="Times New Roman" w:cs="Times New Roman"/>
+          <w:b/>
+          <w:bCs/>
+          <w:iCs/>
+          <w:sz w:val="24"/>
+          <w:szCs w:val="24"/>
+        </w:rPr>
+      </w:pPr>
+      <w:r>
+        <w:rPr>
+          <w:rFonts w:ascii="Times New Roman" w:hAnsi="Times New Roman" w:cs="Times New Roman"/>
+          <w:b/>
+          <w:bCs/>
+          <w:iCs/>
+          <w:sz w:val="24"/>
+          <w:szCs w:val="24"/>
+        </w:rPr>
+        <w:t xml:space="preserve">Graduate Research Assistant- R Shiny App </w:t>
+      </w:r>
+      <w:r>
+        <w:rPr>
+          <w:rFonts w:ascii="Times New Roman" w:hAnsi="Times New Roman" w:cs="Times New Roman"/>
+          <w:b/>
+          <w:bCs/>
+          <w:iCs/>
+          <w:sz w:val="24"/>
+          <w:szCs w:val="24"/>
+        </w:rPr>
+        <w:t>D</w:t>
+      </w:r>
+      <w:r>
+        <w:rPr>
+          <w:rFonts w:ascii="Times New Roman" w:hAnsi="Times New Roman" w:cs="Times New Roman"/>
+          <w:b/>
+          <w:bCs/>
+          <w:iCs/>
+          <w:sz w:val="24"/>
+          <w:szCs w:val="24"/>
+        </w:rPr>
+        <w:t>evelopment</w:t>
+      </w:r>
+      <w:r>
+        <w:rPr>
+          <w:rFonts w:ascii="Times New Roman" w:hAnsi="Times New Roman" w:cs="Times New Roman"/>
+          <w:b/>
+          <w:bCs/>
+          <w:iCs/>
+          <w:sz w:val="24"/>
+          <w:szCs w:val="24"/>
+        </w:rPr>
+        <w:t xml:space="preserve"> </w:t>
+      </w:r>
+      <w:r>
+        <w:rPr>
+          <w:rFonts w:ascii="Times New Roman" w:hAnsi="Times New Roman" w:cs="Times New Roman"/>
+          <w:b/>
+          <w:bCs/>
+          <w:iCs/>
+          <w:sz w:val="24"/>
+          <w:szCs w:val="24"/>
+        </w:rPr>
+        <w:t>P</w:t>
+      </w:r>
+      <w:r>
+        <w:rPr>
+          <w:rFonts w:ascii="Times New Roman" w:hAnsi="Times New Roman" w:cs="Times New Roman"/>
+          <w:b/>
+          <w:bCs/>
+          <w:iCs/>
+          <w:sz w:val="24"/>
+          <w:szCs w:val="24"/>
+        </w:rPr>
+        <w:t>roject</w:t>
+      </w:r>
+      <w:r>
+        <w:rPr>
+          <w:rFonts w:ascii="Times New Roman" w:hAnsi="Times New Roman" w:cs="Times New Roman"/>
+          <w:b/>
+          <w:bCs/>
+          <w:iCs/>
+          <w:sz w:val="24"/>
+          <w:szCs w:val="24"/>
+        </w:rPr>
+        <w:tab/>
+      </w:r>
+    </w:p>
+    <w:p>
+      <w:pPr>
+        <w:contextualSpacing/>
+        <w:rPr>
+          <w:rFonts w:ascii="Times New Roman" w:hAnsi="Times New Roman" w:cs="Times New Roman"/>
+          <w:b/>
+          <w:bCs/>
+          <w:iCs/>
+          <w:sz w:val="24"/>
+          <w:szCs w:val="24"/>
+        </w:rPr>
+      </w:pPr>
+      <w:r>
+        <w:rPr>
+          <w:rFonts w:ascii="Times New Roman" w:hAnsi="Times New Roman" w:cs="Times New Roman"/>
+          <w:i/>
+          <w:iCs/>
+          <w:sz w:val="24"/>
+          <w:szCs w:val="24"/>
+        </w:rPr>
+        <w:t xml:space="preserve">University of Georgia </w:t>
+      </w:r>
+      <w:r>
+        <w:rPr>
+          <w:rFonts w:ascii="Times New Roman" w:hAnsi="Times New Roman" w:cs="Times New Roman"/>
+          <w:i/>
+          <w:iCs/>
+          <w:sz w:val="24"/>
+          <w:szCs w:val="24"/>
+        </w:rPr>
+        <w:tab/>
+      </w:r>
+      <w:r>
+        <w:rPr>
+          <w:rFonts w:ascii="Times New Roman" w:hAnsi="Times New Roman" w:cs="Times New Roman"/>
+          <w:i/>
+          <w:iCs/>
+          <w:sz w:val="24"/>
+          <w:szCs w:val="24"/>
+        </w:rPr>
+        <w:tab/>
+      </w:r>
+      <w:r>
+        <w:rPr>
+          <w:rFonts w:ascii="Times New Roman" w:hAnsi="Times New Roman" w:cs="Times New Roman"/>
+          <w:i/>
+          <w:iCs/>
+          <w:sz w:val="24"/>
+          <w:szCs w:val="24"/>
+        </w:rPr>
+        <w:tab/>
+      </w:r>
+      <w:r>
+        <w:rPr>
+          <w:rFonts w:ascii="Times New Roman" w:hAnsi="Times New Roman" w:cs="Times New Roman"/>
+          <w:i/>
+          <w:iCs/>
+          <w:sz w:val="24"/>
+          <w:szCs w:val="24"/>
+        </w:rPr>
+        <w:tab/>
+      </w:r>
+      <w:proofErr w:type="gramStart"/>
+      <w:r>
+        <w:rPr>
+          <w:rFonts w:ascii="Times New Roman" w:hAnsi="Times New Roman" w:cs="Times New Roman"/>
+          <w:i/>
+          <w:iCs/>
+          <w:sz w:val="24"/>
+          <w:szCs w:val="24"/>
+        </w:rPr>
+        <w:tab/>
+        <w:t xml:space="preserve">  </w:t>
+      </w:r>
+      <w:r>
+        <w:rPr>
+          <w:rFonts w:ascii="Times New Roman" w:hAnsi="Times New Roman" w:cs="Times New Roman"/>
+          <w:i/>
+          <w:iCs/>
+          <w:sz w:val="24"/>
+          <w:szCs w:val="24"/>
+        </w:rPr>
+        <w:tab/>
+      </w:r>
+      <w:proofErr w:type="gramEnd"/>
+      <w:r>
+        <w:rPr>
+          <w:rFonts w:ascii="Times New Roman" w:hAnsi="Times New Roman" w:cs="Times New Roman"/>
+          <w:i/>
+          <w:iCs/>
+          <w:sz w:val="24"/>
+          <w:szCs w:val="24"/>
+        </w:rPr>
+        <w:tab/>
+        <w:t xml:space="preserve"> </w:t>
+      </w:r>
+      <w:r>
+        <w:rPr>
+          <w:rFonts w:ascii="Times New Roman" w:hAnsi="Times New Roman" w:cs="Times New Roman"/>
+          <w:bCs/>
+          <w:i/>
+          <w:iCs/>
+          <w:sz w:val="24"/>
+          <w:szCs w:val="24"/>
+        </w:rPr>
+        <w:t>Aug 2025-</w:t>
+      </w:r>
+      <w:r>
+        <w:rPr>
+          <w:rFonts w:ascii="Times New Roman" w:hAnsi="Times New Roman" w:cs="Times New Roman"/>
+          <w:bCs/>
+          <w:i/>
+          <w:iCs/>
+          <w:sz w:val="24"/>
+          <w:szCs w:val="24"/>
+        </w:rPr>
+        <w:t xml:space="preserve"> </w:t>
+      </w:r>
+      <w:r>
+        <w:rPr>
+          <w:rFonts w:ascii="Times New Roman" w:hAnsi="Times New Roman" w:cs="Times New Roman"/>
+          <w:bCs/>
+          <w:i/>
+          <w:iCs/>
+          <w:sz w:val="24"/>
+          <w:szCs w:val="24"/>
+        </w:rPr>
+        <w:t>May 2026</w:t>
+      </w:r>
+    </w:p>
+    <w:p>
+      <w:pPr>
+        <w:numPr>
+          <w:ilvl w:val="0"/>
+          <w:numId w:val="22"/>
+        </w:numPr>
+        <w:tabs>
+          <w:tab w:val="right" w:pos="10800"/>
+        </w:tabs>
+        <w:spacing w:after="0"/>
+        <w:rPr>
+          <w:rFonts w:ascii="Times New Roman" w:hAnsi="Times New Roman" w:cs="Times New Roman"/>
+          <w:sz w:val="24"/>
+          <w:szCs w:val="24"/>
+        </w:rPr>
+      </w:pPr>
+      <w:r>
+        <w:rPr>
+          <w:rFonts w:ascii="Times New Roman" w:hAnsi="Times New Roman" w:cs="Times New Roman"/>
+          <w:sz w:val="24"/>
+          <w:szCs w:val="24"/>
+        </w:rPr>
+        <w:t xml:space="preserve">Acquired and applied R Shiny </w:t>
+      </w:r>
+      <w:r>
+        <w:rPr>
+          <w:rFonts w:ascii="Times New Roman" w:hAnsi="Times New Roman" w:cs="Times New Roman"/>
+          <w:bCs/>
+          <w:sz w:val="24"/>
+          <w:szCs w:val="24"/>
+        </w:rPr>
+        <w:t>skills</w:t>
+      </w:r>
+      <w:r>
+        <w:rPr>
+          <w:rFonts w:ascii="Times New Roman" w:hAnsi="Times New Roman" w:cs="Times New Roman"/>
+          <w:sz w:val="24"/>
+          <w:szCs w:val="24"/>
+        </w:rPr>
+        <w:t xml:space="preserve"> to develop and deploy interactive web applications.</w:t>
+      </w:r>
+    </w:p>
+    <w:p>
+      <w:pPr>
+        <w:numPr>
+          <w:ilvl w:val="0"/>
+          <w:numId w:val="22"/>
+        </w:numPr>
+        <w:tabs>
+          <w:tab w:val="right" w:pos="10800"/>
+        </w:tabs>
+        <w:spacing w:after="0"/>
+        <w:rPr>
+          <w:rFonts w:ascii="Times New Roman" w:hAnsi="Times New Roman" w:cs="Times New Roman"/>
+          <w:sz w:val="24"/>
+          <w:szCs w:val="24"/>
+        </w:rPr>
+      </w:pPr>
+      <w:r>
+        <w:rPr>
+          <w:rFonts w:ascii="Times New Roman" w:hAnsi="Times New Roman" w:cs="Times New Roman"/>
+          <w:sz w:val="24"/>
+          <w:szCs w:val="24"/>
+        </w:rPr>
+        <w:t xml:space="preserve">Converted the </w:t>
+      </w:r>
+      <w:r>
+        <w:rPr>
+          <w:rFonts w:ascii="Times New Roman" w:hAnsi="Times New Roman" w:cs="Times New Roman"/>
+          <w:i/>
+          <w:iCs/>
+          <w:sz w:val="24"/>
+          <w:szCs w:val="24"/>
+        </w:rPr>
+        <w:t>odr</w:t>
+      </w:r>
+      <w:r>
+        <w:rPr>
+          <w:rFonts w:ascii="Times New Roman" w:hAnsi="Times New Roman" w:cs="Times New Roman"/>
+          <w:sz w:val="24"/>
+          <w:szCs w:val="24"/>
+        </w:rPr>
+        <w:t xml:space="preserve"> </w:t>
+      </w:r>
+      <w:r>
+        <w:rPr>
+          <w:rFonts w:ascii="Times New Roman" w:hAnsi="Times New Roman" w:cs="Times New Roman"/>
+          <w:sz w:val="24"/>
+          <w:szCs w:val="24"/>
+        </w:rPr>
+        <w:t xml:space="preserve">and </w:t>
+      </w:r>
+      <w:r>
+        <w:rPr>
+          <w:rFonts w:ascii="Times New Roman" w:hAnsi="Times New Roman" w:cs="Times New Roman"/>
+          <w:i/>
+          <w:iCs/>
+          <w:sz w:val="24"/>
+          <w:szCs w:val="24"/>
+        </w:rPr>
+        <w:t>anomo</w:t>
+      </w:r>
+      <w:r>
+        <w:rPr>
+          <w:rFonts w:ascii="Times New Roman" w:hAnsi="Times New Roman" w:cs="Times New Roman"/>
+          <w:sz w:val="24"/>
+          <w:szCs w:val="24"/>
+        </w:rPr>
+        <w:t xml:space="preserve"> </w:t>
+      </w:r>
+      <w:r>
+        <w:rPr>
+          <w:rFonts w:ascii="Times New Roman" w:hAnsi="Times New Roman" w:cs="Times New Roman"/>
+          <w:sz w:val="24"/>
+          <w:szCs w:val="24"/>
+        </w:rPr>
+        <w:t>R package</w:t>
+      </w:r>
+      <w:r>
+        <w:rPr>
+          <w:rFonts w:ascii="Times New Roman" w:hAnsi="Times New Roman" w:cs="Times New Roman"/>
+          <w:sz w:val="24"/>
+          <w:szCs w:val="24"/>
+        </w:rPr>
+        <w:t>s</w:t>
+      </w:r>
+      <w:r>
+        <w:rPr>
+          <w:rFonts w:ascii="Times New Roman" w:hAnsi="Times New Roman" w:cs="Times New Roman"/>
+          <w:sz w:val="24"/>
+          <w:szCs w:val="24"/>
+        </w:rPr>
+        <w:t xml:space="preserve"> </w:t>
+      </w:r>
+      <w:r>
+        <w:rPr>
+          <w:rFonts w:ascii="Times New Roman" w:hAnsi="Times New Roman" w:cs="Times New Roman"/>
+          <w:bCs/>
+          <w:sz w:val="24"/>
+          <w:szCs w:val="24"/>
+        </w:rPr>
+        <w:t>into</w:t>
+      </w:r>
+      <w:r>
+        <w:rPr>
+          <w:rFonts w:ascii="Times New Roman" w:hAnsi="Times New Roman" w:cs="Times New Roman"/>
+          <w:sz w:val="24"/>
+          <w:szCs w:val="24"/>
+        </w:rPr>
+        <w:t xml:space="preserve"> a user-friendly and dynamic Shiny application, making the tool more accessible and intuitive for other researchers.</w:t>
+      </w:r>
+    </w:p>
+    <w:p>
+      <w:pPr>
+        <w:tabs>
+          <w:tab w:val="right" w:pos="10800"/>
+        </w:tabs>
+        <w:spacing w:after="0"/>
+        <w:rPr>
+          <w:rFonts w:ascii="Times New Roman" w:hAnsi="Times New Roman" w:cs="Times New Roman"/>
+          <w:b/>
+          <w:sz w:val="24"/>
+          <w:szCs w:val="24"/>
+        </w:rPr>
+      </w:pPr>
+    </w:p>
+    <w:p>
+      <w:pPr>
+        <w:tabs>
+          <w:tab w:val="right" w:pos="10800"/>
+        </w:tabs>
+        <w:spacing w:after="0"/>
+        <w:rPr>
+          <w:rFonts w:ascii="Times New Roman" w:hAnsi="Times New Roman" w:cs="Times New Roman"/>
+          <w:b/>
+          <w:bCs/>
+          <w:iCs/>
+          <w:sz w:val="24"/>
+          <w:szCs w:val="24"/>
+        </w:rPr>
+      </w:pPr>
+      <w:r>
+        <w:rPr>
+          <w:rFonts w:ascii="Times New Roman" w:hAnsi="Times New Roman" w:cs="Times New Roman"/>
+          <w:b/>
+          <w:bCs/>
+          <w:iCs/>
+          <w:sz w:val="24"/>
+          <w:szCs w:val="24"/>
+        </w:rPr>
+        <w:t xml:space="preserve">Graduate Research Assistant- Instrument </w:t>
+      </w:r>
+      <w:r>
+        <w:rPr>
+          <w:rFonts w:ascii="Times New Roman" w:hAnsi="Times New Roman" w:cs="Times New Roman"/>
+          <w:b/>
+          <w:bCs/>
+          <w:iCs/>
+          <w:sz w:val="24"/>
+          <w:szCs w:val="24"/>
+        </w:rPr>
+        <w:t>V</w:t>
+      </w:r>
+      <w:r>
+        <w:rPr>
+          <w:rFonts w:ascii="Times New Roman" w:hAnsi="Times New Roman" w:cs="Times New Roman"/>
+          <w:b/>
+          <w:bCs/>
+          <w:iCs/>
+          <w:sz w:val="24"/>
+          <w:szCs w:val="24"/>
+        </w:rPr>
+        <w:t xml:space="preserve">alidation </w:t>
+      </w:r>
+      <w:r>
+        <w:rPr>
+          <w:rFonts w:ascii="Times New Roman" w:hAnsi="Times New Roman" w:cs="Times New Roman"/>
+          <w:b/>
+          <w:bCs/>
+          <w:iCs/>
+          <w:sz w:val="24"/>
+          <w:szCs w:val="24"/>
+        </w:rPr>
+        <w:t>P</w:t>
+      </w:r>
+      <w:r>
+        <w:rPr>
+          <w:rFonts w:ascii="Times New Roman" w:hAnsi="Times New Roman" w:cs="Times New Roman"/>
+          <w:b/>
+          <w:bCs/>
+          <w:iCs/>
+          <w:sz w:val="24"/>
+          <w:szCs w:val="24"/>
+        </w:rPr>
+        <w:t>roject</w:t>
+      </w:r>
+      <w:r>
+        <w:rPr>
+          <w:rFonts w:ascii="Times New Roman" w:hAnsi="Times New Roman" w:cs="Times New Roman"/>
+          <w:b/>
+          <w:bCs/>
+          <w:iCs/>
+          <w:sz w:val="24"/>
+          <w:szCs w:val="24"/>
+        </w:rPr>
+        <w:tab/>
+        <w:t xml:space="preserve"> </w:t>
+      </w:r>
+    </w:p>
+    <w:p>
+      <w:pPr>
+        <w:tabs>
+          <w:tab w:val="right" w:pos="10800"/>
+        </w:tabs>
+        <w:spacing w:after="0"/>
+        <w:rPr>
+          <w:rFonts w:ascii="Times New Roman" w:hAnsi="Times New Roman" w:cs="Times New Roman"/>
+          <w:bCs/>
+          <w:i/>
+          <w:iCs/>
+          <w:sz w:val="24"/>
+          <w:szCs w:val="24"/>
+          <w:lang w:eastAsia="zh-CN"/>
+        </w:rPr>
+      </w:pPr>
+      <w:r>
+        <w:rPr>
+          <w:rFonts w:ascii="Times New Roman" w:hAnsi="Times New Roman" w:cs="Times New Roman"/>
+          <w:bCs/>
+          <w:i/>
+          <w:iCs/>
+          <w:sz w:val="24"/>
+          <w:szCs w:val="24"/>
+        </w:rPr>
+        <w:t>University of Georgia</w:t>
+      </w:r>
+      <w:r>
+        <w:rPr>
+          <w:rFonts w:ascii="Times New Roman" w:hAnsi="Times New Roman" w:cs="Times New Roman" w:hint="eastAsia"/>
+          <w:bCs/>
+          <w:i/>
+          <w:iCs/>
+          <w:sz w:val="24"/>
+          <w:szCs w:val="24"/>
+          <w:lang w:eastAsia="zh-CN"/>
+        </w:rPr>
+        <w:t xml:space="preserve"> </w:t>
+      </w:r>
+      <w:r>
+        <w:rPr>
+          <w:rFonts w:ascii="Times New Roman" w:hAnsi="Times New Roman" w:cs="Times New Roman"/>
+          <w:bCs/>
+          <w:i/>
+          <w:iCs/>
+          <w:sz w:val="24"/>
+          <w:szCs w:val="24"/>
+          <w:lang w:eastAsia="zh-CN"/>
+        </w:rPr>
+        <w:tab/>
+      </w:r>
+      <w:r>
+        <w:rPr>
+          <w:rFonts w:ascii="Times New Roman" w:hAnsi="Times New Roman" w:cs="Times New Roman"/>
+          <w:i/>
+          <w:iCs/>
+          <w:sz w:val="24"/>
+          <w:szCs w:val="24"/>
+        </w:rPr>
+        <w:t>Aug 2024-May 2025</w:t>
+      </w:r>
+    </w:p>
+    <w:p>
+      <w:pPr>
+        <w:numPr>
+          <w:ilvl w:val="0"/>
+          <w:numId w:val="22"/>
+        </w:numPr>
+        <w:tabs>
+          <w:tab w:val="right" w:pos="10800"/>
+        </w:tabs>
+        <w:spacing w:after="0"/>
+        <w:rPr>
+          <w:rFonts w:ascii="Times New Roman" w:hAnsi="Times New Roman" w:cs="Times New Roman"/>
+          <w:sz w:val="24"/>
+          <w:szCs w:val="24"/>
+        </w:rPr>
+      </w:pPr>
+      <w:r>
+        <w:rPr>
+          <w:rFonts w:ascii="Times New Roman" w:hAnsi="Times New Roman" w:cs="Times New Roman"/>
+          <w:bCs/>
+          <w:sz w:val="24"/>
+          <w:szCs w:val="24"/>
+        </w:rPr>
+        <w:t>Validated</w:t>
+      </w:r>
+      <w:r>
+        <w:rPr>
+          <w:rFonts w:ascii="Times New Roman" w:hAnsi="Times New Roman" w:cs="Times New Roman"/>
+          <w:sz w:val="24"/>
+          <w:szCs w:val="24"/>
+        </w:rPr>
+        <w:t xml:space="preserve"> and refined the Regulating Emotions in Parenting Scale (REPS), a novel, concise self-report measure for assessing parent emotion regulation.</w:t>
+      </w:r>
+    </w:p>
+    <w:p>
+      <w:pPr>
+        <w:numPr>
+          <w:ilvl w:val="0"/>
+          <w:numId w:val="22"/>
+        </w:numPr>
+        <w:tabs>
+          <w:tab w:val="right" w:pos="10800"/>
+        </w:tabs>
+        <w:spacing w:after="0"/>
+        <w:rPr>
+          <w:rFonts w:ascii="Times New Roman" w:hAnsi="Times New Roman" w:cs="Times New Roman"/>
+          <w:sz w:val="24"/>
+          <w:szCs w:val="24"/>
+        </w:rPr>
+      </w:pPr>
+      <w:r>
+        <w:rPr>
+          <w:rFonts w:ascii="Times New Roman" w:hAnsi="Times New Roman" w:cs="Times New Roman"/>
+          <w:sz w:val="24"/>
+          <w:szCs w:val="24"/>
+        </w:rPr>
+        <w:t>Conducted confirmatory factor analysis (CFA) to investigate the latent factor structure, ensuring the construct validity and dimensionality of the REPS.</w:t>
+      </w:r>
+    </w:p>
+    <w:p>
+      <w:pPr>
+        <w:numPr>
+          <w:ilvl w:val="0"/>
+          <w:numId w:val="22"/>
+        </w:numPr>
+        <w:tabs>
+          <w:tab w:val="right" w:pos="10800"/>
+        </w:tabs>
+        <w:spacing w:after="0"/>
+        <w:rPr>
+          <w:rFonts w:ascii="Times New Roman" w:hAnsi="Times New Roman" w:cs="Times New Roman"/>
+          <w:sz w:val="24"/>
+          <w:szCs w:val="24"/>
+        </w:rPr>
+      </w:pPr>
+      <w:r>
+        <w:rPr>
+          <w:rFonts w:ascii="Times New Roman" w:hAnsi="Times New Roman" w:cs="Times New Roman"/>
+          <w:sz w:val="24"/>
+          <w:szCs w:val="24"/>
+        </w:rPr>
+        <w:t xml:space="preserve">Established the measurement invariance of the REPS across demographic variables (e.g., gender, </w:t>
+      </w:r>
+      <w:r>
+        <w:rPr>
+          <w:rFonts w:ascii="Times New Roman" w:hAnsi="Times New Roman" w:cs="Times New Roman"/>
+          <w:bCs/>
+          <w:sz w:val="24"/>
+          <w:szCs w:val="24"/>
+        </w:rPr>
+        <w:t>race</w:t>
+      </w:r>
+      <w:r>
+        <w:rPr>
+          <w:rFonts w:ascii="Times New Roman" w:hAnsi="Times New Roman" w:cs="Times New Roman"/>
+          <w:sz w:val="24"/>
+          <w:szCs w:val="24"/>
+        </w:rPr>
+        <w:t xml:space="preserve">, ethnicity, and age) under </w:t>
+      </w:r>
+      <w:r>
+        <w:rPr>
+          <w:rFonts w:ascii="Times New Roman" w:hAnsi="Times New Roman" w:cs="Times New Roman"/>
+          <w:sz w:val="24"/>
+          <w:szCs w:val="24"/>
+        </w:rPr>
+        <w:t xml:space="preserve">a </w:t>
+      </w:r>
+      <w:r>
+        <w:rPr>
+          <w:rFonts w:ascii="Times New Roman" w:hAnsi="Times New Roman" w:cs="Times New Roman"/>
+          <w:sz w:val="24"/>
+          <w:szCs w:val="24"/>
+        </w:rPr>
+        <w:t>structural equation modeling (SEM) framework, demonstrating its broad applicability and fairness across diverse parent populations.</w:t>
+      </w:r>
+    </w:p>
+    <w:p>
+      <w:pPr>
         <w:pStyle w:val="ListParagraph"/>
         <w:tabs>
           <w:tab w:val="right" w:pos="10800"/>
@@ -6808,6 +5874,839 @@
           <w:szCs w:val="24"/>
         </w:rPr>
       </w:pPr>
+    </w:p>
+    <w:p>
+      <w:pPr>
+        <w:tabs>
+          <w:tab w:val="right" w:pos="10800"/>
+        </w:tabs>
+        <w:spacing w:after="0"/>
+        <w:rPr>
+          <w:rFonts w:ascii="Times New Roman" w:hAnsi="Times New Roman" w:cs="Times New Roman"/>
+          <w:b/>
+          <w:bCs/>
+          <w:iCs/>
+          <w:sz w:val="24"/>
+          <w:szCs w:val="24"/>
+        </w:rPr>
+      </w:pPr>
+      <w:r>
+        <w:rPr>
+          <w:rFonts w:ascii="Times New Roman" w:hAnsi="Times New Roman" w:cs="Times New Roman"/>
+          <w:b/>
+          <w:bCs/>
+          <w:iCs/>
+          <w:sz w:val="24"/>
+          <w:szCs w:val="24"/>
+        </w:rPr>
+        <w:lastRenderedPageBreak/>
+        <w:t xml:space="preserve">Graduate Research Assistant- Student </w:t>
+      </w:r>
+      <w:r>
+        <w:rPr>
+          <w:rFonts w:ascii="Times New Roman" w:hAnsi="Times New Roman" w:cs="Times New Roman"/>
+          <w:b/>
+          <w:bCs/>
+          <w:iCs/>
+          <w:sz w:val="24"/>
+          <w:szCs w:val="24"/>
+        </w:rPr>
+        <w:t>L</w:t>
+      </w:r>
+      <w:r>
+        <w:rPr>
+          <w:rFonts w:ascii="Times New Roman" w:hAnsi="Times New Roman" w:cs="Times New Roman"/>
+          <w:b/>
+          <w:bCs/>
+          <w:iCs/>
+          <w:sz w:val="24"/>
+          <w:szCs w:val="24"/>
+        </w:rPr>
+        <w:t xml:space="preserve">earning </w:t>
+      </w:r>
+      <w:r>
+        <w:rPr>
+          <w:rFonts w:ascii="Times New Roman" w:hAnsi="Times New Roman" w:cs="Times New Roman"/>
+          <w:b/>
+          <w:bCs/>
+          <w:iCs/>
+          <w:sz w:val="24"/>
+          <w:szCs w:val="24"/>
+        </w:rPr>
+        <w:t>G</w:t>
+      </w:r>
+      <w:r>
+        <w:rPr>
+          <w:rFonts w:ascii="Times New Roman" w:hAnsi="Times New Roman" w:cs="Times New Roman"/>
+          <w:b/>
+          <w:bCs/>
+          <w:iCs/>
+          <w:sz w:val="24"/>
+          <w:szCs w:val="24"/>
+        </w:rPr>
+        <w:t xml:space="preserve">rowth </w:t>
+      </w:r>
+      <w:r>
+        <w:rPr>
+          <w:rFonts w:ascii="Times New Roman" w:hAnsi="Times New Roman" w:cs="Times New Roman"/>
+          <w:b/>
+          <w:bCs/>
+          <w:iCs/>
+          <w:sz w:val="24"/>
+          <w:szCs w:val="24"/>
+        </w:rPr>
+        <w:t>R</w:t>
+      </w:r>
+      <w:r>
+        <w:rPr>
+          <w:rFonts w:ascii="Times New Roman" w:hAnsi="Times New Roman" w:cs="Times New Roman"/>
+          <w:b/>
+          <w:bCs/>
+          <w:iCs/>
+          <w:sz w:val="24"/>
+          <w:szCs w:val="24"/>
+        </w:rPr>
+        <w:t xml:space="preserve">eport </w:t>
+      </w:r>
+      <w:r>
+        <w:rPr>
+          <w:rFonts w:ascii="Times New Roman" w:hAnsi="Times New Roman" w:cs="Times New Roman"/>
+          <w:b/>
+          <w:bCs/>
+          <w:iCs/>
+          <w:sz w:val="24"/>
+          <w:szCs w:val="24"/>
+        </w:rPr>
+        <w:t>P</w:t>
+      </w:r>
+      <w:r>
+        <w:rPr>
+          <w:rFonts w:ascii="Times New Roman" w:hAnsi="Times New Roman" w:cs="Times New Roman"/>
+          <w:b/>
+          <w:bCs/>
+          <w:iCs/>
+          <w:sz w:val="24"/>
+          <w:szCs w:val="24"/>
+        </w:rPr>
+        <w:t>roject</w:t>
+      </w:r>
+      <w:r>
+        <w:rPr>
+          <w:rFonts w:ascii="Times New Roman" w:hAnsi="Times New Roman" w:cs="Times New Roman"/>
+          <w:b/>
+          <w:bCs/>
+          <w:iCs/>
+          <w:sz w:val="24"/>
+          <w:szCs w:val="24"/>
+          <w:lang w:eastAsia="zh-CN"/>
+        </w:rPr>
+        <w:t xml:space="preserve">  </w:t>
+      </w:r>
+    </w:p>
+    <w:p>
+      <w:pPr>
+        <w:tabs>
+          <w:tab w:val="right" w:pos="10800"/>
+        </w:tabs>
+        <w:spacing w:after="0"/>
+        <w:rPr>
+          <w:rFonts w:ascii="Times New Roman" w:hAnsi="Times New Roman" w:cs="Times New Roman"/>
+          <w:bCs/>
+          <w:i/>
+          <w:iCs/>
+          <w:sz w:val="24"/>
+          <w:szCs w:val="24"/>
+          <w:lang w:eastAsia="zh-CN"/>
+        </w:rPr>
+      </w:pPr>
+      <w:r>
+        <w:rPr>
+          <w:rFonts w:ascii="Times New Roman" w:hAnsi="Times New Roman" w:cs="Times New Roman"/>
+          <w:bCs/>
+          <w:i/>
+          <w:iCs/>
+          <w:sz w:val="24"/>
+          <w:szCs w:val="24"/>
+        </w:rPr>
+        <w:t>University of Georgia</w:t>
+      </w:r>
+      <w:r>
+        <w:rPr>
+          <w:rFonts w:ascii="Times New Roman" w:hAnsi="Times New Roman" w:cs="Times New Roman" w:hint="eastAsia"/>
+          <w:bCs/>
+          <w:i/>
+          <w:iCs/>
+          <w:sz w:val="24"/>
+          <w:szCs w:val="24"/>
+          <w:lang w:eastAsia="zh-CN"/>
+        </w:rPr>
+        <w:t xml:space="preserve"> </w:t>
+      </w:r>
+      <w:r>
+        <w:rPr>
+          <w:rFonts w:ascii="Times New Roman" w:hAnsi="Times New Roman" w:cs="Times New Roman"/>
+          <w:bCs/>
+          <w:i/>
+          <w:iCs/>
+          <w:sz w:val="24"/>
+          <w:szCs w:val="24"/>
+          <w:lang w:eastAsia="zh-CN"/>
+        </w:rPr>
+        <w:tab/>
+      </w:r>
+      <w:r>
+        <w:rPr>
+          <w:rFonts w:ascii="Times New Roman" w:hAnsi="Times New Roman" w:cs="Times New Roman"/>
+          <w:bCs/>
+          <w:i/>
+          <w:iCs/>
+          <w:sz w:val="24"/>
+          <w:szCs w:val="24"/>
+        </w:rPr>
+        <w:t>Aug 2023-Aug 2024</w:t>
+      </w:r>
+    </w:p>
+    <w:p>
+      <w:pPr>
+        <w:numPr>
+          <w:ilvl w:val="0"/>
+          <w:numId w:val="22"/>
+        </w:numPr>
+        <w:tabs>
+          <w:tab w:val="right" w:pos="10800"/>
+        </w:tabs>
+        <w:spacing w:after="0"/>
+        <w:rPr>
+          <w:rFonts w:ascii="Times New Roman" w:hAnsi="Times New Roman" w:cs="Times New Roman"/>
+          <w:sz w:val="24"/>
+          <w:szCs w:val="24"/>
+        </w:rPr>
+      </w:pPr>
+      <w:r>
+        <w:rPr>
+          <w:rFonts w:ascii="Times New Roman" w:hAnsi="Times New Roman" w:cs="Times New Roman"/>
+          <w:sz w:val="24"/>
+          <w:szCs w:val="24"/>
+        </w:rPr>
+        <w:t>Conducted comprehensive</w:t>
+      </w:r>
+      <w:r>
+        <w:rPr>
+          <w:rFonts w:ascii="Times New Roman" w:hAnsi="Times New Roman" w:cs="Times New Roman"/>
+        </w:rPr>
+        <w:t xml:space="preserve"> </w:t>
+      </w:r>
+      <w:r>
+        <w:rPr>
+          <w:rFonts w:ascii="Times New Roman" w:hAnsi="Times New Roman" w:cs="Times New Roman"/>
+          <w:sz w:val="24"/>
+          <w:szCs w:val="24"/>
+        </w:rPr>
+        <w:t xml:space="preserve">psychometric evaluation of K-6 Student Learning Objectives (SLO) </w:t>
+      </w:r>
+      <w:r>
+        <w:rPr>
+          <w:rFonts w:ascii="Times New Roman" w:hAnsi="Times New Roman" w:cs="Times New Roman"/>
+          <w:bCs/>
+          <w:sz w:val="24"/>
+          <w:szCs w:val="24"/>
+        </w:rPr>
+        <w:t>assessments</w:t>
+      </w:r>
+      <w:r>
+        <w:rPr>
+          <w:rFonts w:ascii="Times New Roman" w:hAnsi="Times New Roman" w:cs="Times New Roman"/>
+          <w:sz w:val="24"/>
+          <w:szCs w:val="24"/>
+        </w:rPr>
+        <w:t xml:space="preserve"> using classical item analysis (CTT) and Item Response Theory (IRT) models.</w:t>
+      </w:r>
+    </w:p>
+    <w:p>
+      <w:pPr>
+        <w:numPr>
+          <w:ilvl w:val="0"/>
+          <w:numId w:val="22"/>
+        </w:numPr>
+        <w:tabs>
+          <w:tab w:val="right" w:pos="10800"/>
+        </w:tabs>
+        <w:spacing w:after="0"/>
+        <w:rPr>
+          <w:rFonts w:ascii="Times New Roman" w:hAnsi="Times New Roman" w:cs="Times New Roman"/>
+          <w:sz w:val="24"/>
+          <w:szCs w:val="24"/>
+        </w:rPr>
+      </w:pPr>
+      <w:r>
+        <w:rPr>
+          <w:rFonts w:ascii="Times New Roman" w:hAnsi="Times New Roman" w:cs="Times New Roman"/>
+          <w:sz w:val="24"/>
+          <w:szCs w:val="24"/>
+        </w:rPr>
+        <w:t xml:space="preserve">Used simulated data to analyze, validate, and support </w:t>
+      </w:r>
+      <w:r>
+        <w:rPr>
+          <w:rFonts w:ascii="Times New Roman" w:hAnsi="Times New Roman" w:cs="Times New Roman"/>
+          <w:sz w:val="24"/>
+          <w:szCs w:val="24"/>
+        </w:rPr>
+        <w:t xml:space="preserve">the </w:t>
+      </w:r>
+      <w:r>
+        <w:rPr>
+          <w:rFonts w:ascii="Times New Roman" w:hAnsi="Times New Roman" w:cs="Times New Roman"/>
+          <w:sz w:val="24"/>
+          <w:szCs w:val="24"/>
+        </w:rPr>
+        <w:t xml:space="preserve">interpretation of student growth percentiles for </w:t>
+      </w:r>
+      <w:r>
+        <w:rPr>
+          <w:rFonts w:ascii="Times New Roman" w:hAnsi="Times New Roman" w:cs="Times New Roman"/>
+          <w:bCs/>
+          <w:sz w:val="24"/>
+          <w:szCs w:val="24"/>
+        </w:rPr>
+        <w:t>elementary</w:t>
+      </w:r>
+      <w:r>
+        <w:rPr>
+          <w:rFonts w:ascii="Times New Roman" w:hAnsi="Times New Roman" w:cs="Times New Roman"/>
+          <w:sz w:val="24"/>
+          <w:szCs w:val="24"/>
+        </w:rPr>
+        <w:t>-grade reporting.</w:t>
+      </w:r>
+    </w:p>
+    <w:p>
+      <w:pPr>
+        <w:numPr>
+          <w:ilvl w:val="0"/>
+          <w:numId w:val="22"/>
+        </w:numPr>
+        <w:tabs>
+          <w:tab w:val="right" w:pos="10800"/>
+        </w:tabs>
+        <w:spacing w:after="0"/>
+        <w:rPr>
+          <w:rFonts w:ascii="Times New Roman" w:hAnsi="Times New Roman" w:cs="Times New Roman"/>
+          <w:sz w:val="24"/>
+          <w:szCs w:val="24"/>
+        </w:rPr>
+      </w:pPr>
+      <w:r>
+        <w:rPr>
+          <w:rFonts w:ascii="Times New Roman" w:hAnsi="Times New Roman" w:cs="Times New Roman"/>
+          <w:sz w:val="24"/>
+          <w:szCs w:val="24"/>
+        </w:rPr>
+        <w:t xml:space="preserve">Produced multi-level K-6 growth reports (student level, classroom level, and school level) and </w:t>
+      </w:r>
+      <w:r>
+        <w:rPr>
+          <w:rFonts w:ascii="Times New Roman" w:hAnsi="Times New Roman" w:cs="Times New Roman"/>
+          <w:bCs/>
+          <w:sz w:val="24"/>
+          <w:szCs w:val="24"/>
+        </w:rPr>
+        <w:t>translated</w:t>
+      </w:r>
+      <w:r>
+        <w:rPr>
+          <w:rFonts w:ascii="Times New Roman" w:hAnsi="Times New Roman" w:cs="Times New Roman"/>
+          <w:sz w:val="24"/>
+          <w:szCs w:val="24"/>
+        </w:rPr>
+        <w:t xml:space="preserve"> results into actionable insights for teachers and administrators.</w:t>
+      </w:r>
+    </w:p>
+    <w:p>
+      <w:pPr>
+        <w:pStyle w:val="ListParagraph"/>
+        <w:tabs>
+          <w:tab w:val="right" w:pos="10800"/>
+        </w:tabs>
+        <w:spacing w:after="0"/>
+        <w:rPr>
+          <w:rFonts w:ascii="Times New Roman" w:hAnsi="Times New Roman" w:cs="Times New Roman"/>
+          <w:sz w:val="24"/>
+          <w:szCs w:val="24"/>
+        </w:rPr>
+      </w:pPr>
+    </w:p>
+    <w:p>
+      <w:pPr>
+        <w:tabs>
+          <w:tab w:val="right" w:pos="10800"/>
+        </w:tabs>
+        <w:spacing w:after="0"/>
+        <w:rPr>
+          <w:rFonts w:ascii="Times New Roman" w:hAnsi="Times New Roman" w:cs="Times New Roman"/>
+          <w:b/>
+          <w:bCs/>
+          <w:iCs/>
+          <w:sz w:val="24"/>
+          <w:szCs w:val="24"/>
+        </w:rPr>
+      </w:pPr>
+      <w:r>
+        <w:rPr>
+          <w:rFonts w:ascii="Times New Roman" w:hAnsi="Times New Roman" w:cs="Times New Roman"/>
+          <w:b/>
+          <w:bCs/>
+          <w:iCs/>
+          <w:sz w:val="24"/>
+          <w:szCs w:val="24"/>
+        </w:rPr>
+        <w:t>Graduate Research Assistant-</w:t>
+      </w:r>
+      <w:r>
+        <w:rPr>
+          <w:rFonts w:ascii="Times New Roman" w:hAnsi="Times New Roman" w:cs="Times New Roman"/>
+          <w:b/>
+          <w:bCs/>
+          <w:iCs/>
+        </w:rPr>
+        <w:t xml:space="preserve"> </w:t>
+      </w:r>
+      <w:r>
+        <w:rPr>
+          <w:rFonts w:ascii="Times New Roman" w:hAnsi="Times New Roman" w:cs="Times New Roman"/>
+          <w:b/>
+          <w:bCs/>
+          <w:iCs/>
+          <w:sz w:val="24"/>
+          <w:szCs w:val="24"/>
+        </w:rPr>
+        <w:t xml:space="preserve">Pre-K School Readiness Factors Project     </w:t>
+      </w:r>
+    </w:p>
+    <w:p>
+      <w:pPr>
+        <w:tabs>
+          <w:tab w:val="right" w:pos="10800"/>
+        </w:tabs>
+        <w:spacing w:after="0"/>
+        <w:rPr>
+          <w:rFonts w:ascii="Times New Roman" w:hAnsi="Times New Roman" w:cs="Times New Roman"/>
+          <w:sz w:val="24"/>
+          <w:szCs w:val="24"/>
+        </w:rPr>
+      </w:pPr>
+      <w:r>
+        <w:rPr>
+          <w:rFonts w:ascii="Times New Roman" w:hAnsi="Times New Roman" w:cs="Times New Roman"/>
+          <w:bCs/>
+          <w:i/>
+          <w:iCs/>
+          <w:sz w:val="24"/>
+          <w:szCs w:val="24"/>
+        </w:rPr>
+        <w:t>University of Georgia</w:t>
+      </w:r>
+      <w:r>
+        <w:rPr>
+          <w:rFonts w:ascii="Times New Roman" w:hAnsi="Times New Roman" w:cs="Times New Roman" w:hint="eastAsia"/>
+          <w:bCs/>
+          <w:i/>
+          <w:iCs/>
+          <w:sz w:val="24"/>
+          <w:szCs w:val="24"/>
+          <w:lang w:eastAsia="zh-CN"/>
+        </w:rPr>
+        <w:t xml:space="preserve"> </w:t>
+      </w:r>
+      <w:r>
+        <w:rPr>
+          <w:rFonts w:ascii="Times New Roman" w:hAnsi="Times New Roman" w:cs="Times New Roman"/>
+          <w:bCs/>
+          <w:i/>
+          <w:iCs/>
+          <w:sz w:val="24"/>
+          <w:szCs w:val="24"/>
+          <w:lang w:eastAsia="zh-CN"/>
+        </w:rPr>
+        <w:tab/>
+      </w:r>
+      <w:r>
+        <w:rPr>
+          <w:rFonts w:ascii="Times New Roman" w:hAnsi="Times New Roman" w:cs="Times New Roman"/>
+          <w:i/>
+          <w:sz w:val="24"/>
+          <w:szCs w:val="24"/>
+        </w:rPr>
+        <w:t xml:space="preserve">May 2022-Jan 2023        </w:t>
+      </w:r>
+      <w:r>
+        <w:rPr>
+          <w:rFonts w:ascii="Times New Roman" w:hAnsi="Times New Roman" w:cs="Times New Roman"/>
+          <w:i/>
+          <w:sz w:val="24"/>
+          <w:szCs w:val="24"/>
+        </w:rPr>
+        <w:t xml:space="preserve">                                                   </w:t>
+      </w:r>
+    </w:p>
+    <w:p>
+      <w:pPr>
+        <w:numPr>
+          <w:ilvl w:val="0"/>
+          <w:numId w:val="22"/>
+        </w:numPr>
+        <w:tabs>
+          <w:tab w:val="right" w:pos="10800"/>
+        </w:tabs>
+        <w:spacing w:after="0"/>
+        <w:rPr>
+          <w:rFonts w:ascii="Times New Roman" w:hAnsi="Times New Roman" w:cs="Times New Roman"/>
+          <w:bCs/>
+          <w:sz w:val="24"/>
+          <w:szCs w:val="24"/>
+        </w:rPr>
+      </w:pPr>
+      <w:r>
+        <w:rPr>
+          <w:rFonts w:ascii="Times New Roman" w:hAnsi="Times New Roman" w:cs="Times New Roman"/>
+          <w:bCs/>
+          <w:sz w:val="24"/>
+          <w:szCs w:val="24"/>
+        </w:rPr>
+        <w:t xml:space="preserve">Managed and analyzed multi-source </w:t>
+      </w:r>
+      <w:proofErr w:type="gramStart"/>
+      <w:r>
+        <w:rPr>
+          <w:rFonts w:ascii="Times New Roman" w:hAnsi="Times New Roman" w:cs="Times New Roman"/>
+          <w:bCs/>
+          <w:sz w:val="24"/>
+          <w:szCs w:val="24"/>
+        </w:rPr>
+        <w:t>Pre-K</w:t>
+      </w:r>
+      <w:proofErr w:type="gramEnd"/>
+      <w:r>
+        <w:rPr>
+          <w:rFonts w:ascii="Times New Roman" w:hAnsi="Times New Roman" w:cs="Times New Roman"/>
+          <w:bCs/>
+          <w:sz w:val="24"/>
+          <w:szCs w:val="24"/>
+        </w:rPr>
+        <w:t xml:space="preserve"> datasets in R/SPSS on school readiness, classroom environment, perceived competence, social acceptance, and coping resources.</w:t>
+      </w:r>
+    </w:p>
+    <w:p>
+      <w:pPr>
+        <w:numPr>
+          <w:ilvl w:val="0"/>
+          <w:numId w:val="22"/>
+        </w:numPr>
+        <w:tabs>
+          <w:tab w:val="right" w:pos="10800"/>
+        </w:tabs>
+        <w:spacing w:after="0"/>
+        <w:rPr>
+          <w:rFonts w:ascii="Times New Roman" w:hAnsi="Times New Roman" w:cs="Times New Roman"/>
+          <w:bCs/>
+          <w:sz w:val="24"/>
+          <w:szCs w:val="24"/>
+        </w:rPr>
+      </w:pPr>
+      <w:r>
+        <w:rPr>
+          <w:rFonts w:ascii="Times New Roman" w:hAnsi="Times New Roman" w:cs="Times New Roman"/>
+          <w:bCs/>
+          <w:sz w:val="24"/>
+          <w:szCs w:val="24"/>
+        </w:rPr>
+        <w:t xml:space="preserve">In collaboration with Dr. Stacey M. Neuharth-Pritchett, applied a two-stage nested design and multinomial logistic regression to test how math ability, language ability, and classroom risk jointly predict </w:t>
+      </w:r>
+      <w:proofErr w:type="gramStart"/>
+      <w:r>
+        <w:rPr>
+          <w:rFonts w:ascii="Times New Roman" w:hAnsi="Times New Roman" w:cs="Times New Roman"/>
+          <w:bCs/>
+          <w:sz w:val="24"/>
+          <w:szCs w:val="24"/>
+        </w:rPr>
+        <w:t>Pre-K</w:t>
+      </w:r>
+      <w:proofErr w:type="gramEnd"/>
+      <w:r>
+        <w:rPr>
+          <w:rFonts w:ascii="Times New Roman" w:hAnsi="Times New Roman" w:cs="Times New Roman"/>
+          <w:bCs/>
+          <w:sz w:val="24"/>
+          <w:szCs w:val="24"/>
+        </w:rPr>
+        <w:t xml:space="preserve"> readiness (supports a forthcoming manuscript).</w:t>
+      </w:r>
+    </w:p>
+    <w:p>
+      <w:pPr>
+        <w:numPr>
+          <w:ilvl w:val="0"/>
+          <w:numId w:val="22"/>
+        </w:numPr>
+        <w:tabs>
+          <w:tab w:val="right" w:pos="10800"/>
+        </w:tabs>
+        <w:spacing w:after="0"/>
+        <w:rPr>
+          <w:rFonts w:ascii="Times New Roman" w:hAnsi="Times New Roman" w:cs="Times New Roman"/>
+          <w:bCs/>
+          <w:sz w:val="24"/>
+          <w:szCs w:val="24"/>
+        </w:rPr>
+      </w:pPr>
+      <w:r>
+        <w:rPr>
+          <w:rFonts w:ascii="Times New Roman" w:hAnsi="Times New Roman" w:cs="Times New Roman"/>
+          <w:bCs/>
+          <w:sz w:val="24"/>
+          <w:szCs w:val="24"/>
+        </w:rPr>
+        <w:t>Prepared reports translating statistical findings into clear, actionable insights for early childhood educators and program stakeholders.</w:t>
+      </w:r>
+    </w:p>
+    <w:p>
+      <w:pPr>
+        <w:tabs>
+          <w:tab w:val="right" w:pos="10800"/>
+        </w:tabs>
+        <w:spacing w:after="0"/>
+        <w:rPr>
+          <w:rFonts w:ascii="Times New Roman" w:hAnsi="Times New Roman" w:cs="Times New Roman"/>
+          <w:b/>
+          <w:bCs/>
+          <w:iCs/>
+          <w:sz w:val="24"/>
+          <w:szCs w:val="24"/>
+        </w:rPr>
+      </w:pPr>
+      <w:r>
+        <w:rPr>
+          <w:rFonts w:ascii="Times New Roman" w:hAnsi="Times New Roman" w:cs="Times New Roman"/>
+          <w:b/>
+          <w:bCs/>
+          <w:iCs/>
+          <w:sz w:val="24"/>
+          <w:szCs w:val="24"/>
+        </w:rPr>
+        <w:t>Student Assistant- College Town Project</w:t>
+      </w:r>
+      <w:r>
+        <w:rPr>
+          <w:rFonts w:ascii="Times New Roman" w:hAnsi="Times New Roman" w:cs="Times New Roman"/>
+          <w:b/>
+          <w:bCs/>
+          <w:iCs/>
+          <w:sz w:val="24"/>
+          <w:szCs w:val="24"/>
+        </w:rPr>
+        <w:tab/>
+      </w:r>
+    </w:p>
+    <w:p>
+      <w:pPr>
+        <w:tabs>
+          <w:tab w:val="right" w:pos="10800"/>
+        </w:tabs>
+        <w:spacing w:after="0"/>
+        <w:rPr>
+          <w:rFonts w:ascii="Times New Roman" w:hAnsi="Times New Roman" w:cs="Times New Roman"/>
+          <w:bCs/>
+          <w:i/>
+          <w:iCs/>
+          <w:sz w:val="24"/>
+          <w:szCs w:val="24"/>
+          <w:lang w:eastAsia="zh-CN"/>
+        </w:rPr>
+      </w:pPr>
+      <w:r>
+        <w:rPr>
+          <w:rFonts w:ascii="Times New Roman" w:hAnsi="Times New Roman" w:cs="Times New Roman"/>
+          <w:bCs/>
+          <w:i/>
+          <w:iCs/>
+          <w:sz w:val="24"/>
+          <w:szCs w:val="24"/>
+        </w:rPr>
+        <w:t>Miami University</w:t>
+      </w:r>
+      <w:r>
+        <w:rPr>
+          <w:rFonts w:ascii="Times New Roman" w:hAnsi="Times New Roman" w:cs="Times New Roman" w:hint="eastAsia"/>
+          <w:bCs/>
+          <w:i/>
+          <w:iCs/>
+          <w:sz w:val="24"/>
+          <w:szCs w:val="24"/>
+          <w:lang w:eastAsia="zh-CN"/>
+        </w:rPr>
+        <w:t xml:space="preserve"> </w:t>
+      </w:r>
+      <w:r>
+        <w:rPr>
+          <w:rFonts w:ascii="Times New Roman" w:hAnsi="Times New Roman" w:cs="Times New Roman"/>
+          <w:bCs/>
+          <w:i/>
+          <w:iCs/>
+          <w:sz w:val="24"/>
+          <w:szCs w:val="24"/>
+          <w:lang w:eastAsia="zh-CN"/>
+        </w:rPr>
+        <w:tab/>
+      </w:r>
+      <w:r>
+        <w:rPr>
+          <w:rFonts w:ascii="Times New Roman" w:hAnsi="Times New Roman" w:cs="Times New Roman"/>
+          <w:i/>
+          <w:iCs/>
+          <w:sz w:val="24"/>
+          <w:szCs w:val="24"/>
+        </w:rPr>
+        <w:t>2019</w:t>
+      </w:r>
+      <w:r>
+        <w:rPr>
+          <w:rFonts w:ascii="Times New Roman" w:hAnsi="Times New Roman" w:cs="Times New Roman"/>
+          <w:i/>
+          <w:iCs/>
+          <w:sz w:val="24"/>
+          <w:szCs w:val="24"/>
+        </w:rPr>
+        <w:t xml:space="preserve"> Aug</w:t>
+      </w:r>
+      <w:r>
+        <w:rPr>
+          <w:rFonts w:ascii="Times New Roman" w:hAnsi="Times New Roman" w:cs="Times New Roman"/>
+          <w:i/>
+          <w:iCs/>
+          <w:sz w:val="24"/>
+          <w:szCs w:val="24"/>
+        </w:rPr>
+        <w:t>-202</w:t>
+      </w:r>
+      <w:r>
+        <w:rPr>
+          <w:rFonts w:ascii="Times New Roman" w:hAnsi="Times New Roman" w:cs="Times New Roman"/>
+          <w:i/>
+          <w:iCs/>
+          <w:sz w:val="24"/>
+          <w:szCs w:val="24"/>
+        </w:rPr>
+        <w:t>1 May</w:t>
+      </w:r>
+    </w:p>
+    <w:p>
+      <w:pPr>
+        <w:numPr>
+          <w:ilvl w:val="0"/>
+          <w:numId w:val="22"/>
+        </w:numPr>
+        <w:tabs>
+          <w:tab w:val="right" w:pos="10800"/>
+        </w:tabs>
+        <w:spacing w:after="0"/>
+        <w:rPr>
+          <w:rFonts w:ascii="Times New Roman" w:hAnsi="Times New Roman" w:cs="Times New Roman"/>
+          <w:bCs/>
+          <w:sz w:val="24"/>
+          <w:szCs w:val="24"/>
+        </w:rPr>
+      </w:pPr>
+      <w:r>
+        <w:rPr>
+          <w:rFonts w:ascii="Times New Roman" w:hAnsi="Times New Roman" w:cs="Times New Roman"/>
+          <w:bCs/>
+          <w:sz w:val="24"/>
+          <w:szCs w:val="24"/>
+        </w:rPr>
+        <w:t>Designed and implemented surveys using Qualtrics and collected data from participants.</w:t>
+      </w:r>
+    </w:p>
+    <w:p>
+      <w:pPr>
+        <w:numPr>
+          <w:ilvl w:val="0"/>
+          <w:numId w:val="22"/>
+        </w:numPr>
+        <w:tabs>
+          <w:tab w:val="right" w:pos="10800"/>
+        </w:tabs>
+        <w:spacing w:after="0"/>
+        <w:rPr>
+          <w:rFonts w:ascii="Times New Roman" w:hAnsi="Times New Roman" w:cs="Times New Roman"/>
+          <w:bCs/>
+          <w:sz w:val="24"/>
+          <w:szCs w:val="24"/>
+        </w:rPr>
+      </w:pPr>
+      <w:r>
+        <w:rPr>
+          <w:rFonts w:ascii="Times New Roman" w:hAnsi="Times New Roman" w:cs="Times New Roman"/>
+          <w:bCs/>
+          <w:sz w:val="24"/>
+          <w:szCs w:val="24"/>
+        </w:rPr>
+        <w:t>Conducted and documented online interviews with research participants.</w:t>
+      </w:r>
+    </w:p>
+    <w:p>
+      <w:pPr>
+        <w:numPr>
+          <w:ilvl w:val="0"/>
+          <w:numId w:val="22"/>
+        </w:numPr>
+        <w:tabs>
+          <w:tab w:val="right" w:pos="10800"/>
+        </w:tabs>
+        <w:spacing w:after="0"/>
+        <w:rPr>
+          <w:rFonts w:ascii="Times New Roman" w:hAnsi="Times New Roman" w:cs="Times New Roman"/>
+          <w:bCs/>
+          <w:sz w:val="24"/>
+          <w:szCs w:val="24"/>
+        </w:rPr>
+      </w:pPr>
+      <w:r>
+        <w:rPr>
+          <w:rFonts w:ascii="Times New Roman" w:hAnsi="Times New Roman" w:cs="Times New Roman"/>
+          <w:bCs/>
+          <w:sz w:val="24"/>
+          <w:szCs w:val="24"/>
+        </w:rPr>
+        <w:t>Conducted qualitative and quantitative analysis on primary data using SPSS.</w:t>
+      </w:r>
+    </w:p>
+    <w:p>
+      <w:pPr>
+        <w:numPr>
+          <w:ilvl w:val="0"/>
+          <w:numId w:val="22"/>
+        </w:numPr>
+        <w:tabs>
+          <w:tab w:val="right" w:pos="10800"/>
+        </w:tabs>
+        <w:spacing w:after="0"/>
+        <w:rPr>
+          <w:rFonts w:ascii="Times New Roman" w:hAnsi="Times New Roman" w:cs="Times New Roman"/>
+          <w:bCs/>
+          <w:sz w:val="24"/>
+          <w:szCs w:val="24"/>
+        </w:rPr>
+      </w:pPr>
+      <w:r>
+        <w:rPr>
+          <w:rFonts w:ascii="Times New Roman" w:hAnsi="Times New Roman" w:cs="Times New Roman"/>
+          <w:bCs/>
+          <w:sz w:val="24"/>
+          <w:szCs w:val="24"/>
+        </w:rPr>
+        <w:t>Contributed to the preparation of progress reports and summaries of project findings.</w:t>
+      </w:r>
     </w:p>
     <w:p>
       <w:pPr>
@@ -7637,7 +7536,6 @@
           <w:szCs w:val="24"/>
         </w:rPr>
       </w:pPr>
-      <w:proofErr w:type="spellStart"/>
       <w:r>
         <w:rPr>
           <w:rFonts w:ascii="Times New Roman" w:eastAsia="Times New Roman" w:hAnsi="Times New Roman" w:cs="Times New Roman"/>
@@ -7645,37 +7543,7 @@
           <w:sz w:val="24"/>
           <w:szCs w:val="24"/>
         </w:rPr>
-        <w:t>Winsteps</w:t>
-      </w:r>
-      <w:proofErr w:type="spellEnd"/>
-      <w:r>
-        <w:rPr>
-          <w:rFonts w:ascii="Times New Roman" w:eastAsia="Times New Roman" w:hAnsi="Times New Roman" w:cs="Times New Roman"/>
-          <w:bCs/>
-          <w:sz w:val="24"/>
-          <w:szCs w:val="24"/>
-        </w:rPr>
-        <w:t xml:space="preserve">; Facets; R; </w:t>
-      </w:r>
-      <w:proofErr w:type="spellStart"/>
-      <w:r>
-        <w:rPr>
-          <w:rFonts w:ascii="Times New Roman" w:eastAsia="Times New Roman" w:hAnsi="Times New Roman" w:cs="Times New Roman"/>
-          <w:bCs/>
-          <w:sz w:val="24"/>
-          <w:szCs w:val="24"/>
-        </w:rPr>
-        <w:t>Mplus</w:t>
-      </w:r>
-      <w:proofErr w:type="spellEnd"/>
-      <w:r>
-        <w:rPr>
-          <w:rFonts w:ascii="Times New Roman" w:eastAsia="Times New Roman" w:hAnsi="Times New Roman" w:cs="Times New Roman"/>
-          <w:bCs/>
-          <w:sz w:val="24"/>
-          <w:szCs w:val="24"/>
-        </w:rPr>
-        <w:t xml:space="preserve">; SPSS; SAS; Microsoft office </w:t>
+        <w:t xml:space="preserve">Winsteps; Facets; R; Mplus; SPSS; SAS; Microsoft office </w:t>
       </w:r>
       <w:r>
         <w:rPr>
@@ -8142,7 +8010,7 @@
       </w:pPr>
     </w:p>
     <w:sectPr>
-      <w:headerReference w:type="default" r:id="rId20"/>
+      <w:headerReference w:type="default" r:id="rId21"/>
       <w:pgSz w:w="12240" w:h="15840"/>
       <w:pgMar w:top="1440" w:right="1440" w:bottom="1440" w:left="1440" w:header="720" w:footer="720" w:gutter="0"/>
       <w:cols w:space="720"/>
@@ -11641,6 +11509,7 @@
   <w:style w:type="character" w:default="1" w:styleId="DefaultParagraphFont">
     <w:name w:val="Default Paragraph Font"/>
     <w:uiPriority w:val="1"/>
+    <w:semiHidden/>
     <w:unhideWhenUsed/>
   </w:style>
   <w:style w:type="table" w:default="1" w:styleId="TableNormal">
